--- a/115校內語文競賽/四年丙班_各項目培訓資料庫/05_臺灣台語朗讀組/老師_指導指引與每日進度表(含評量標準).docx
+++ b/115校內語文競賽/四年丙班_各項目培訓資料庫/05_臺灣台語朗讀組/老師_指導指引與每日進度表(含評量標準).docx
@@ -31,7 +31,7 @@
           <w:color w:val="C2410C"/>
           <w:sz w:val="22"/>
         </w:rPr>
-        <w:t>【四年丙班・臺灣台語朗讀組】老師指導指引與拼音對照稿（10/5-10/30 完整 20 天在校＋4週末假日）</w:t>
+        <w:t>【四年丙班・臺灣台語朗讀組】老師指導指引與進度表（周世雄〈04 阿公變魔術〉）</w:t>
       </w:r>
     </w:p>
     <w:p>
@@ -63,7 +63,7 @@
           <w:color w:val="1E293B"/>
           <w:sz w:val="19"/>
         </w:rPr>
-        <w:t>時間與地點：</w:t>
+        <w:t>時間地點：</w:t>
       </w:r>
       <w:r>
         <w:rPr>
@@ -73,7 +73,33 @@
           <w:color w:val="334155"/>
           <w:sz w:val="19"/>
         </w:rPr>
-        <w:t>115 年 11 月 5 日（四）08:20 抽籤報到，08:30 正式開始（二年乙班教室）。</w:t>
+        <w:t>115 年 11 月 12 日（四）08:10-09:20，活動中心校史室。</w:t>
+      </w:r>
+    </w:p>
+    <w:p>
+      <w:pPr>
+        <w:pStyle w:val="ListBullet"/>
+        <w:spacing w:before="40" w:after="40"/>
+      </w:pPr>
+      <w:r>
+        <w:rPr>
+          <w:rFonts w:ascii="微軟正黑體" w:hAnsi="微軟正黑體" w:eastAsia="微軟正黑體"/>
+          <w:b/>
+          <w:i w:val="0"/>
+          <w:color w:val="1E293B"/>
+          <w:sz w:val="19"/>
+        </w:rPr>
+        <w:t>競賽時限：</w:t>
+      </w:r>
+      <w:r>
+        <w:rPr>
+          <w:rFonts w:ascii="微軟正黑體" w:hAnsi="微軟正黑體" w:eastAsia="微軟正黑體"/>
+          <w:b w:val="0"/>
+          <w:i w:val="0"/>
+          <w:color w:val="334155"/>
+          <w:sz w:val="19"/>
+        </w:rPr>
+        <w:t>每人限時 2 分鐘（時間一到聞鈴聲一響立即下台，不得繼續朗讀）。</w:t>
       </w:r>
     </w:p>
     <w:p>
@@ -99,7 +125,7 @@
           <w:color w:val="334155"/>
           <w:sz w:val="19"/>
         </w:rPr>
-        <w:t>周世雄〈04 阿公變魔術〉（四年級指定篇目，約 380 字，排除五年級文章）。</w:t>
+        <w:t>周世雄〈04 阿公變魔術〉（官方附件三四年級唯一指定篇目，全文約 380 字）。</w:t>
       </w:r>
     </w:p>
     <w:p>
@@ -115,7 +141,7 @@
           <w:color w:val="1E293B"/>
           <w:sz w:val="19"/>
         </w:rPr>
-        <w:t>評判規準：</w:t>
+        <w:t>評判標準：</w:t>
       </w:r>
       <w:r>
         <w:rPr>
@@ -125,7 +151,33 @@
           <w:color w:val="334155"/>
           <w:sz w:val="19"/>
         </w:rPr>
-        <w:t>語音 50%、氣勢 40%、儀態 10%。限時 4 分鐘（3分鐘一響鈴，4分鐘二響鈴下台）。</w:t>
+        <w:t>語音 45%、氣勢 45%、儀態 10%。配速目標 1分40秒 至 1分50秒 完篇。</w:t>
+      </w:r>
+    </w:p>
+    <w:p>
+      <w:pPr>
+        <w:pStyle w:val="ListBullet"/>
+        <w:spacing w:before="40" w:after="40"/>
+      </w:pPr>
+      <w:r>
+        <w:rPr>
+          <w:rFonts w:ascii="微軟正黑體" w:hAnsi="微軟正黑體" w:eastAsia="微軟正黑體"/>
+          <w:b/>
+          <w:i w:val="0"/>
+          <w:color w:val="1E293B"/>
+          <w:sz w:val="19"/>
+        </w:rPr>
+        <w:t>官方音檔：</w:t>
+      </w:r>
+      <w:r>
+        <w:rPr>
+          <w:rFonts w:ascii="微軟正黑體" w:hAnsi="微軟正黑體" w:eastAsia="微軟正黑體"/>
+          <w:b w:val="0"/>
+          <w:i w:val="0"/>
+          <w:color w:val="334155"/>
+          <w:sz w:val="19"/>
+        </w:rPr>
+        <w:t>2.校內語文競賽-臺灣台語朗讀文章與音檔/04_阿公變魔術.mp3（請配合進行影子跟讀）。</w:t>
       </w:r>
     </w:p>
     <w:p>
@@ -151,7 +203,7 @@
           <w:color w:val="334155"/>
           <w:sz w:val="19"/>
         </w:rPr>
-        <w:t>週末假日停課全面轉為居家自主自學與朗讀增量（全篇 10~12 遍計時 ＋ 家庭聽讀會），週一晨間由導師抽測。</w:t>
+        <w:t>遇到週末假日改為居家自學與朗讀增量（10~12遍計時精讀），週一晨間抽測檢驗。</w:t>
       </w:r>
     </w:p>
     <w:p>
@@ -167,7 +219,7 @@
           <w:color w:val="0F2C59"/>
           <w:sz w:val="26"/>
         </w:rPr>
-        <w:t>貳、全篇漢字與臺羅拼音對照稿（老師示範專用）</w:t>
+        <w:t>貳、全篇臺羅拼音對照與變調詳解稿（周世雄〈04 阿公變魔術〉）</w:t>
       </w:r>
     </w:p>
     <w:p>
@@ -176,10 +228,10 @@
           <w:rFonts w:ascii="微軟正黑體" w:hAnsi="微軟正黑體" w:eastAsia="微軟正黑體"/>
           <w:b w:val="0"/>
           <w:i w:val="0"/>
-          <w:color w:val="1E293B"/>
-          <w:sz w:val="18"/>
+          <w:color w:val="B45309"/>
+          <w:sz w:val="19"/>
         </w:rPr>
-        <w:t>【篇名】阿公變魔術（A-kong piàn môo-su̍t）　作著：周世雄（Tsiu Sè-hiông）</w:t>
+        <w:t>【篇名作者】</w:t>
       </w:r>
     </w:p>
     <w:p>
@@ -188,12 +240,10 @@
           <w:rFonts w:ascii="微軟正黑體" w:hAnsi="微軟正黑體" w:eastAsia="微軟正黑體"/>
           <w:b w:val="0"/>
           <w:i w:val="0"/>
-          <w:color w:val="1E293B"/>
-          <w:sz w:val="18"/>
+          <w:color w:val="0F172A"/>
+          <w:sz w:val="19"/>
         </w:rPr>
-        <w:t>【第一段】</w:t>
-        <w:br/>
-        <w:t>逐家攏知影（Ta̍k-ke lóng tsai-iánn），阮阿公真愛佮阮散步、開講（guán a-kong tsin ài kah guán sàn-pōo, khai-káng），毋過伊上厲害的本領（m̄-koh i siōng lī-hāi ê pún-líng），是會曉變魔術（sī ē-hiáu piàn môo-su̍t）。</w:t>
+        <w:t>04 阿公變魔術（A-kong piàn môo-su̍t）</w:t>
       </w:r>
     </w:p>
     <w:p>
@@ -202,12 +252,10 @@
           <w:rFonts w:ascii="微軟正黑體" w:hAnsi="微軟正黑體" w:eastAsia="微軟正黑體"/>
           <w:b w:val="0"/>
           <w:i w:val="0"/>
-          <w:color w:val="1E293B"/>
-          <w:sz w:val="18"/>
+          <w:color w:val="0F172A"/>
+          <w:sz w:val="19"/>
         </w:rPr>
-        <w:t>【第二段】</w:t>
-        <w:br/>
-        <w:t>逐擺去公園（Ta̍k-pái khì kong-hn̂g），阿公若看著有真濟囡仔圍咧耍（a-kong nā khuànn-tio̍h ū tsin tsē gín-á uî--leh sńg），伊就會對袋仔內摸出一粒細粒的白石仔（i tiō ē tuì tē-á-lāi bong-tshut tsi̍t-lia̍p sè-lia̍p ê pe̍h-tsio̍h-á）。阿公雙手合起來（a-kong siang-tshiú ha̍p--khí-lâi），喙內唸念念（tshuì-lāi liām-liām-liām），隨共手擘開（suî kā tshiú peh--khui）——哇！白石仔毋見去矣（peh-tsio̍h-á m̄-kìnn--khì ah）！變做一蕊紅紅的野花（piàn-tsò tsi̍t-luí âng-âng ê iá-hue）！邊仔看的人攏拍手叫好（pinn-á khuànn ê lâng lóng phah-tshiú kiò-hó），連路過的阿伯、阿姆嘛恬恬停落來（liân lōo-kuè ê a-peh, a-ḿ mā tiām-tiām thîng--lo̍h-lâi），看阿公表演（khuànn a-kong piáu-ián）。</w:t>
+        <w:t>周世雄（Tsiu Sè-hiông）</w:t>
       </w:r>
     </w:p>
     <w:p>
@@ -216,12 +264,10 @@
           <w:rFonts w:ascii="微軟正黑體" w:hAnsi="微軟正黑體" w:eastAsia="微軟正黑體"/>
           <w:b w:val="0"/>
           <w:i w:val="0"/>
-          <w:color w:val="1E293B"/>
-          <w:sz w:val="18"/>
+          <w:color w:val="B45309"/>
+          <w:sz w:val="19"/>
         </w:rPr>
-        <w:t>【第三段】</w:t>
-        <w:br/>
-        <w:t>閣有一擺（Koh ū tsi̍t-pái），阮在客廳看電視（guán tsāi kheh-thiann khuànn tiān-sī），阿公笑咪咪行入來（a-kong tshiò-bi-bi kiânn--ji̍p-lâi），提一條烏色的手巾仔（the̍h tsi̍t-tiâu oo-sik ê tshiú-kin-á），在我的眼前幌一下幌一下（tsāi guá ê gán-tsîng hàinn--tsi̍t-ē hàinn--tsi̍t-ē）。伊共手巾仔蓋在茶几仔頂的空茶甌（i kā tshiú-kin-á khàm tsāi tê-kí-á-tíng ê khang tê-au），手掌在空中繞三圈（tshiú-tsiáng tsāi khong-tiong liō sann-khuan），嘴吹一口氣（tshuì tshue tsi̍t-kháu-khuì），大聲喝一聲（tuā-siann huah tsi̍t-siann）：「開（khui）！」哇！空茶甌裡竟然滿滿攏是七彩的軟糖（khang tê-au--lí kíng-jiân muá-muá lóng sī tshit-tshái ê nńg-thn̂g）！阿公共軟糖分予我佮小妹食（a-kong kā nńg-thn̂g pun hōo guá kah sió-muē tsia̍h），阮逐家歡喜甲喙攏合毋埋（guán ta̍k-ke huann-hí kah tshuì lóng ha̍p-m̄-bâi）。</w:t>
+        <w:t>【第一段：幼年與阿公同住・早晨的豬仔聲】</w:t>
       </w:r>
     </w:p>
     <w:p>
@@ -230,12 +276,598 @@
           <w:rFonts w:ascii="微軟正黑體" w:hAnsi="微軟正黑體" w:eastAsia="微軟正黑體"/>
           <w:b w:val="0"/>
           <w:i w:val="0"/>
-          <w:color w:val="1E293B"/>
-          <w:sz w:val="18"/>
+          <w:color w:val="0F172A"/>
+          <w:sz w:val="19"/>
         </w:rPr>
-        <w:t>【第四段】</w:t>
-        <w:br/>
-        <w:t>其實（Kî-si̍t），阮知影阿公變魔術（guán tsai-iánn a-kong piàn môo-su̍t），毋是真真正正的神仙法術（m̄-sī tsin-tsin-tsiànn-tsiànn ê sîn-sian huat-su̍t），伊只是想欲看著逐家歡喜的笑容（i tsí-sī siūnn-beh khuànn-tio̍h ta̍k-ke huann-hí ê tshiò-iông）。阿公的手心（a-kong ê tshiú-sim），溫暖又閣闊（un-luán iū-koh khuah），伊變出來的魔術（i piàn--tshut-lâi ê môo-su̍t），是滿滿的愛佮快樂（sī muá-muá ê ài kah khuài-lo̍k）。</w:t>
+        <w:t>佇我細漢猶未讀小學的時（Tī guá sè-hàn iáu-buē tha̍k sió-o̍h ê sî），</w:t>
+      </w:r>
+    </w:p>
+    <w:p>
+      <w:r>
+        <w:rPr>
+          <w:rFonts w:ascii="微軟正黑體" w:hAnsi="微軟正黑體" w:eastAsia="微軟正黑體"/>
+          <w:b w:val="0"/>
+          <w:i w:val="0"/>
+          <w:color w:val="0F172A"/>
+          <w:sz w:val="19"/>
+        </w:rPr>
+        <w:t>有一段時間搬轉去佮阿公蹛做伙（ū tsi̍t-tuānn sî-kan puann tńg-khì kah a-kong tuà tsò-hué）。</w:t>
+      </w:r>
+    </w:p>
+    <w:p>
+      <w:r>
+        <w:rPr>
+          <w:rFonts w:ascii="微軟正黑體" w:hAnsi="微軟正黑體" w:eastAsia="微軟正黑體"/>
+          <w:b w:val="0"/>
+          <w:i w:val="0"/>
+          <w:color w:val="0F172A"/>
+          <w:sz w:val="19"/>
+        </w:rPr>
+        <w:t>阿公逐工透早著愛飼豬（A-kong ta̍k-kang thàu-tsá tio̍h-ài tshī-ti），</w:t>
+      </w:r>
+    </w:p>
+    <w:p>
+      <w:r>
+        <w:rPr>
+          <w:rFonts w:ascii="微軟正黑體" w:hAnsi="微軟正黑體" w:eastAsia="微軟正黑體"/>
+          <w:b w:val="0"/>
+          <w:i w:val="0"/>
+          <w:color w:val="0F172A"/>
+          <w:sz w:val="19"/>
+        </w:rPr>
+        <w:t>所以我耳空邊若聽著一陣一陣豬仔鼾鼾叫的聲（sóo-í guá hīnn-khang-pinn nā thiann-tio̍h tsi̍t-tsūn-tsi̍t-tsūn ti-á huan-huan-kiò ê siann），</w:t>
+      </w:r>
+    </w:p>
+    <w:p>
+      <w:r>
+        <w:rPr>
+          <w:rFonts w:ascii="微軟正黑體" w:hAnsi="微軟正黑體" w:eastAsia="微軟正黑體"/>
+          <w:b w:val="0"/>
+          <w:i w:val="0"/>
+          <w:color w:val="0F172A"/>
+          <w:sz w:val="19"/>
+        </w:rPr>
+        <w:t>彼就是準時叫我起床的亂鐘仔聲（he tiō-sī tsún-sî kiò guá khí-tshn̂g ê luān-tsing-á-siann）。</w:t>
+      </w:r>
+    </w:p>
+    <w:p>
+      <w:r>
+        <w:rPr>
+          <w:rFonts w:ascii="微軟正黑體" w:hAnsi="微軟正黑體" w:eastAsia="微軟正黑體"/>
+          <w:b w:val="0"/>
+          <w:i w:val="0"/>
+          <w:color w:val="B45309"/>
+          <w:sz w:val="19"/>
+        </w:rPr>
+        <w:t>【第二段：豬牢邊的神奇果園・天然遊樂園】</w:t>
+      </w:r>
+    </w:p>
+    <w:p>
+      <w:r>
+        <w:rPr>
+          <w:rFonts w:ascii="微軟正黑體" w:hAnsi="微軟正黑體" w:eastAsia="微軟正黑體"/>
+          <w:b w:val="0"/>
+          <w:i w:val="0"/>
+          <w:color w:val="0F172A"/>
+          <w:sz w:val="19"/>
+        </w:rPr>
+        <w:t>猶會記得佇阿公的豬牢邊（Iáu ē-kì-tit tī a-kong ê ti-tiâu-pinn），</w:t>
+      </w:r>
+    </w:p>
+    <w:p>
+      <w:r>
+        <w:rPr>
+          <w:rFonts w:ascii="微軟正黑體" w:hAnsi="微軟正黑體" w:eastAsia="微軟正黑體"/>
+          <w:b w:val="0"/>
+          <w:i w:val="0"/>
+          <w:color w:val="0F172A"/>
+          <w:sz w:val="19"/>
+        </w:rPr>
+        <w:t>有一片園仔（ū tsi̍t-phìnn huînn-á），花草佮果子種甲滿滿是（hue-tsháu kah kué-tsí tsìng kah muá-muá-sī）。</w:t>
+      </w:r>
+    </w:p>
+    <w:p>
+      <w:r>
+        <w:rPr>
+          <w:rFonts w:ascii="微軟正黑體" w:hAnsi="微軟正黑體" w:eastAsia="微軟正黑體"/>
+          <w:b w:val="0"/>
+          <w:i w:val="0"/>
+          <w:color w:val="0F172A"/>
+          <w:sz w:val="19"/>
+        </w:rPr>
+        <w:t>彼時感覺阿公若親像魔術師仝款（Hit-sî kám-kak a-kong ná-tshin-tshiūnn môo-su̍t-su kāng-khuán），</w:t>
+      </w:r>
+    </w:p>
+    <w:p>
+      <w:r>
+        <w:rPr>
+          <w:rFonts w:ascii="微軟正黑體" w:hAnsi="微軟正黑體" w:eastAsia="微軟正黑體"/>
+          <w:b w:val="0"/>
+          <w:i w:val="0"/>
+          <w:color w:val="0F172A"/>
+          <w:sz w:val="19"/>
+        </w:rPr>
+        <w:t>毋管啥物樹欉佇伊的手內（m̄-kuán siánn-mih tshiū-tsâng tī i ê tshiú-lāi），</w:t>
+      </w:r>
+    </w:p>
+    <w:p>
+      <w:r>
+        <w:rPr>
+          <w:rFonts w:ascii="微軟正黑體" w:hAnsi="微軟正黑體" w:eastAsia="微軟正黑體"/>
+          <w:b w:val="0"/>
+          <w:i w:val="0"/>
+          <w:color w:val="0F172A"/>
+          <w:sz w:val="19"/>
+        </w:rPr>
+        <w:t>攏會開真媠的花蕊、生誠芳甜的果子（lóng ē khui tsin suí ê hue-luí, senn tsiânn phang-tinn ê kué-tsí）。</w:t>
+      </w:r>
+    </w:p>
+    <w:p>
+      <w:r>
+        <w:rPr>
+          <w:rFonts w:ascii="微軟正黑體" w:hAnsi="微軟正黑體" w:eastAsia="微軟正黑體"/>
+          <w:b w:val="0"/>
+          <w:i w:val="0"/>
+          <w:color w:val="0F172A"/>
+          <w:sz w:val="19"/>
+        </w:rPr>
+        <w:t>我見擺若綴阿公入去巡園仔的時（Guá kiàn-pái nā tuè a-kong ji̍p-khì sûn huînn-á ê sî），</w:t>
+      </w:r>
+    </w:p>
+    <w:p>
+      <w:r>
+        <w:rPr>
+          <w:rFonts w:ascii="微軟正黑體" w:hAnsi="微軟正黑體" w:eastAsia="微軟正黑體"/>
+          <w:b w:val="0"/>
+          <w:i w:val="0"/>
+          <w:color w:val="0F172A"/>
+          <w:sz w:val="19"/>
+        </w:rPr>
+        <w:t>足愛刁故意目睭瞌瞌（tsiok ài tiau-kòo-ì ba̍k-tsiu kheh-kheh），</w:t>
+      </w:r>
+    </w:p>
+    <w:p>
+      <w:r>
+        <w:rPr>
+          <w:rFonts w:ascii="微軟正黑體" w:hAnsi="微軟正黑體" w:eastAsia="微軟正黑體"/>
+          <w:b w:val="0"/>
+          <w:i w:val="0"/>
+          <w:color w:val="0F172A"/>
+          <w:sz w:val="19"/>
+        </w:rPr>
+        <w:t>那行那用鼻空去臆我這馬徛佇佗一欉樹仔跤（ná kiânn ná iōng phīnn-khang khì ioh guá tsit-má khiā tī tó tsi̍t-tsâng tshiū-á-kha），</w:t>
+      </w:r>
+    </w:p>
+    <w:p>
+      <w:r>
+        <w:rPr>
+          <w:rFonts w:ascii="微軟正黑體" w:hAnsi="微軟正黑體" w:eastAsia="微軟正黑體"/>
+          <w:b w:val="0"/>
+          <w:i w:val="0"/>
+          <w:color w:val="0F172A"/>
+          <w:sz w:val="19"/>
+        </w:rPr>
+        <w:t>因為滿園的芳味早就深深印佇我的頭殼內（in-uī muá-huînn ê phang-bī tsá tiō tshim-tshim ìn tī guá ê thâu-khak-lāi）。</w:t>
+      </w:r>
+    </w:p>
+    <w:p>
+      <w:r>
+        <w:rPr>
+          <w:rFonts w:ascii="微軟正黑體" w:hAnsi="微軟正黑體" w:eastAsia="微軟正黑體"/>
+          <w:b w:val="0"/>
+          <w:i w:val="0"/>
+          <w:color w:val="0F172A"/>
+          <w:sz w:val="19"/>
+        </w:rPr>
+        <w:t>若是拄著假日（Nā-sī tú-tio̍h kà-ji̍t），</w:t>
+      </w:r>
+    </w:p>
+    <w:p>
+      <w:r>
+        <w:rPr>
+          <w:rFonts w:ascii="微軟正黑體" w:hAnsi="微軟正黑體" w:eastAsia="微軟正黑體"/>
+          <w:b w:val="0"/>
+          <w:i w:val="0"/>
+          <w:color w:val="0F172A"/>
+          <w:sz w:val="19"/>
+        </w:rPr>
+        <w:t>規片園仔就變做阮這陣乖孫天然的遊樂園兼果子店（kui-phìnn huînn-á tiō piàn-tsò guán tsit-tīn kuai-sun thian-jiân ê iû-lo̍k-hn̂g kiam kué-tsí-tiàm）。</w:t>
+      </w:r>
+    </w:p>
+    <w:p>
+      <w:r>
+        <w:rPr>
+          <w:rFonts w:ascii="微軟正黑體" w:hAnsi="微軟正黑體" w:eastAsia="微軟正黑體"/>
+          <w:b w:val="0"/>
+          <w:i w:val="0"/>
+          <w:color w:val="0F172A"/>
+          <w:sz w:val="19"/>
+        </w:rPr>
+        <w:t>耍到佗位，挽到佗位（Sńg kàu tó-uī, bán kàu tó-uī），</w:t>
+      </w:r>
+    </w:p>
+    <w:p>
+      <w:r>
+        <w:rPr>
+          <w:rFonts w:ascii="微軟正黑體" w:hAnsi="微軟正黑體" w:eastAsia="微軟正黑體"/>
+          <w:b w:val="0"/>
+          <w:i w:val="0"/>
+          <w:color w:val="0F172A"/>
+          <w:sz w:val="19"/>
+        </w:rPr>
+        <w:t>挽甲雙手捧袂離（bán kah siang-tshiú phâng bē-lī），</w:t>
+      </w:r>
+    </w:p>
+    <w:p>
+      <w:r>
+        <w:rPr>
+          <w:rFonts w:ascii="微軟正黑體" w:hAnsi="微軟正黑體" w:eastAsia="微軟正黑體"/>
+          <w:b w:val="0"/>
+          <w:i w:val="0"/>
+          <w:color w:val="0F172A"/>
+          <w:sz w:val="19"/>
+        </w:rPr>
+        <w:t>閣食甲喙瀾㴙㴙滴（koh tsia̍h kah tshuì-nuā tsa̍p-tsa̍p-tih）。</w:t>
+      </w:r>
+    </w:p>
+    <w:p>
+      <w:r>
+        <w:rPr>
+          <w:rFonts w:ascii="微軟正黑體" w:hAnsi="微軟正黑體" w:eastAsia="微軟正黑體"/>
+          <w:b w:val="0"/>
+          <w:i w:val="0"/>
+          <w:color w:val="B45309"/>
+          <w:sz w:val="19"/>
+        </w:rPr>
+        <w:t>【第三段：米甕隱釋迦・阿公解說「啞口」趣味】</w:t>
+      </w:r>
+    </w:p>
+    <w:p>
+      <w:r>
+        <w:rPr>
+          <w:rFonts w:ascii="微軟正黑體" w:hAnsi="微軟正黑體" w:eastAsia="微軟正黑體"/>
+          <w:b w:val="0"/>
+          <w:i w:val="0"/>
+          <w:color w:val="0F172A"/>
+          <w:sz w:val="19"/>
+        </w:rPr>
+        <w:t>我印象上深的一擺（Guá ìn-siōng siōng tshim ê tsi̍t-pái），</w:t>
+      </w:r>
+    </w:p>
+    <w:p>
+      <w:r>
+        <w:rPr>
+          <w:rFonts w:ascii="微軟正黑體" w:hAnsi="微軟正黑體" w:eastAsia="微軟正黑體"/>
+          <w:b w:val="0"/>
+          <w:i w:val="0"/>
+          <w:color w:val="0F172A"/>
+          <w:sz w:val="19"/>
+        </w:rPr>
+        <w:t>就是看阿公共米甕掀開（tiō-sī khuànn a-kong kā bí-àng hian-khui），</w:t>
+      </w:r>
+    </w:p>
+    <w:p>
+      <w:r>
+        <w:rPr>
+          <w:rFonts w:ascii="微軟正黑體" w:hAnsi="微軟正黑體" w:eastAsia="微軟正黑體"/>
+          <w:b w:val="0"/>
+          <w:i w:val="0"/>
+          <w:color w:val="0F172A"/>
+          <w:sz w:val="19"/>
+        </w:rPr>
+        <w:t>沓沓仔對內底挈一粒釋迦出來欲予我食（ta̍uh-ta̍uh-á tuì lāi-té khe̍h tsi̍t-lia̍p sik-khia tshut-lâi beh hōo guá tsia̍h）。</w:t>
+      </w:r>
+    </w:p>
+    <w:p>
+      <w:r>
+        <w:rPr>
+          <w:rFonts w:ascii="微軟正黑體" w:hAnsi="微軟正黑體" w:eastAsia="微軟正黑體"/>
+          <w:b w:val="0"/>
+          <w:i w:val="0"/>
+          <w:color w:val="0F172A"/>
+          <w:sz w:val="19"/>
+        </w:rPr>
+        <w:t>彼時我看甲目睭攏無𥍉（Hit-sî guá khuànn kah ba̍k-tsiu lóng bô nih），</w:t>
+      </w:r>
+    </w:p>
+    <w:p>
+      <w:r>
+        <w:rPr>
+          <w:rFonts w:ascii="微軟正黑體" w:hAnsi="微軟正黑體" w:eastAsia="微軟正黑體"/>
+          <w:b w:val="0"/>
+          <w:i w:val="0"/>
+          <w:color w:val="0F172A"/>
+          <w:sz w:val="19"/>
+        </w:rPr>
+        <w:t>想講阿公底當時遐𠢕變魔術（siūnn-kóng a-kong tī-tang-sî hiah gâu piàn môo-su̍t）？</w:t>
+      </w:r>
+    </w:p>
+    <w:p>
+      <w:r>
+        <w:rPr>
+          <w:rFonts w:ascii="微軟正黑體" w:hAnsi="微軟正黑體" w:eastAsia="微軟正黑體"/>
+          <w:b w:val="0"/>
+          <w:i w:val="0"/>
+          <w:color w:val="0F172A"/>
+          <w:sz w:val="19"/>
+        </w:rPr>
+        <w:t>當當我行倚去看的時（Tng-tng guá kiânn uá-khì khuànn ê sî），</w:t>
+      </w:r>
+    </w:p>
+    <w:p>
+      <w:r>
+        <w:rPr>
+          <w:rFonts w:ascii="微軟正黑體" w:hAnsi="微軟正黑體" w:eastAsia="微軟正黑體"/>
+          <w:b w:val="0"/>
+          <w:i w:val="0"/>
+          <w:color w:val="0F172A"/>
+          <w:sz w:val="19"/>
+        </w:rPr>
+        <w:t>才發覺甕仔內有幾若粒釋迦予白米崁牢咧（tsiah huat-kak àng-á-lāi ū kuí-nā lia̍p sik-khia hōo pe̍h-bí khàm-tiâu--leh），</w:t>
+      </w:r>
+    </w:p>
+    <w:p>
+      <w:r>
+        <w:rPr>
+          <w:rFonts w:ascii="微軟正黑體" w:hAnsi="微軟正黑體" w:eastAsia="微軟正黑體"/>
+          <w:b w:val="0"/>
+          <w:i w:val="0"/>
+          <w:color w:val="0F172A"/>
+          <w:sz w:val="19"/>
+        </w:rPr>
+        <w:t>而且規个甕仔攏充滿釋迦的芳味（jî-tshiánn kui-ê àng-á lóng tshiong-buán sik-khia ê phang-bī）。</w:t>
+      </w:r>
+    </w:p>
+    <w:p>
+      <w:r>
+        <w:rPr>
+          <w:rFonts w:ascii="微軟正黑體" w:hAnsi="微軟正黑體" w:eastAsia="微軟正黑體"/>
+          <w:b w:val="0"/>
+          <w:i w:val="0"/>
+          <w:color w:val="0F172A"/>
+          <w:sz w:val="19"/>
+        </w:rPr>
+        <w:t>阿公共我講（A-kong kā guá kóng）：「猶未sik的釋迦著愛隱佇米甕內（Iáu-buē sik ê sik-khia tio̍h-ài ún tī bí-àng-lāi），按呢才袂啞口啦（án-ne tsiah bē é-káu--lah）！」</w:t>
+      </w:r>
+    </w:p>
+    <w:p>
+      <w:r>
+        <w:rPr>
+          <w:rFonts w:ascii="微軟正黑體" w:hAnsi="微軟正黑體" w:eastAsia="微軟正黑體"/>
+          <w:b w:val="0"/>
+          <w:i w:val="0"/>
+          <w:color w:val="0F172A"/>
+          <w:sz w:val="19"/>
+        </w:rPr>
+        <w:t>我聽了隨應講（Guá thiann liáu suî ìn kóng）：「釋迦生本就袂曉講話（Sik-khia senn-pún tiō bē-hiáu kóng-uē），啞口是正常的啦（é-káu sī tsìng-siông ê--lah）！」</w:t>
+      </w:r>
+    </w:p>
+    <w:p>
+      <w:r>
+        <w:rPr>
+          <w:rFonts w:ascii="微軟正黑體" w:hAnsi="微軟正黑體" w:eastAsia="微軟正黑體"/>
+          <w:b w:val="0"/>
+          <w:i w:val="0"/>
+          <w:color w:val="0F172A"/>
+          <w:sz w:val="19"/>
+        </w:rPr>
+        <w:t>後來阿公才笑咍咍共我解說（Āu--lâi a-kong tsiah tshiò-hai-hai kā guá kái-seh）：「啞口佇遮的意思是咧講果子隱無sik（É-káu tī tsia ê ì-sù sī teh kóng kué-tsí ún bô sik），袂食得啦（bē-tsia̍h-tit--lah）！」</w:t>
+      </w:r>
+    </w:p>
+    <w:p>
+      <w:r>
+        <w:rPr>
+          <w:rFonts w:ascii="微軟正黑體" w:hAnsi="微軟正黑體" w:eastAsia="微軟正黑體"/>
+          <w:b w:val="0"/>
+          <w:i w:val="0"/>
+          <w:color w:val="B45309"/>
+          <w:sz w:val="19"/>
+        </w:rPr>
+        <w:t>【第四段：暗時馬西馬西變魔術・聖誕老阿伯的銀角仔】</w:t>
+      </w:r>
+    </w:p>
+    <w:p>
+      <w:r>
+        <w:rPr>
+          <w:rFonts w:ascii="微軟正黑體" w:hAnsi="微軟正黑體" w:eastAsia="微軟正黑體"/>
+          <w:b w:val="0"/>
+          <w:i w:val="0"/>
+          <w:color w:val="0F172A"/>
+          <w:sz w:val="19"/>
+        </w:rPr>
+        <w:t>若到暗時（Nā kàu àm-sî），</w:t>
+      </w:r>
+    </w:p>
+    <w:p>
+      <w:r>
+        <w:rPr>
+          <w:rFonts w:ascii="微軟正黑體" w:hAnsi="微軟正黑體" w:eastAsia="微軟正黑體"/>
+          <w:b w:val="0"/>
+          <w:i w:val="0"/>
+          <w:color w:val="0F172A"/>
+          <w:sz w:val="19"/>
+        </w:rPr>
+        <w:t>阿公見擺啉酒啉甲馬西馬西的時（a-kong kiàn-pái lim-tsiú lim kah má-se-má-se ê sî），</w:t>
+      </w:r>
+    </w:p>
+    <w:p>
+      <w:r>
+        <w:rPr>
+          <w:rFonts w:ascii="微軟正黑體" w:hAnsi="微軟正黑體" w:eastAsia="微軟正黑體"/>
+          <w:b w:val="0"/>
+          <w:i w:val="0"/>
+          <w:color w:val="0F172A"/>
+          <w:sz w:val="19"/>
+        </w:rPr>
+        <w:t>伊就足愛變魔術予阮這陣乖孫的看（i tiō tsiok ài piàn môo-su̍t hōo guán tsit-tīn kuai-sun--ê khuànn）。</w:t>
+      </w:r>
+    </w:p>
+    <w:p>
+      <w:r>
+        <w:rPr>
+          <w:rFonts w:ascii="微軟正黑體" w:hAnsi="微軟正黑體" w:eastAsia="微軟正黑體"/>
+          <w:b w:val="0"/>
+          <w:i w:val="0"/>
+          <w:color w:val="0F172A"/>
+          <w:sz w:val="19"/>
+        </w:rPr>
+        <w:t>尤其阮上愛看的魔術是阿公會共手面倚佇耳空邊（Iû-kî guán siōng ài khuànn ê môo-su̍t sī a-kong ē kā tshiú-bīn uá tī hīnn-khang-pinn），</w:t>
+      </w:r>
+    </w:p>
+    <w:p>
+      <w:r>
+        <w:rPr>
+          <w:rFonts w:ascii="微軟正黑體" w:hAnsi="微軟正黑體" w:eastAsia="微軟正黑體"/>
+          <w:b w:val="0"/>
+          <w:i w:val="0"/>
+          <w:color w:val="0F172A"/>
+          <w:sz w:val="19"/>
+        </w:rPr>
+        <w:t>目睭放瞌瞌（ba̍k-tsiu pàng kheh-kheh），</w:t>
+      </w:r>
+    </w:p>
+    <w:p>
+      <w:r>
+        <w:rPr>
+          <w:rFonts w:ascii="微軟正黑體" w:hAnsi="微軟正黑體" w:eastAsia="微軟正黑體"/>
+          <w:b w:val="0"/>
+          <w:i w:val="0"/>
+          <w:color w:val="0F172A"/>
+          <w:sz w:val="19"/>
+        </w:rPr>
+        <w:t>喙裡唸阮毋捌聽過的咒語（tshuì-lí liām guán m̄-bat thiann--kuè ê tsiù-gí）。</w:t>
+      </w:r>
+    </w:p>
+    <w:p>
+      <w:r>
+        <w:rPr>
+          <w:rFonts w:ascii="微軟正黑體" w:hAnsi="微軟正黑體" w:eastAsia="微軟正黑體"/>
+          <w:b w:val="0"/>
+          <w:i w:val="0"/>
+          <w:color w:val="0F172A"/>
+          <w:sz w:val="19"/>
+        </w:rPr>
+        <w:t>最後共阮這陣目睭展甲大大蕊的乖孫講（Tsuè-āu kā guán tsit-tīn ba̍k-tsiu tián kah tuā-tuā-luí ê kuai-sun kóng），</w:t>
+      </w:r>
+    </w:p>
+    <w:p>
+      <w:r>
+        <w:rPr>
+          <w:rFonts w:ascii="微軟正黑體" w:hAnsi="微軟正黑體" w:eastAsia="微軟正黑體"/>
+          <w:b w:val="0"/>
+          <w:i w:val="0"/>
+          <w:color w:val="0F172A"/>
+          <w:sz w:val="19"/>
+        </w:rPr>
+        <w:t>拄才伊有請聖誕老阿伯揹一寡仔銀角仔來送予伊的乖孫（tú-tsiah i ū tshíng Sèng-tàn Lāu-a-peh phāinn tsi̍t-kuá-á gîn-kak-á lâi sàng hōo i ê kuai-sun）。</w:t>
+      </w:r>
+    </w:p>
+    <w:p>
+      <w:r>
+        <w:rPr>
+          <w:rFonts w:ascii="微軟正黑體" w:hAnsi="微軟正黑體" w:eastAsia="微軟正黑體"/>
+          <w:b w:val="0"/>
+          <w:i w:val="0"/>
+          <w:color w:val="0F172A"/>
+          <w:sz w:val="19"/>
+        </w:rPr>
+        <w:t>錢伊已經偷偷仔囥佇窗仔溝（Tsînn i í-king thau-thau-á khǹg tī thang-á-kau），叫阮緊去挈（kiò guán kín khì khe̍h）。</w:t>
+      </w:r>
+    </w:p>
+    <w:p>
+      <w:r>
+        <w:rPr>
+          <w:rFonts w:ascii="微軟正黑體" w:hAnsi="微軟正黑體" w:eastAsia="微軟正黑體"/>
+          <w:b w:val="0"/>
+          <w:i w:val="0"/>
+          <w:color w:val="0F172A"/>
+          <w:sz w:val="19"/>
+        </w:rPr>
+        <w:t>阮聽了（Guán thiann liáu），就欲信若毋信傱去窗仔邊（tiō beh sìn ná m̄ sìn tsông khì thang-á-pinn），</w:t>
+      </w:r>
+    </w:p>
+    <w:p>
+      <w:r>
+        <w:rPr>
+          <w:rFonts w:ascii="微軟正黑體" w:hAnsi="微軟正黑體" w:eastAsia="微軟正黑體"/>
+          <w:b w:val="0"/>
+          <w:i w:val="0"/>
+          <w:color w:val="0F172A"/>
+          <w:sz w:val="19"/>
+        </w:rPr>
+        <w:t>結果真正有一疊銀角仔囥佇遐（kiat-kó tsin-tsiànn ū tsi̍t-tha̍h gîn-kak-á khǹg tī hia），</w:t>
+      </w:r>
+    </w:p>
+    <w:p>
+      <w:r>
+        <w:rPr>
+          <w:rFonts w:ascii="微軟正黑體" w:hAnsi="微軟正黑體" w:eastAsia="微軟正黑體"/>
+          <w:b w:val="0"/>
+          <w:i w:val="0"/>
+          <w:color w:val="0F172A"/>
+          <w:sz w:val="19"/>
+        </w:rPr>
+        <w:t>逐家分甲笑微微（ta̍k-ke pun kah tshiò-bi-bi）。</w:t>
+      </w:r>
+    </w:p>
+    <w:p>
+      <w:r>
+        <w:rPr>
+          <w:rFonts w:ascii="微軟正黑體" w:hAnsi="微軟正黑體" w:eastAsia="微軟正黑體"/>
+          <w:b w:val="0"/>
+          <w:i w:val="0"/>
+          <w:color w:val="B45309"/>
+          <w:sz w:val="19"/>
+        </w:rPr>
+        <w:t>【第五段：大漢後的感悟・最有意義的魔術】</w:t>
+      </w:r>
+    </w:p>
+    <w:p>
+      <w:r>
+        <w:rPr>
+          <w:rFonts w:ascii="微軟正黑體" w:hAnsi="微軟正黑體" w:eastAsia="微軟正黑體"/>
+          <w:b w:val="0"/>
+          <w:i w:val="0"/>
+          <w:color w:val="0F172A"/>
+          <w:sz w:val="19"/>
+        </w:rPr>
+        <w:t>大漢了後（Tuā-hàn liáu-āu），</w:t>
+      </w:r>
+    </w:p>
+    <w:p>
+      <w:r>
+        <w:rPr>
+          <w:rFonts w:ascii="微軟正黑體" w:hAnsi="微軟正黑體" w:eastAsia="微軟正黑體"/>
+          <w:b w:val="0"/>
+          <w:i w:val="0"/>
+          <w:color w:val="0F172A"/>
+          <w:sz w:val="19"/>
+        </w:rPr>
+        <w:t>雖然知影阿公變的攏毋是真正的魔術（sui-jiân tsai-iánn a-kong piàn--ê lóng m̄-sī tsin-tsiànn ê môo-su̍t），</w:t>
+      </w:r>
+    </w:p>
+    <w:p>
+      <w:r>
+        <w:rPr>
+          <w:rFonts w:ascii="微軟正黑體" w:hAnsi="微軟正黑體" w:eastAsia="微軟正黑體"/>
+          <w:b w:val="0"/>
+          <w:i w:val="0"/>
+          <w:color w:val="0F172A"/>
+          <w:sz w:val="19"/>
+        </w:rPr>
+        <w:t>毋過伊雙手所變出來滿園的芳甜佮規厝間的笑聲（m̄-koh i siang-tshiú sóo piàn--tshut-lâi muá-huînn ê phang-tinn kah kui-tshù-king ê tshiò-siann），</w:t>
+      </w:r>
+    </w:p>
+    <w:p>
+      <w:r>
+        <w:rPr>
+          <w:rFonts w:ascii="微軟正黑體" w:hAnsi="微軟正黑體" w:eastAsia="微軟正黑體"/>
+          <w:b w:val="0"/>
+          <w:i w:val="0"/>
+          <w:color w:val="0F172A"/>
+          <w:sz w:val="19"/>
+        </w:rPr>
+        <w:t>是我心目中上有意義的魔術（sī guá sim-bo̍k-tiong siōng ū ì-gī ê môo-su̍t）。</w:t>
       </w:r>
     </w:p>
     <w:p>
@@ -251,7 +883,7 @@
           <w:color w:val="0F2C59"/>
           <w:sz w:val="26"/>
         </w:rPr>
-        <w:t>參、10/5~10/30 每日在校集訓暨週末自學增量排程表（20天在校＋4週末全排程）</w:t>
+        <w:t>參、10/5~10/30 每日集訓與週末自學增量進度評量表</w:t>
       </w:r>
     </w:p>
     <w:tbl>
@@ -280,7 +912,7 @@
       <w:tr>
         <w:tc>
           <w:tcPr>
-            <w:tcW w:type="dxa" w:w="1008"/>
+            <w:tcW w:type="dxa" w:w="1152"/>
             <w:vAlign w:val="center"/>
             <w:tcMar>
               <w:top w:w="50" w:type="dxa"/>
@@ -338,7 +970,7 @@
         </w:tc>
         <w:tc>
           <w:tcPr>
-            <w:tcW w:type="dxa" w:w="1080"/>
+            <w:tcW w:type="dxa" w:w="936"/>
             <w:vAlign w:val="center"/>
             <w:tcMar>
               <w:top w:w="50" w:type="dxa"/>
@@ -361,13 +993,13 @@
                 <w:color w:val="FFFFFF"/>
                 <w:sz w:val="18"/>
               </w:rPr>
-              <w:t>類型</w:t>
+              <w:t>性質</w:t>
             </w:r>
           </w:p>
         </w:tc>
         <w:tc>
           <w:tcPr>
-            <w:tcW w:type="dxa" w:w="1584"/>
+            <w:tcW w:type="dxa" w:w="1872"/>
             <w:vAlign w:val="center"/>
             <w:tcMar>
               <w:top w:w="50" w:type="dxa"/>
@@ -448,13 +1080,13 @@
                 <w:color w:val="FFFFFF"/>
                 <w:sz w:val="18"/>
               </w:rPr>
-              <w:t>每日評量規準</w:t>
+              <w:t>評量指標規準</w:t>
             </w:r>
           </w:p>
         </w:tc>
         <w:tc>
           <w:tcPr>
-            <w:tcW w:type="dxa" w:w="936"/>
+            <w:tcW w:type="dxa" w:w="1008"/>
             <w:vAlign w:val="center"/>
             <w:tcMar>
               <w:top w:w="50" w:type="dxa"/>
@@ -485,7 +1117,7 @@
       <w:tr>
         <w:tc>
           <w:tcPr>
-            <w:tcW w:type="dxa" w:w="1008"/>
+            <w:tcW w:type="dxa" w:w="1152"/>
             <w:vAlign w:val="center"/>
             <w:tcMar>
               <w:top w:w="50" w:type="dxa"/>
@@ -543,7 +1175,7 @@
         </w:tc>
         <w:tc>
           <w:tcPr>
-            <w:tcW w:type="dxa" w:w="1080"/>
+            <w:tcW w:type="dxa" w:w="936"/>
             <w:vAlign w:val="center"/>
             <w:tcMar>
               <w:top w:w="50" w:type="dxa"/>
@@ -572,7 +1204,7 @@
         </w:tc>
         <w:tc>
           <w:tcPr>
-            <w:tcW w:type="dxa" w:w="1584"/>
+            <w:tcW w:type="dxa" w:w="1872"/>
             <w:vAlign w:val="center"/>
             <w:tcMar>
               <w:top w:w="50" w:type="dxa"/>
@@ -595,7 +1227,7 @@
                 <w:color w:val="1E293B"/>
                 <w:sz w:val="17"/>
               </w:rPr>
-              <w:t>篇名作者與第一段正音</w:t>
+              <w:t>篇名作者與第一段正音：耳空邊...</w:t>
             </w:r>
           </w:p>
         </w:tc>
@@ -624,9 +1256,7 @@
                 <w:color w:val="1E293B"/>
                 <w:sz w:val="17"/>
               </w:rPr>
-              <w:t>【重點】指導篇名〈阿公變魔術〉（A-kong piàn môo-su̍t）發音。注意「魔術 môo-su̍t」之第5聲轉變調；「變 piàn」第3聲。第一段逐字教讀，掌握台語腔調。</w:t>
-              <w:br/>
-              <w:t>【午休/檢驗】指導學生標註教育部臺羅拼音，糾正受華語影響之閉口音與聲調偏差。</w:t>
+              <w:t>指導篇名〈阿公變魔術〉（A-kong piàn môo-su̍t）發音。注意「魔術 môo-su̍t」之第5聲轉變調；「變 piàn」第3聲。第一段逐字教讀，掌握台語腔調與「耳空邊 hīnn-khang-pinn」、「亂鐘仔聲 luān-tsing-á-siann」（鬧鐘）。聽官方音檔 04_阿公變魔術.mp3 前 30 秒。</w:t>
             </w:r>
           </w:p>
         </w:tc>
@@ -661,7 +1291,7 @@
         </w:tc>
         <w:tc>
           <w:tcPr>
-            <w:tcW w:type="dxa" w:w="936"/>
+            <w:tcW w:type="dxa" w:w="1008"/>
             <w:vAlign w:val="center"/>
             <w:tcMar>
               <w:top w:w="50" w:type="dxa"/>
@@ -687,8 +1317,6 @@
               <w:t>［ ］優</w:t>
               <w:br/>
               <w:t>［ ］良</w:t>
-              <w:br/>
-              <w:t>［ ］可</w:t>
             </w:r>
           </w:p>
         </w:tc>
@@ -696,7 +1324,7 @@
       <w:tr>
         <w:tc>
           <w:tcPr>
-            <w:tcW w:type="dxa" w:w="1008"/>
+            <w:tcW w:type="dxa" w:w="1152"/>
             <w:vAlign w:val="center"/>
             <w:tcMar>
               <w:top w:w="50" w:type="dxa"/>
@@ -752,7 +1380,7 @@
         </w:tc>
         <w:tc>
           <w:tcPr>
-            <w:tcW w:type="dxa" w:w="1080"/>
+            <w:tcW w:type="dxa" w:w="936"/>
             <w:vAlign w:val="center"/>
             <w:tcMar>
               <w:top w:w="50" w:type="dxa"/>
@@ -780,7 +1408,7 @@
         </w:tc>
         <w:tc>
           <w:tcPr>
-            <w:tcW w:type="dxa" w:w="1584"/>
+            <w:tcW w:type="dxa" w:w="1872"/>
             <w:vAlign w:val="center"/>
             <w:tcMar>
               <w:top w:w="50" w:type="dxa"/>
@@ -802,7 +1430,7 @@
                 <w:color w:val="1E293B"/>
                 <w:sz w:val="17"/>
               </w:rPr>
-              <w:t>易混淆鼻化音 (-nn) 專</w:t>
+              <w:t>第二段生字正音：豬牢邊、園仔...</w:t>
             </w:r>
           </w:p>
         </w:tc>
@@ -830,9 +1458,7 @@
                 <w:color w:val="1E293B"/>
                 <w:sz w:val="17"/>
               </w:rPr>
-              <w:t>【重點】鼻化音專題訓練：知影(tsai-iánn)、圓(înn)、耳(hīnn)、年(nî)。練習時氣流由鼻腔透出，勿讀成普通母音。</w:t>
-              <w:br/>
-              <w:t>【午休/檢驗】捏鼻測試法：發鼻化音時捏住鼻子聲音會中斷，指導學生準確體會鼻腔共鳴。</w:t>
+              <w:t>第二段前半正音：豬牢邊(ti-tiâu-pinn)、園仔(huînn-á)、樹欉(tshiū-tsâng)、花蕊(hue-luí)、果子(kué-tsí)。注意鼻化音「園仔 huînn-á」。聽官方音檔第 2 段前段。</w:t>
             </w:r>
           </w:p>
         </w:tc>
@@ -860,13 +1486,13 @@
                 <w:color w:val="1E293B"/>
                 <w:sz w:val="17"/>
               </w:rPr>
-              <w:t>鼻化音發音道地，氣流由鼻腔自然呼出，咬字清晰飽滿。</w:t>
+              <w:t>鼻化音 (-nn) 與入聲字準確清晰，語句自然流暢。</w:t>
             </w:r>
           </w:p>
         </w:tc>
         <w:tc>
           <w:tcPr>
-            <w:tcW w:type="dxa" w:w="936"/>
+            <w:tcW w:type="dxa" w:w="1008"/>
             <w:vAlign w:val="center"/>
             <w:tcMar>
               <w:top w:w="50" w:type="dxa"/>
@@ -891,8 +1517,6 @@
               <w:t>［ ］優</w:t>
               <w:br/>
               <w:t>［ ］良</w:t>
-              <w:br/>
-              <w:t>［ ］可</w:t>
             </w:r>
           </w:p>
         </w:tc>
@@ -900,7 +1524,7 @@
       <w:tr>
         <w:tc>
           <w:tcPr>
-            <w:tcW w:type="dxa" w:w="1008"/>
+            <w:tcW w:type="dxa" w:w="1152"/>
             <w:vAlign w:val="center"/>
             <w:tcMar>
               <w:top w:w="50" w:type="dxa"/>
@@ -958,7 +1582,7 @@
         </w:tc>
         <w:tc>
           <w:tcPr>
-            <w:tcW w:type="dxa" w:w="1080"/>
+            <w:tcW w:type="dxa" w:w="936"/>
             <w:vAlign w:val="center"/>
             <w:tcMar>
               <w:top w:w="50" w:type="dxa"/>
@@ -987,7 +1611,7 @@
         </w:tc>
         <w:tc>
           <w:tcPr>
-            <w:tcW w:type="dxa" w:w="1584"/>
+            <w:tcW w:type="dxa" w:w="1872"/>
             <w:vAlign w:val="center"/>
             <w:tcMar>
               <w:top w:w="50" w:type="dxa"/>
@@ -1010,7 +1634,7 @@
                 <w:color w:val="1E293B"/>
                 <w:sz w:val="17"/>
               </w:rPr>
-              <w:t xml:space="preserve">入聲促音 (-p, -t, </w:t>
+              <w:t>第二段後半生字與疊字：目睭瞌...</w:t>
             </w:r>
           </w:p>
         </w:tc>
@@ -1039,9 +1663,7 @@
                 <w:color w:val="1E293B"/>
                 <w:sz w:val="17"/>
               </w:rPr>
-              <w:t>【重點】台語入聲字專題：合(ha̍p，雙唇閉合)、石(tsio̍h，喉頭緊縮)、拍(phah)、握(ak)。入聲短促有力，不可拖長音。</w:t>
-              <w:br/>
-              <w:t>【午休/檢驗】帶讀第二段「白石仔、合起來、拍手叫好」，強化入聲字收音俐落度。</w:t>
+              <w:t>第二段生動詞彙與疊字正音：刁故意(tiau-kòo-ì，故意)、目睭瞌瞌(ba̍k-tsiu kheh-kheh，閉著眼)、用鼻空臆(iōng phīnn-khang khì ioh)、捧袂離(phâng bē-lī)、喙瀾㴙㴙滴(tshuì-nuā tsa̍p-tsa̍p-tih，口水直流)。聽音檔抓生動語感。</w:t>
             </w:r>
           </w:p>
         </w:tc>
@@ -1070,13 +1692,13 @@
                 <w:color w:val="1E293B"/>
                 <w:sz w:val="17"/>
               </w:rPr>
-              <w:t>入聲字收阻急促完整，-p 閉唇、-t 抵齒、-k 舌根閉、-h 喉塞音分明。</w:t>
+              <w:t>疊字形容詞發音道地，促音短促有力，表情童趣生動。</w:t>
             </w:r>
           </w:p>
         </w:tc>
         <w:tc>
           <w:tcPr>
-            <w:tcW w:type="dxa" w:w="936"/>
+            <w:tcW w:type="dxa" w:w="1008"/>
             <w:vAlign w:val="center"/>
             <w:tcMar>
               <w:top w:w="50" w:type="dxa"/>
@@ -1102,8 +1724,6 @@
               <w:t>［ ］優</w:t>
               <w:br/>
               <w:t>［ ］良</w:t>
-              <w:br/>
-              <w:t>［ ］可</w:t>
             </w:r>
           </w:p>
         </w:tc>
@@ -1111,7 +1731,7 @@
       <w:tr>
         <w:tc>
           <w:tcPr>
-            <w:tcW w:type="dxa" w:w="1008"/>
+            <w:tcW w:type="dxa" w:w="1152"/>
             <w:vAlign w:val="center"/>
             <w:tcMar>
               <w:top w:w="50" w:type="dxa"/>
@@ -1167,7 +1787,7 @@
         </w:tc>
         <w:tc>
           <w:tcPr>
-            <w:tcW w:type="dxa" w:w="1080"/>
+            <w:tcW w:type="dxa" w:w="936"/>
             <w:vAlign w:val="center"/>
             <w:tcMar>
               <w:top w:w="50" w:type="dxa"/>
@@ -1195,7 +1815,7 @@
         </w:tc>
         <w:tc>
           <w:tcPr>
-            <w:tcW w:type="dxa" w:w="1584"/>
+            <w:tcW w:type="dxa" w:w="1872"/>
             <w:vAlign w:val="center"/>
             <w:tcMar>
               <w:top w:w="50" w:type="dxa"/>
@@ -1217,7 +1837,7 @@
                 <w:color w:val="1E293B"/>
                 <w:sz w:val="17"/>
               </w:rPr>
-              <w:t>傳統台語熟語與詞彙釋義</w:t>
+              <w:t>第 1、2 段連貫與呼吸換氣...</w:t>
             </w:r>
           </w:p>
         </w:tc>
@@ -1245,9 +1865,7 @@
                 <w:color w:val="1E293B"/>
                 <w:sz w:val="17"/>
               </w:rPr>
-              <w:t>【重點】詞彙意境教學：真濟(tsin tsē，很多)、圍咧耍(uî--leh sńg，圍著玩)、恬恬(tiām-tiām，安靜地)、擘開(peh--khui，掰開)。體會本土語言生活感。</w:t>
-              <w:br/>
-              <w:t>【午休/檢驗】解釋台語熟語詞意，示範阿公神態（親切慈祥），引導學生進入情境。</w:t>
+              <w:t>指導第 1、2 段連貫朗讀。標記換氣點（∨），台語長句切忌隨意中斷詞組。如「規片園仔就變做阮這陣乖孫∨天然的遊樂園兼果子店」。</w:t>
             </w:r>
           </w:p>
         </w:tc>
@@ -1275,13 +1893,13 @@
                 <w:color w:val="1E293B"/>
                 <w:sz w:val="17"/>
               </w:rPr>
-              <w:t>能完全理解課文台語詞彙意涵，聲情帶有童趣與親切感。</w:t>
+              <w:t>換氣自然，氣口道地，前後兩段銜接天衣無縫。</w:t>
             </w:r>
           </w:p>
         </w:tc>
         <w:tc>
           <w:tcPr>
-            <w:tcW w:type="dxa" w:w="936"/>
+            <w:tcW w:type="dxa" w:w="1008"/>
             <w:vAlign w:val="center"/>
             <w:tcMar>
               <w:top w:w="50" w:type="dxa"/>
@@ -1306,8 +1924,6 @@
               <w:t>［ ］優</w:t>
               <w:br/>
               <w:t>［ ］良</w:t>
-              <w:br/>
-              <w:t>［ ］可</w:t>
             </w:r>
           </w:p>
         </w:tc>
@@ -1315,7 +1931,7 @@
       <w:tr>
         <w:tc>
           <w:tcPr>
-            <w:tcW w:type="dxa" w:w="1008"/>
+            <w:tcW w:type="dxa" w:w="1152"/>
             <w:vAlign w:val="center"/>
             <w:tcMar>
               <w:top w:w="50" w:type="dxa"/>
@@ -1373,7 +1989,7 @@
         </w:tc>
         <w:tc>
           <w:tcPr>
-            <w:tcW w:type="dxa" w:w="1080"/>
+            <w:tcW w:type="dxa" w:w="936"/>
             <w:vAlign w:val="center"/>
             <w:tcMar>
               <w:top w:w="50" w:type="dxa"/>
@@ -1402,7 +2018,7 @@
         </w:tc>
         <w:tc>
           <w:tcPr>
-            <w:tcW w:type="dxa" w:w="1584"/>
+            <w:tcW w:type="dxa" w:w="1872"/>
             <w:vAlign w:val="center"/>
             <w:tcMar>
               <w:top w:w="50" w:type="dxa"/>
@@ -1425,7 +2041,7 @@
                 <w:color w:val="1E293B"/>
                 <w:sz w:val="17"/>
               </w:rPr>
-              <w:t>第一、二段貫通與第 1 週驗</w:t>
+              <w:t>第 1、2 段整合朗讀與第 ...</w:t>
             </w:r>
           </w:p>
         </w:tc>
@@ -1454,9 +2070,7 @@
                 <w:color w:val="1E293B"/>
                 <w:sz w:val="17"/>
               </w:rPr>
-              <w:t>【重點】第一、二段連貫朗讀驗收（約 180 字）。重點檢查連讀變調是否自然，入聲字是否短促，語氣是否活潑生動。佈置週末高強度自學增量任務。</w:t>
-              <w:br/>
-              <w:t>【午休/檢驗】逐一驗收學生朗讀，針對華語腔調進行校正，給予第 1 週評級。</w:t>
+              <w:t>第 1 週總結驗收：站姿挺拔、台語語感自然、字音 0 錯誤。進行個別錄音與評審打分。</w:t>
             </w:r>
           </w:p>
         </w:tc>
@@ -1485,13 +2099,13 @@
                 <w:color w:val="1E293B"/>
                 <w:sz w:val="17"/>
               </w:rPr>
-              <w:t>第一、二段流暢熟練，變調無誤，能表現出阿公在公園變魔術的熱鬧情境。</w:t>
+              <w:t>第 1、2 段流暢熟練，語音達優等以上標準，能自然抬頭。</w:t>
             </w:r>
           </w:p>
         </w:tc>
         <w:tc>
           <w:tcPr>
-            <w:tcW w:type="dxa" w:w="936"/>
+            <w:tcW w:type="dxa" w:w="1008"/>
             <w:vAlign w:val="center"/>
             <w:tcMar>
               <w:top w:w="50" w:type="dxa"/>
@@ -1517,8 +2131,6 @@
               <w:t>［ ］優</w:t>
               <w:br/>
               <w:t>［ ］良</w:t>
-              <w:br/>
-              <w:t>［ ］可</w:t>
             </w:r>
           </w:p>
         </w:tc>
@@ -1526,7 +2138,7 @@
       <w:tr>
         <w:tc>
           <w:tcPr>
-            <w:tcW w:type="dxa" w:w="1008"/>
+            <w:tcW w:type="dxa" w:w="1152"/>
             <w:vAlign w:val="center"/>
             <w:tcMar>
               <w:top w:w="50" w:type="dxa"/>
@@ -1582,7 +2194,7 @@
         </w:tc>
         <w:tc>
           <w:tcPr>
-            <w:tcW w:type="dxa" w:w="1080"/>
+            <w:tcW w:type="dxa" w:w="936"/>
             <w:vAlign w:val="center"/>
             <w:tcMar>
               <w:top w:w="50" w:type="dxa"/>
@@ -1610,7 +2222,7 @@
         </w:tc>
         <w:tc>
           <w:tcPr>
-            <w:tcW w:type="dxa" w:w="1584"/>
+            <w:tcW w:type="dxa" w:w="1872"/>
             <w:vAlign w:val="center"/>
             <w:tcMar>
               <w:top w:w="50" w:type="dxa"/>
@@ -1632,7 +2244,7 @@
                 <w:color w:val="1E293B"/>
                 <w:sz w:val="17"/>
               </w:rPr>
-              <w:t>【假日自主自學與朗讀增量】前</w:t>
+              <w:t>【假日自主自學與朗讀增量 A...</w:t>
             </w:r>
           </w:p>
         </w:tc>
@@ -1660,11 +2272,7 @@
                 <w:color w:val="1E293B"/>
                 <w:sz w:val="17"/>
               </w:rPr>
-              <w:t>【重點】【週末停課改居家自學】指派高強度台語口語增量作業：前兩段連續朗讀 10 遍；精練入聲促音與鼻化音各 20 遍；為家中長輩進行台語朗讀表演。</w:t>
-              <w:br/>
-              <w:t>【導師週一驗收指標】週一晨間現場抽測第二段入聲字發音（合、石、拍）與鼻化音（知影），要求字音道地、入聲俐落。</w:t>
-              <w:br/>
-              <w:t>【午休/檢驗】【週一晨間批閱規準】檢查學生自評表家長評語與錄音打卡記錄，評核週末自學成果。</w:t>
+              <w:t>【週末自學指引】開啟 mp3 音檔 `04_阿公變魔術.mp3`：1. 影子跟讀法（慢半拍同步跟讀）全篇 5 遍；2. 第 1、2 段獨立計時熟讀 10 遍；3. 長輩台語聽讀會。</w:t>
             </w:r>
           </w:p>
         </w:tc>
@@ -1692,13 +2300,13 @@
                 <w:color w:val="1E293B"/>
                 <w:sz w:val="17"/>
               </w:rPr>
-              <w:t>【特優】：完成 10 遍連貫朗讀，入聲與鼻化音精準道地，長輩簽署高度讚賞評語；【合格】：按次數完成並家長簽章。</w:t>
+              <w:t>【特優】台語氣口極佳，聲調自然；【優等】字音正確但少許生硬；【尚可】有字詞停頓。</w:t>
             </w:r>
           </w:p>
         </w:tc>
         <w:tc>
           <w:tcPr>
-            <w:tcW w:type="dxa" w:w="936"/>
+            <w:tcW w:type="dxa" w:w="1008"/>
             <w:vAlign w:val="center"/>
             <w:tcMar>
               <w:top w:w="50" w:type="dxa"/>
@@ -1723,8 +2331,6 @@
               <w:t>［ ］優</w:t>
               <w:br/>
               <w:t>［ ］良</w:t>
-              <w:br/>
-              <w:t>［ ］可</w:t>
             </w:r>
           </w:p>
         </w:tc>
@@ -1732,7 +2338,7 @@
       <w:tr>
         <w:tc>
           <w:tcPr>
-            <w:tcW w:type="dxa" w:w="1008"/>
+            <w:tcW w:type="dxa" w:w="1152"/>
             <w:vAlign w:val="center"/>
             <w:tcMar>
               <w:top w:w="50" w:type="dxa"/>
@@ -1790,7 +2396,7 @@
         </w:tc>
         <w:tc>
           <w:tcPr>
-            <w:tcW w:type="dxa" w:w="1080"/>
+            <w:tcW w:type="dxa" w:w="936"/>
             <w:vAlign w:val="center"/>
             <w:tcMar>
               <w:top w:w="50" w:type="dxa"/>
@@ -1819,7 +2425,7 @@
         </w:tc>
         <w:tc>
           <w:tcPr>
-            <w:tcW w:type="dxa" w:w="1584"/>
+            <w:tcW w:type="dxa" w:w="1872"/>
             <w:vAlign w:val="center"/>
             <w:tcMar>
               <w:top w:w="50" w:type="dxa"/>
@@ -1842,7 +2448,7 @@
                 <w:color w:val="1E293B"/>
                 <w:sz w:val="17"/>
               </w:rPr>
-              <w:t>第三段生字正音：客廳魔術場景</w:t>
+              <w:t>第三段生字正音：米甕、沓沓仔...</w:t>
             </w:r>
           </w:p>
         </w:tc>
@@ -1871,9 +2477,7 @@
                 <w:color w:val="1E293B"/>
                 <w:sz w:val="17"/>
               </w:rPr>
-              <w:t>【重點】晨間驗收週末前兩段增量成效。第三段生字正音：客廳(kheh-thiann)、手巾仔(tshiú-kin-á)、茶几仔(tê-kí-á)、茶甌(tê-au)、幌一下(hàinn--tsi̍t-ē)、大聲喝(tuā-siann huah)。</w:t>
-              <w:br/>
-              <w:t>【午休/檢驗】糾正「茶甌(tê-au)」發音，勿讀成華語「茶甌」；示範「幌一下幌一下」的生動語氣。</w:t>
+              <w:t>第三段生字重點：米甕(bí-àng)、沓沓仔(ta̍uh-ta̍uh-á，慢慢地)、挈(khe̍h，拿)、釋迦(sik-khia)、目睭攏無𥍉(ba̍k-tsiu lóng bô nih，眨眼)、崁牢咧(khàm-tiâu--leh，覆蓋住)。聽音檔第 3 段。</w:t>
             </w:r>
           </w:p>
         </w:tc>
@@ -1902,13 +2506,13 @@
                 <w:color w:val="1E293B"/>
                 <w:sz w:val="17"/>
               </w:rPr>
-              <w:t>第三段生活器物生字發音完全正確，臺羅拼音無失誤。</w:t>
+              <w:t>詞彙注音 100% 正確，入聲與輕聲掌握良好。</w:t>
             </w:r>
           </w:p>
         </w:tc>
         <w:tc>
           <w:tcPr>
-            <w:tcW w:type="dxa" w:w="936"/>
+            <w:tcW w:type="dxa" w:w="1008"/>
             <w:vAlign w:val="center"/>
             <w:tcMar>
               <w:top w:w="50" w:type="dxa"/>
@@ -1934,8 +2538,6 @@
               <w:t>［ ］優</w:t>
               <w:br/>
               <w:t>［ ］良</w:t>
-              <w:br/>
-              <w:t>［ ］可</w:t>
             </w:r>
           </w:p>
         </w:tc>
@@ -1943,7 +2545,7 @@
       <w:tr>
         <w:tc>
           <w:tcPr>
-            <w:tcW w:type="dxa" w:w="1008"/>
+            <w:tcW w:type="dxa" w:w="1152"/>
             <w:vAlign w:val="center"/>
             <w:tcMar>
               <w:top w:w="50" w:type="dxa"/>
@@ -1993,13 +2595,13 @@
                 <w:color w:val="1E293B"/>
                 <w:sz w:val="17"/>
               </w:rPr>
-              <w:t>10/13 (二)</w:t>
+              <w:t>10/06 (二)</w:t>
             </w:r>
           </w:p>
         </w:tc>
         <w:tc>
           <w:tcPr>
-            <w:tcW w:type="dxa" w:w="1080"/>
+            <w:tcW w:type="dxa" w:w="936"/>
             <w:vAlign w:val="center"/>
             <w:tcMar>
               <w:top w:w="50" w:type="dxa"/>
@@ -2027,7 +2629,7 @@
         </w:tc>
         <w:tc>
           <w:tcPr>
-            <w:tcW w:type="dxa" w:w="1584"/>
+            <w:tcW w:type="dxa" w:w="1872"/>
             <w:vAlign w:val="center"/>
             <w:tcMar>
               <w:top w:w="50" w:type="dxa"/>
@@ -2049,7 +2651,7 @@
                 <w:color w:val="1E293B"/>
                 <w:sz w:val="17"/>
               </w:rPr>
-              <w:t xml:space="preserve">角色聲情轉換：阿公 vs. </w:t>
+              <w:t>第三段對話趣旨：猶未sik、...</w:t>
             </w:r>
           </w:p>
         </w:tc>
@@ -2077,9 +2679,7 @@
                 <w:color w:val="1E293B"/>
                 <w:sz w:val="17"/>
               </w:rPr>
-              <w:t>【重點】角色扮演技巧：阿公說話「笑咪咪、氣定神閒、大聲喝『開！』」；孫子反應「驚奇、歡喜甲喙合毋埋」。一人分飾兩角之聲音切換。</w:t>
-              <w:br/>
-              <w:t>【午休/檢驗】現場指導阿公喊「開！」的丹田爆發力與孫子看見滿滿軟糖時的雀躍歡呼。</w:t>
+              <w:t>第三段對話生趣：阿公講「猶未sik 的釋迦著愛隱佇米甕內，按呢才袂啞口啦！」我應「釋迦生本就袂曉講話，啞口是正常的啦！」阿公「笑咍咍 tshiò-hai-hai」解說果子隱無熟(sik)。祖孫對話的純真幽默！</w:t>
             </w:r>
           </w:p>
         </w:tc>
@@ -2107,13 +2707,13 @@
                 <w:color w:val="1E293B"/>
                 <w:sz w:val="17"/>
               </w:rPr>
-              <w:t>角色層次分明，阿公威嚴幽默，孫子童真活潑，極富舞台戲劇感。</w:t>
+              <w:t>角色聲情轉換分明，能讀出祖孫之間的歡樂互動。</w:t>
             </w:r>
           </w:p>
         </w:tc>
         <w:tc>
           <w:tcPr>
-            <w:tcW w:type="dxa" w:w="936"/>
+            <w:tcW w:type="dxa" w:w="1008"/>
             <w:vAlign w:val="center"/>
             <w:tcMar>
               <w:top w:w="50" w:type="dxa"/>
@@ -2138,8 +2738,6 @@
               <w:t>［ ］優</w:t>
               <w:br/>
               <w:t>［ ］良</w:t>
-              <w:br/>
-              <w:t>［ ］可</w:t>
             </w:r>
           </w:p>
         </w:tc>
@@ -2147,7 +2745,7 @@
       <w:tr>
         <w:tc>
           <w:tcPr>
-            <w:tcW w:type="dxa" w:w="1008"/>
+            <w:tcW w:type="dxa" w:w="1152"/>
             <w:vAlign w:val="center"/>
             <w:tcMar>
               <w:top w:w="50" w:type="dxa"/>
@@ -2205,7 +2803,7 @@
         </w:tc>
         <w:tc>
           <w:tcPr>
-            <w:tcW w:type="dxa" w:w="1080"/>
+            <w:tcW w:type="dxa" w:w="936"/>
             <w:vAlign w:val="center"/>
             <w:tcMar>
               <w:top w:w="50" w:type="dxa"/>
@@ -2234,7 +2832,7 @@
         </w:tc>
         <w:tc>
           <w:tcPr>
-            <w:tcW w:type="dxa" w:w="1584"/>
+            <w:tcW w:type="dxa" w:w="1872"/>
             <w:vAlign w:val="center"/>
             <w:tcMar>
               <w:top w:w="50" w:type="dxa"/>
@@ -2257,7 +2855,7 @@
                 <w:color w:val="1E293B"/>
                 <w:sz w:val="17"/>
               </w:rPr>
-              <w:t>語助詞與輕聲的生動演繹</w:t>
+              <w:t>第四段前半生字：啉酒啉甲馬西...</w:t>
             </w:r>
           </w:p>
         </w:tc>
@@ -2286,9 +2884,7 @@
                 <w:color w:val="1E293B"/>
                 <w:sz w:val="17"/>
               </w:rPr>
-              <w:t>【重點】台語輕聲與語助詞：毋見去矣(--khì ah)、行入來(--ji̍p-lâi)、停落來(--lo̍h-lâi)。輕聲字要讀得短、輕、隨前字滑落。</w:t>
-              <w:br/>
-              <w:t>【午休/檢驗】指導學生用輕聲符號（--）標記課文，糾正把輕聲讀成重讀本調之生硬毛病。</w:t>
+              <w:t>第四段生動詞彙：啉酒(lim-tsiú，喝酒)、馬西馬西(má-se-má-se，微醺醉意)、手面倚佇耳空邊(tshiú-bīn uá tī hīnn-khang-pinn)、目睭放瞌瞌(ba̍k-tsiu pàng kheh-kheh)、唸咒語(liām tsiù-gí)。聽音檔第 4 段。</w:t>
             </w:r>
           </w:p>
         </w:tc>
@@ -2317,13 +2913,13 @@
                 <w:color w:val="1E293B"/>
                 <w:sz w:val="17"/>
               </w:rPr>
-              <w:t>輕聲處理自然流利，富有台語道地韻味，無生硬停頓感。</w:t>
+              <w:t>語調生動傳神，能惟妙惟肖表現阿公變魔術時的可愛模樣。</w:t>
             </w:r>
           </w:p>
         </w:tc>
         <w:tc>
           <w:tcPr>
-            <w:tcW w:type="dxa" w:w="936"/>
+            <w:tcW w:type="dxa" w:w="1008"/>
             <w:vAlign w:val="center"/>
             <w:tcMar>
               <w:top w:w="50" w:type="dxa"/>
@@ -2349,8 +2945,6 @@
               <w:t>［ ］優</w:t>
               <w:br/>
               <w:t>［ ］良</w:t>
-              <w:br/>
-              <w:t>［ ］可</w:t>
             </w:r>
           </w:p>
         </w:tc>
@@ -2358,7 +2952,7 @@
       <w:tr>
         <w:tc>
           <w:tcPr>
-            <w:tcW w:type="dxa" w:w="1008"/>
+            <w:tcW w:type="dxa" w:w="1152"/>
             <w:vAlign w:val="center"/>
             <w:tcMar>
               <w:top w:w="50" w:type="dxa"/>
@@ -2414,7 +3008,7 @@
         </w:tc>
         <w:tc>
           <w:tcPr>
-            <w:tcW w:type="dxa" w:w="1080"/>
+            <w:tcW w:type="dxa" w:w="936"/>
             <w:vAlign w:val="center"/>
             <w:tcMar>
               <w:top w:w="50" w:type="dxa"/>
@@ -2442,7 +3036,7 @@
         </w:tc>
         <w:tc>
           <w:tcPr>
-            <w:tcW w:type="dxa" w:w="1584"/>
+            <w:tcW w:type="dxa" w:w="1872"/>
             <w:vAlign w:val="center"/>
             <w:tcMar>
               <w:top w:w="50" w:type="dxa"/>
@@ -2464,7 +3058,7 @@
                 <w:color w:val="1E293B"/>
                 <w:sz w:val="17"/>
               </w:rPr>
-              <w:t>極致形容詞與誇飾語氣</w:t>
+              <w:t>第四段後半高潮：聖誕老阿伯、...</w:t>
             </w:r>
           </w:p>
         </w:tc>
@@ -2492,9 +3086,7 @@
                 <w:color w:val="1E293B"/>
                 <w:sz w:val="17"/>
               </w:rPr>
-              <w:t>【重點】生動台語描繪：「七彩的軟糖(tshit-tshái ê nńg-thn̂g)」、「歡喜甲喙攏合毋埋(huann-hí kah tshuì lóng ha̍p-m̄-bâi)」。嘴巴笑得合不攏嘴的傳神語調。</w:t>
-              <w:br/>
-              <w:t>【午休/檢驗】示範「喙攏合毋埋」之誇張神情與聲音，引導學生綻開最燦爛的笑容朗讀。</w:t>
+              <w:t>第四段結尾趣味：聖誕老阿伯(Sèng-tàn Lāu-a-peh)、銀角仔(gîn-kak-á，零錢硬幣)、窗仔溝(thang-á-kau)、傱去(tsông--khì，飛奔跑去)、笑微微(tshiò-bi-bi)。乖孫爭搶銀角的興奮雀躍！</w:t>
             </w:r>
           </w:p>
         </w:tc>
@@ -2522,13 +3114,13 @@
                 <w:color w:val="1E293B"/>
                 <w:sz w:val="17"/>
               </w:rPr>
-              <w:t>聲音充滿喜悅感染力，能將全場聽眾帶入滿滿幸福甜蜜的氛圍中。</w:t>
+              <w:t>情緒由懸疑神秘推向歡喜高潮，節奏掌控明快。</w:t>
             </w:r>
           </w:p>
         </w:tc>
         <w:tc>
           <w:tcPr>
-            <w:tcW w:type="dxa" w:w="936"/>
+            <w:tcW w:type="dxa" w:w="1008"/>
             <w:vAlign w:val="center"/>
             <w:tcMar>
               <w:top w:w="50" w:type="dxa"/>
@@ -2553,8 +3145,6 @@
               <w:t>［ ］優</w:t>
               <w:br/>
               <w:t>［ ］良</w:t>
-              <w:br/>
-              <w:t>［ ］可</w:t>
             </w:r>
           </w:p>
         </w:tc>
@@ -2562,7 +3152,7 @@
       <w:tr>
         <w:tc>
           <w:tcPr>
-            <w:tcW w:type="dxa" w:w="1008"/>
+            <w:tcW w:type="dxa" w:w="1152"/>
             <w:vAlign w:val="center"/>
             <w:tcMar>
               <w:top w:w="50" w:type="dxa"/>
@@ -2620,7 +3210,7 @@
         </w:tc>
         <w:tc>
           <w:tcPr>
-            <w:tcW w:type="dxa" w:w="1080"/>
+            <w:tcW w:type="dxa" w:w="936"/>
             <w:vAlign w:val="center"/>
             <w:tcMar>
               <w:top w:w="50" w:type="dxa"/>
@@ -2649,7 +3239,7 @@
         </w:tc>
         <w:tc>
           <w:tcPr>
-            <w:tcW w:type="dxa" w:w="1584"/>
+            <w:tcW w:type="dxa" w:w="1872"/>
             <w:vAlign w:val="center"/>
             <w:tcMar>
               <w:top w:w="50" w:type="dxa"/>
@@ -2672,7 +3262,7 @@
                 <w:color w:val="1E293B"/>
                 <w:sz w:val="17"/>
               </w:rPr>
-              <w:t>前三段連貫朗讀與第 2 週驗</w:t>
+              <w:t>第 1 至 4 段連貫與第 ...</w:t>
             </w:r>
           </w:p>
         </w:tc>
@@ -2701,9 +3291,7 @@
                 <w:color w:val="1E293B"/>
                 <w:sz w:val="17"/>
               </w:rPr>
-              <w:t>【重點】第 2 週段落整合驗收：連貫朗讀第一至三段（約 290 字）。檢查變調、入聲、輕聲與戲劇感之融合。佈置週末第三段魔術情境增量。</w:t>
-              <w:br/>
-              <w:t>【午休/檢驗】個別錄音回放，逐句挑出「華語式台語」並及時糾偏，評定第 2 週星等。</w:t>
+              <w:t>第 2 週綜合驗收：第 1 至 4 段一氣呵成。計時約 1 分 25 秒，檢查台語變調是否自然，生字有無走音。執行第 2 週驗收評分。</w:t>
             </w:r>
           </w:p>
         </w:tc>
@@ -2732,13 +3320,13 @@
                 <w:color w:val="1E293B"/>
                 <w:sz w:val="17"/>
               </w:rPr>
-              <w:t>前三段朗讀一氣呵成，台語語音純正，情感情緒飽滿，耗時約 2 分 05 秒。</w:t>
+              <w:t>第 1 至 4 段在 1分20秒~1分30秒 內流暢完篇，台語聲調純正自然。</w:t>
             </w:r>
           </w:p>
         </w:tc>
         <w:tc>
           <w:tcPr>
-            <w:tcW w:type="dxa" w:w="936"/>
+            <w:tcW w:type="dxa" w:w="1008"/>
             <w:vAlign w:val="center"/>
             <w:tcMar>
               <w:top w:w="50" w:type="dxa"/>
@@ -2764,8 +3352,6 @@
               <w:t>［ ］優</w:t>
               <w:br/>
               <w:t>［ ］良</w:t>
-              <w:br/>
-              <w:t>［ ］可</w:t>
             </w:r>
           </w:p>
         </w:tc>
@@ -2773,7 +3359,7 @@
       <w:tr>
         <w:tc>
           <w:tcPr>
-            <w:tcW w:type="dxa" w:w="1008"/>
+            <w:tcW w:type="dxa" w:w="1152"/>
             <w:vAlign w:val="center"/>
             <w:tcMar>
               <w:top w:w="50" w:type="dxa"/>
@@ -2829,7 +3415,7 @@
         </w:tc>
         <w:tc>
           <w:tcPr>
-            <w:tcW w:type="dxa" w:w="1080"/>
+            <w:tcW w:type="dxa" w:w="936"/>
             <w:vAlign w:val="center"/>
             <w:tcMar>
               <w:top w:w="50" w:type="dxa"/>
@@ -2857,7 +3443,7 @@
         </w:tc>
         <w:tc>
           <w:tcPr>
-            <w:tcW w:type="dxa" w:w="1584"/>
+            <w:tcW w:type="dxa" w:w="1872"/>
             <w:vAlign w:val="center"/>
             <w:tcMar>
               <w:top w:w="50" w:type="dxa"/>
@@ -2879,7 +3465,7 @@
                 <w:color w:val="1E293B"/>
                 <w:sz w:val="17"/>
               </w:rPr>
-              <w:t>【假日自主自學與朗讀增量】第</w:t>
+              <w:t>【假日自主自學與朗讀增量 B...</w:t>
             </w:r>
           </w:p>
         </w:tc>
@@ -2907,11 +3493,7 @@
                 <w:color w:val="1E293B"/>
                 <w:sz w:val="17"/>
               </w:rPr>
-              <w:t>【重點】【週末停課改居家自學】指派情境聲情極限增量：前三段連貫朗讀計時 10 遍；手拿一條手巾仔邊念邊演「客廳魔術秀」，大聲喊「開！」氣勢爆發！</w:t>
-              <w:br/>
-              <w:t>【導師週一驗收指標】週一晨間抽測第三段客廳變糖果段落，檢驗學生喊「開！」的丹田爆發力與孫子「歡喜甲喙攏合毋埋」的生動度。</w:t>
-              <w:br/>
-              <w:t>【午休/檢驗】【週一晨間批閱規準】檢查前三段計時成績表（目標 2 分 05 秒左右）與家長評語。</w:t>
+              <w:t>【週末自學指引】1. 第 1 至 4 段計時朗讀 10 遍；2. 鏡前抬頭訓練（每段至少抬頭 2 次，雙眼平視鏡中自己）；3. 聽官方音檔校正第 5 段結尾。</w:t>
             </w:r>
           </w:p>
         </w:tc>
@@ -2939,13 +3521,13 @@
                 <w:color w:val="1E293B"/>
                 <w:sz w:val="17"/>
               </w:rPr>
-              <w:t>【特優】：完成 10 遍計時朗讀，戲劇張力十足，阿公與孫子角色分明；【合格】：按次數完成並家長簽章。</w:t>
+              <w:t>【特優】時間精準，抬頭率 30% 以上；【優等】時間合格但低頭偏多；【尚可】有字詞停頓。</w:t>
             </w:r>
           </w:p>
         </w:tc>
         <w:tc>
           <w:tcPr>
-            <w:tcW w:type="dxa" w:w="936"/>
+            <w:tcW w:type="dxa" w:w="1008"/>
             <w:vAlign w:val="center"/>
             <w:tcMar>
               <w:top w:w="50" w:type="dxa"/>
@@ -2970,8 +3552,6 @@
               <w:t>［ ］優</w:t>
               <w:br/>
               <w:t>［ ］良</w:t>
-              <w:br/>
-              <w:t>［ ］可</w:t>
             </w:r>
           </w:p>
         </w:tc>
@@ -2979,7 +3559,7 @@
       <w:tr>
         <w:tc>
           <w:tcPr>
-            <w:tcW w:type="dxa" w:w="1008"/>
+            <w:tcW w:type="dxa" w:w="1152"/>
             <w:vAlign w:val="center"/>
             <w:tcMar>
               <w:top w:w="50" w:type="dxa"/>
@@ -3037,7 +3617,7 @@
         </w:tc>
         <w:tc>
           <w:tcPr>
-            <w:tcW w:type="dxa" w:w="1080"/>
+            <w:tcW w:type="dxa" w:w="936"/>
             <w:vAlign w:val="center"/>
             <w:tcMar>
               <w:top w:w="50" w:type="dxa"/>
@@ -3066,7 +3646,7 @@
         </w:tc>
         <w:tc>
           <w:tcPr>
-            <w:tcW w:type="dxa" w:w="1584"/>
+            <w:tcW w:type="dxa" w:w="1872"/>
             <w:vAlign w:val="center"/>
             <w:tcMar>
               <w:top w:w="50" w:type="dxa"/>
@@ -3089,7 +3669,7 @@
                 <w:color w:val="1E293B"/>
                 <w:sz w:val="17"/>
               </w:rPr>
-              <w:t>第四段生字正音：抒情與感恩（</w:t>
+              <w:t>第五段感悟昇華：滿園的芳甜佮...</w:t>
             </w:r>
           </w:p>
         </w:tc>
@@ -3118,9 +3698,7 @@
                 <w:color w:val="1E293B"/>
                 <w:sz w:val="17"/>
               </w:rPr>
-              <w:t>【重點】晨間驗收週末前三段計時與聲情表現。第四段生字正音：神仙(sîn-sian)、法術(huat-su̍t)、笑容(tshiò-iông)、闊(khuah)、滿滿(muá-muá)。由活潑轉為溫情感恩之基調。</w:t>
-              <w:br/>
-              <w:t>【午休/檢驗】指導「闊 khuah」入聲發音；「溫暖又閣闊」的抒情聲調，語速放緩。</w:t>
+              <w:t>第五段結尾深情演繹：大漢了後(Tuā-hàn liáu-āu)，雖然知影阿公變的攏毋是真正的魔術，毋過伊雙手所變出來「滿園的芳甜佮規厝間的笑聲」，是我心目中「上有意義的魔術」。語速放緩，語氣充滿深情懷念與感恩。</w:t>
             </w:r>
           </w:p>
         </w:tc>
@@ -3149,13 +3727,13 @@
                 <w:color w:val="1E293B"/>
                 <w:sz w:val="17"/>
               </w:rPr>
-              <w:t>第四段發音純淨無瑕，情感真摯溫暖，聲音富有深情感染力。</w:t>
+              <w:t>結尾語調深情悠揚，餘音繞樑，情感真摯動人。</w:t>
             </w:r>
           </w:p>
         </w:tc>
         <w:tc>
           <w:tcPr>
-            <w:tcW w:type="dxa" w:w="936"/>
+            <w:tcW w:type="dxa" w:w="1008"/>
             <w:vAlign w:val="center"/>
             <w:tcMar>
               <w:top w:w="50" w:type="dxa"/>
@@ -3181,8 +3759,6 @@
               <w:t>［ ］優</w:t>
               <w:br/>
               <w:t>［ ］良</w:t>
-              <w:br/>
-              <w:t>［ ］可</w:t>
             </w:r>
           </w:p>
         </w:tc>
@@ -3190,7 +3766,7 @@
       <w:tr>
         <w:tc>
           <w:tcPr>
-            <w:tcW w:type="dxa" w:w="1008"/>
+            <w:tcW w:type="dxa" w:w="1152"/>
             <w:vAlign w:val="center"/>
             <w:tcMar>
               <w:top w:w="50" w:type="dxa"/>
@@ -3246,7 +3822,7 @@
         </w:tc>
         <w:tc>
           <w:tcPr>
-            <w:tcW w:type="dxa" w:w="1080"/>
+            <w:tcW w:type="dxa" w:w="936"/>
             <w:vAlign w:val="center"/>
             <w:tcMar>
               <w:top w:w="50" w:type="dxa"/>
@@ -3274,7 +3850,7 @@
         </w:tc>
         <w:tc>
           <w:tcPr>
-            <w:tcW w:type="dxa" w:w="1584"/>
+            <w:tcW w:type="dxa" w:w="1872"/>
             <w:vAlign w:val="center"/>
             <w:tcMar>
               <w:top w:w="50" w:type="dxa"/>
@@ -3296,7 +3872,7 @@
                 <w:color w:val="1E293B"/>
                 <w:sz w:val="17"/>
               </w:rPr>
-              <w:t>文章主旨昇華：魔術背後的真愛</w:t>
+              <w:t>全篇五段無縫銜接與全真時間控...</w:t>
             </w:r>
           </w:p>
         </w:tc>
@@ -3324,9 +3900,7 @@
                 <w:color w:val="1E293B"/>
                 <w:sz w:val="17"/>
               </w:rPr>
-              <w:t>【重點】思想深層解讀：阿公變魔術不是真正的神仙法術，只是想看到大家的笑容。朗讀時語氣要充滿體諒、懂得與感恩，字字扣人心弦。</w:t>
-              <w:br/>
-              <w:t>【午休/檢驗】帶領學生讀出「其實，阮知影……」的親切獨白感，眼神深情凝視評審。</w:t>
+              <w:t>全篇 380 字時間精準控制：校內賽限時 2 分鐘。目標朗讀完篇時間為 1 分 40 秒 至 1 分 50 秒，平均每分鐘 210~220 字。對照官方音檔配速。</w:t>
             </w:r>
           </w:p>
         </w:tc>
@@ -3354,13 +3928,13 @@
                 <w:color w:val="1E293B"/>
                 <w:sz w:val="17"/>
               </w:rPr>
-              <w:t>能將文字背後的祖孫深情完全釋放，語音溫潤，感動人心。</w:t>
+              <w:t>全篇朗讀時間精確落在 1分40秒 至 1分50秒 區間內，從容自然。</w:t>
             </w:r>
           </w:p>
         </w:tc>
         <w:tc>
           <w:tcPr>
-            <w:tcW w:type="dxa" w:w="936"/>
+            <w:tcW w:type="dxa" w:w="1008"/>
             <w:vAlign w:val="center"/>
             <w:tcMar>
               <w:top w:w="50" w:type="dxa"/>
@@ -3385,8 +3959,6 @@
               <w:t>［ ］優</w:t>
               <w:br/>
               <w:t>［ ］良</w:t>
-              <w:br/>
-              <w:t>［ ］可</w:t>
             </w:r>
           </w:p>
         </w:tc>
@@ -3394,7 +3966,7 @@
       <w:tr>
         <w:tc>
           <w:tcPr>
-            <w:tcW w:type="dxa" w:w="1008"/>
+            <w:tcW w:type="dxa" w:w="1152"/>
             <w:vAlign w:val="center"/>
             <w:tcMar>
               <w:top w:w="50" w:type="dxa"/>
@@ -3452,7 +4024,7 @@
         </w:tc>
         <w:tc>
           <w:tcPr>
-            <w:tcW w:type="dxa" w:w="1080"/>
+            <w:tcW w:type="dxa" w:w="936"/>
             <w:vAlign w:val="center"/>
             <w:tcMar>
               <w:top w:w="50" w:type="dxa"/>
@@ -3481,7 +4053,7 @@
         </w:tc>
         <w:tc>
           <w:tcPr>
-            <w:tcW w:type="dxa" w:w="1584"/>
+            <w:tcW w:type="dxa" w:w="1872"/>
             <w:vAlign w:val="center"/>
             <w:tcMar>
               <w:top w:w="50" w:type="dxa"/>
@@ -3504,7 +4076,7 @@
                 <w:color w:val="1E293B"/>
                 <w:sz w:val="17"/>
               </w:rPr>
-              <w:t>全篇結尾句餘音處理</w:t>
+              <w:t>眼神抬頭交流與舞台肢體大方展...</w:t>
             </w:r>
           </w:p>
         </w:tc>
@@ -3533,9 +4105,7 @@
                 <w:color w:val="1E293B"/>
                 <w:sz w:val="17"/>
               </w:rPr>
-              <w:t>【重點】總結句演繹：「伊變出來的魔術，是滿滿的愛佮快樂。」字字清晰、節奏放緩、尾音微揚帶微笑，給聽眾留下溫暖的餘韻。</w:t>
-              <w:br/>
-              <w:t>【午休/檢驗】訓練最後一句收音時的表情（眼含微笑、頭微揚、充滿幸福感），停留 2 秒再鞠躬。</w:t>
+              <w:t>全篇「抬頭率」突破：在稿件上劃定 8 處必抬頭標記（★）。雙手持稿端正，目光平視評審席，以自信微笑傳遞台語故事的魅力。</w:t>
             </w:r>
           </w:p>
         </w:tc>
@@ -3564,13 +4134,13 @@
                 <w:color w:val="1E293B"/>
                 <w:sz w:val="17"/>
               </w:rPr>
-              <w:t>結尾處理完美，餘韻悠揚，感情昇華到位，令人回味無窮。</w:t>
+              <w:t>全篇抬頭次數達 8 次以上，眼神自然親切，颱風落落大方。</w:t>
             </w:r>
           </w:p>
         </w:tc>
         <w:tc>
           <w:tcPr>
-            <w:tcW w:type="dxa" w:w="936"/>
+            <w:tcW w:type="dxa" w:w="1008"/>
             <w:vAlign w:val="center"/>
             <w:tcMar>
               <w:top w:w="50" w:type="dxa"/>
@@ -3596,8 +4166,6 @@
               <w:t>［ ］優</w:t>
               <w:br/>
               <w:t>［ ］良</w:t>
-              <w:br/>
-              <w:t>［ ］可</w:t>
             </w:r>
           </w:p>
         </w:tc>
@@ -3605,7 +4173,7 @@
       <w:tr>
         <w:tc>
           <w:tcPr>
-            <w:tcW w:type="dxa" w:w="1008"/>
+            <w:tcW w:type="dxa" w:w="1152"/>
             <w:vAlign w:val="center"/>
             <w:tcMar>
               <w:top w:w="50" w:type="dxa"/>
@@ -3661,7 +4229,7 @@
         </w:tc>
         <w:tc>
           <w:tcPr>
-            <w:tcW w:type="dxa" w:w="1080"/>
+            <w:tcW w:type="dxa" w:w="936"/>
             <w:vAlign w:val="center"/>
             <w:tcMar>
               <w:top w:w="50" w:type="dxa"/>
@@ -3689,7 +4257,7 @@
         </w:tc>
         <w:tc>
           <w:tcPr>
-            <w:tcW w:type="dxa" w:w="1584"/>
+            <w:tcW w:type="dxa" w:w="1872"/>
             <w:vAlign w:val="center"/>
             <w:tcMar>
               <w:top w:w="50" w:type="dxa"/>
@@ -3711,7 +4279,7 @@
                 <w:color w:val="1E293B"/>
                 <w:sz w:val="17"/>
               </w:rPr>
-              <w:t>台風儀態：親切大方之本土氣質</w:t>
+              <w:t>台語聲情感染力：抑揚頓挫與輕...</w:t>
             </w:r>
           </w:p>
         </w:tc>
@@ -3739,9 +4307,7 @@
                 <w:color w:val="1E293B"/>
                 <w:sz w:val="17"/>
               </w:rPr>
-              <w:t>【重點】台語演繹儀態：不同於國語之嚴謹，台語朗讀需帶有台灣本土的親切感、人情味與生動表情。站姿自然、手持講稿高度適中、眉宇舒展。</w:t>
-              <w:br/>
-              <w:t>【午休/檢驗】指導學生消除呆板僵硬的面部肌肉，引導隨著情節自然展露微笑與驚喜神情。</w:t>
+              <w:t>精雕聲情細節：豬叫聲的歡快、果園的豐饒、米甕掀開的期待、阿公變魔術的神秘、搶硬幣的喧鬧、長大後的思念。讓聽眾如歷其境。</w:t>
             </w:r>
           </w:p>
         </w:tc>
@@ -3769,13 +4335,13 @@
                 <w:color w:val="1E293B"/>
                 <w:sz w:val="17"/>
               </w:rPr>
-              <w:t>台風親切自然，表情隨文生動變化，具備優秀本土語文競賽選手儀態。</w:t>
+              <w:t>聲情層次分明，情感飽滿，具有強大的舞台感染力。</w:t>
             </w:r>
           </w:p>
         </w:tc>
         <w:tc>
           <w:tcPr>
-            <w:tcW w:type="dxa" w:w="936"/>
+            <w:tcW w:type="dxa" w:w="1008"/>
             <w:vAlign w:val="center"/>
             <w:tcMar>
               <w:top w:w="50" w:type="dxa"/>
@@ -3800,8 +4366,6 @@
               <w:t>［ ］優</w:t>
               <w:br/>
               <w:t>［ ］良</w:t>
-              <w:br/>
-              <w:t>［ ］可</w:t>
             </w:r>
           </w:p>
         </w:tc>
@@ -3809,7 +4373,7 @@
       <w:tr>
         <w:tc>
           <w:tcPr>
-            <w:tcW w:type="dxa" w:w="1008"/>
+            <w:tcW w:type="dxa" w:w="1152"/>
             <w:vAlign w:val="center"/>
             <w:tcMar>
               <w:top w:w="50" w:type="dxa"/>
@@ -3867,7 +4431,7 @@
         </w:tc>
         <w:tc>
           <w:tcPr>
-            <w:tcW w:type="dxa" w:w="1080"/>
+            <w:tcW w:type="dxa" w:w="936"/>
             <w:vAlign w:val="center"/>
             <w:tcMar>
               <w:top w:w="50" w:type="dxa"/>
@@ -3896,7 +4460,7 @@
         </w:tc>
         <w:tc>
           <w:tcPr>
-            <w:tcW w:type="dxa" w:w="1584"/>
+            <w:tcW w:type="dxa" w:w="1872"/>
             <w:vAlign w:val="center"/>
             <w:tcMar>
               <w:top w:w="50" w:type="dxa"/>
@@ -3919,7 +4483,7 @@
                 <w:color w:val="1E293B"/>
                 <w:sz w:val="17"/>
               </w:rPr>
-              <w:t>全篇四段大貫通與第 3 週驗</w:t>
+              <w:t>全篇整合朗讀與第 3 週總結...</w:t>
             </w:r>
           </w:p>
         </w:tc>
@@ -3948,9 +4512,7 @@
                 <w:color w:val="1E293B"/>
                 <w:sz w:val="17"/>
               </w:rPr>
-              <w:t>【重點】全篇四段大貫通：字數約 380 字。起（阿公厲害本領）、承（公園變野花）、轉（客廳變軟糖）、合（滿滿愛佮快樂）。執行第 3 週全面驗收。佈置週末全篇計時增量大特訓。</w:t>
-              <w:br/>
-              <w:t>【午休/檢驗】全篇計時演練，要求全篇耗時在 3 分 10 秒 至 3 分 30 秒 之間，評定第 3 週星等。</w:t>
+              <w:t>第 3 週綜合大驗收：完整模擬比賽規格。報號、報題、持稿、全篇朗讀、致謝。評定特優、優等、尚可三個等第。</w:t>
             </w:r>
           </w:p>
         </w:tc>
@@ -3979,13 +4541,13 @@
                 <w:color w:val="1E293B"/>
                 <w:sz w:val="17"/>
               </w:rPr>
-              <w:t>全篇流暢無阻，變調純熟自然，台語發音道地，時間掌控完美。</w:t>
+              <w:t>達到校內競賽特優水準：字音 0 瑕疵、台語氣口道地、眼神交流自然、時間精準。</w:t>
             </w:r>
           </w:p>
         </w:tc>
         <w:tc>
           <w:tcPr>
-            <w:tcW w:type="dxa" w:w="936"/>
+            <w:tcW w:type="dxa" w:w="1008"/>
             <w:vAlign w:val="center"/>
             <w:tcMar>
               <w:top w:w="50" w:type="dxa"/>
@@ -4011,8 +4573,6 @@
               <w:t>［ ］優</w:t>
               <w:br/>
               <w:t>［ ］良</w:t>
-              <w:br/>
-              <w:t>［ ］可</w:t>
             </w:r>
           </w:p>
         </w:tc>
@@ -4020,7 +4580,7 @@
       <w:tr>
         <w:tc>
           <w:tcPr>
-            <w:tcW w:type="dxa" w:w="1008"/>
+            <w:tcW w:type="dxa" w:w="1152"/>
             <w:vAlign w:val="center"/>
             <w:tcMar>
               <w:top w:w="50" w:type="dxa"/>
@@ -4076,7 +4636,7 @@
         </w:tc>
         <w:tc>
           <w:tcPr>
-            <w:tcW w:type="dxa" w:w="1080"/>
+            <w:tcW w:type="dxa" w:w="936"/>
             <w:vAlign w:val="center"/>
             <w:tcMar>
               <w:top w:w="50" w:type="dxa"/>
@@ -4104,7 +4664,7 @@
         </w:tc>
         <w:tc>
           <w:tcPr>
-            <w:tcW w:type="dxa" w:w="1584"/>
+            <w:tcW w:type="dxa" w:w="1872"/>
             <w:vAlign w:val="center"/>
             <w:tcMar>
               <w:top w:w="50" w:type="dxa"/>
@@ -4126,7 +4686,7 @@
                 <w:color w:val="1E293B"/>
                 <w:sz w:val="17"/>
               </w:rPr>
-              <w:t>【假日自主自學與朗讀增量】全</w:t>
+              <w:t>【假日自主自學與朗讀增量 C...</w:t>
             </w:r>
           </w:p>
         </w:tc>
@@ -4154,11 +4714,7 @@
                 <w:color w:val="1E293B"/>
                 <w:sz w:val="17"/>
               </w:rPr>
-              <w:t>【重點】【週末停課改居家自學】指派計時極限增量作業：連續兩天各朗讀 6 遍（合計 12 遍），每一次均需碼表精確計時！全篇抬頭看鏡子至少 12 次。</w:t>
-              <w:br/>
-              <w:t>【導師週一驗收指標】週一晨間檢視 12 次朗讀時間記錄，要求所有成績均落在 3 分 15 秒 至 3 分 35 秒 的黃金區間內。</w:t>
-              <w:br/>
-              <w:t>【午休/檢驗】【週一晨間批閱規準】現場抽測 1 遍計時朗讀，在 3 分鐘鈴響時評估選手的鎮定度與眼神抬頭率。</w:t>
+              <w:t>【週末自學指引】週末高強度增量：1. 完整全篇計時朗讀 12 遍；2. 舉辦「家庭台語朗讀成果會」，邀請長輩擔任評審評分；3. 錄製全篇錄影檔。</w:t>
             </w:r>
           </w:p>
         </w:tc>
@@ -4186,13 +4742,13 @@
                 <w:color w:val="1E293B"/>
                 <w:sz w:val="17"/>
               </w:rPr>
-              <w:t>【特優】：完成 12 遍計時朗讀，平均時間在 3分25秒左右，聽聞鈴聲神態自若；【合格】：按次數完成並家長簽章。</w:t>
+              <w:t>【特優】如講故事般生動動人，台語純正自然；【優等】流暢但缺乏起伏；【尚可】仍有字音猶豫。</w:t>
             </w:r>
           </w:p>
         </w:tc>
         <w:tc>
           <w:tcPr>
-            <w:tcW w:type="dxa" w:w="936"/>
+            <w:tcW w:type="dxa" w:w="1008"/>
             <w:vAlign w:val="center"/>
             <w:tcMar>
               <w:top w:w="50" w:type="dxa"/>
@@ -4217,8 +4773,6 @@
               <w:t>［ ］優</w:t>
               <w:br/>
               <w:t>［ ］良</w:t>
-              <w:br/>
-              <w:t>［ ］可</w:t>
             </w:r>
           </w:p>
         </w:tc>
@@ -4226,7 +4780,7 @@
       <w:tr>
         <w:tc>
           <w:tcPr>
-            <w:tcW w:type="dxa" w:w="1008"/>
+            <w:tcW w:type="dxa" w:w="1152"/>
             <w:vAlign w:val="center"/>
             <w:tcMar>
               <w:top w:w="50" w:type="dxa"/>
@@ -4284,7 +4838,7 @@
         </w:tc>
         <w:tc>
           <w:tcPr>
-            <w:tcW w:type="dxa" w:w="1080"/>
+            <w:tcW w:type="dxa" w:w="936"/>
             <w:vAlign w:val="center"/>
             <w:tcMar>
               <w:top w:w="50" w:type="dxa"/>
@@ -4313,7 +4867,7 @@
         </w:tc>
         <w:tc>
           <w:tcPr>
-            <w:tcW w:type="dxa" w:w="1584"/>
+            <w:tcW w:type="dxa" w:w="1872"/>
             <w:vAlign w:val="center"/>
             <w:tcMar>
               <w:top w:w="50" w:type="dxa"/>
@@ -4336,7 +4890,7 @@
                 <w:color w:val="1E293B"/>
                 <w:sz w:val="17"/>
               </w:rPr>
-              <w:t>3 分鐘鈴響心智淬鍊與定速訓</w:t>
+              <w:t>競賽台規與上台禮儀：台語報號...</w:t>
             </w:r>
           </w:p>
         </w:tc>
@@ -4365,9 +4919,7 @@
                 <w:color w:val="1E293B"/>
                 <w:sz w:val="17"/>
               </w:rPr>
-              <w:t>【重點】晨間驗收週末 12 次計時紀錄。競賽抗壓訓練：朗讀 3 分鐘按鈴一次，4 分鐘兩響鈴下台。訓練在聽到 3 分鐘鈴響時，剛好讀到第四段開頭，心態沉穩，不加速、不慌亂。</w:t>
-              <w:br/>
-              <w:t>【午休/檢驗】模擬按鈴干擾，訓練學生「鈴聲自響我自讀」的定力與節奏感。</w:t>
+              <w:t>台語競賽禮儀：步伐從容登台、向評判鞠躬 30 度問好、用流利台語報號與題目：「評判老師好，我是四年丙班第○號選手，今仔日我所欲朗讀的題目是——阿公變魔術」、朗讀完畢從容致謝「多謝評判老師」。</w:t>
             </w:r>
           </w:p>
         </w:tc>
@@ -4396,13 +4948,13 @@
                 <w:color w:val="1E293B"/>
                 <w:sz w:val="17"/>
               </w:rPr>
-              <w:t>聽聞鈴聲神色如常，毫不慌亂，從容完成第四段結尾昇華。</w:t>
+              <w:t>儀態落落大方，步態穩健，台語報題聲音洪亮，禮貌周全。</w:t>
             </w:r>
           </w:p>
         </w:tc>
         <w:tc>
           <w:tcPr>
-            <w:tcW w:type="dxa" w:w="936"/>
+            <w:tcW w:type="dxa" w:w="1008"/>
             <w:vAlign w:val="center"/>
             <w:tcMar>
               <w:top w:w="50" w:type="dxa"/>
@@ -4428,8 +4980,6 @@
               <w:t>［ ］優</w:t>
               <w:br/>
               <w:t>［ ］良</w:t>
-              <w:br/>
-              <w:t>［ ］可</w:t>
             </w:r>
           </w:p>
         </w:tc>
@@ -4437,7 +4987,7 @@
       <w:tr>
         <w:tc>
           <w:tcPr>
-            <w:tcW w:type="dxa" w:w="1008"/>
+            <w:tcW w:type="dxa" w:w="1152"/>
             <w:vAlign w:val="center"/>
             <w:tcMar>
               <w:top w:w="50" w:type="dxa"/>
@@ -4493,7 +5043,7 @@
         </w:tc>
         <w:tc>
           <w:tcPr>
-            <w:tcW w:type="dxa" w:w="1080"/>
+            <w:tcW w:type="dxa" w:w="936"/>
             <w:vAlign w:val="center"/>
             <w:tcMar>
               <w:top w:w="50" w:type="dxa"/>
@@ -4521,7 +5071,7 @@
         </w:tc>
         <w:tc>
           <w:tcPr>
-            <w:tcW w:type="dxa" w:w="1584"/>
+            <w:tcW w:type="dxa" w:w="1872"/>
             <w:vAlign w:val="center"/>
             <w:tcMar>
               <w:top w:w="50" w:type="dxa"/>
@@ -4543,7 +5093,7 @@
                 <w:color w:val="1E293B"/>
                 <w:sz w:val="17"/>
               </w:rPr>
-              <w:t>弱點字詞音調地毯式強化</w:t>
+              <w:t>抗壓與干擾訓練：噪音適應與心...</w:t>
             </w:r>
           </w:p>
         </w:tc>
@@ -4571,9 +5121,7 @@
                 <w:color w:val="1E293B"/>
                 <w:sz w:val="17"/>
               </w:rPr>
-              <w:t>【重點】地毯式排查弱點音：針對學生容易讀成華語的單字（如「手巾仔、電視、神仙、空茶甌」）進行逐字高頻抽背。</w:t>
-              <w:br/>
-              <w:t>【午休/檢驗】編寫「容易失分 10 詞清單」，讓學生抽籤速讀，要求 100% 正確出音。</w:t>
+              <w:t>抗壓訓練：在朗讀過程中模擬突發狀況（如窗外噪音、評審翻卷聲、鈴聲干擾），訓練專注力與定力。不因外界干擾而分心或斷詞。</w:t>
             </w:r>
           </w:p>
         </w:tc>
@@ -4601,13 +5149,13 @@
                 <w:color w:val="1E293B"/>
                 <w:sz w:val="17"/>
               </w:rPr>
-              <w:t>全篇無任何一處華語腔調或聲調混淆，達到競賽特優級純淨度。</w:t>
+              <w:t>抗干擾能力強，專注度百分之百，節奏沉穩不慌亂。</w:t>
             </w:r>
           </w:p>
         </w:tc>
         <w:tc>
           <w:tcPr>
-            <w:tcW w:type="dxa" w:w="936"/>
+            <w:tcW w:type="dxa" w:w="1008"/>
             <w:vAlign w:val="center"/>
             <w:tcMar>
               <w:top w:w="50" w:type="dxa"/>
@@ -4632,8 +5180,6 @@
               <w:t>［ ］優</w:t>
               <w:br/>
               <w:t>［ ］良</w:t>
-              <w:br/>
-              <w:t>［ ］可</w:t>
             </w:r>
           </w:p>
         </w:tc>
@@ -4641,7 +5187,7 @@
       <w:tr>
         <w:tc>
           <w:tcPr>
-            <w:tcW w:type="dxa" w:w="1008"/>
+            <w:tcW w:type="dxa" w:w="1152"/>
             <w:vAlign w:val="center"/>
             <w:tcMar>
               <w:top w:w="50" w:type="dxa"/>
@@ -4699,7 +5245,7 @@
         </w:tc>
         <w:tc>
           <w:tcPr>
-            <w:tcW w:type="dxa" w:w="1080"/>
+            <w:tcW w:type="dxa" w:w="936"/>
             <w:vAlign w:val="center"/>
             <w:tcMar>
               <w:top w:w="50" w:type="dxa"/>
@@ -4728,7 +5274,7 @@
         </w:tc>
         <w:tc>
           <w:tcPr>
-            <w:tcW w:type="dxa" w:w="1584"/>
+            <w:tcW w:type="dxa" w:w="1872"/>
             <w:vAlign w:val="center"/>
             <w:tcMar>
               <w:top w:w="50" w:type="dxa"/>
@@ -4751,7 +5297,7 @@
                 <w:color w:val="1E293B"/>
                 <w:sz w:val="17"/>
               </w:rPr>
-              <w:t>視線抬頭率達標 40% 攻堅</w:t>
+              <w:t>2 分鐘鈴聲掌控特訓：從容完...</w:t>
             </w:r>
           </w:p>
         </w:tc>
@@ -4780,9 +5326,7 @@
                 <w:color w:val="1E293B"/>
                 <w:sz w:val="17"/>
               </w:rPr>
-              <w:t>【重點】抬頭率專項突破：要求台語朗讀抬頭率達到 40%！在每個逗號、句號以及阿公動作神態處，視線自然投向評審席，建立心靈共鳴。</w:t>
-              <w:br/>
-              <w:t>【午休/檢驗】在講台實測抬頭次數，全篇 380 字中抬頭次數需達到 12 次以上。</w:t>
+              <w:t>比賽時間掌控：按簡章規定，限時 2 分鐘（一響鈴即立即下台）。學生全篇朗讀須在 1分40秒 至 1分48秒 內自然讀完，聞鈴前即已完美收尾致謝！</w:t>
             </w:r>
           </w:p>
         </w:tc>
@@ -4811,13 +5355,13 @@
                 <w:color w:val="1E293B"/>
                 <w:sz w:val="17"/>
               </w:rPr>
-              <w:t>抬頭自然大方，眼神生動有神，能用目光帶動評審的情感起伏。</w:t>
+              <w:t>時間控制完美（1分40秒~1分48秒），從容完篇，給評審極佳的專業印象。</w:t>
             </w:r>
           </w:p>
         </w:tc>
         <w:tc>
           <w:tcPr>
-            <w:tcW w:type="dxa" w:w="936"/>
+            <w:tcW w:type="dxa" w:w="1008"/>
             <w:vAlign w:val="center"/>
             <w:tcMar>
               <w:top w:w="50" w:type="dxa"/>
@@ -4843,8 +5387,6 @@
               <w:t>［ ］優</w:t>
               <w:br/>
               <w:t>［ ］良</w:t>
-              <w:br/>
-              <w:t>［ ］可</w:t>
             </w:r>
           </w:p>
         </w:tc>
@@ -4852,7 +5394,7 @@
       <w:tr>
         <w:tc>
           <w:tcPr>
-            <w:tcW w:type="dxa" w:w="1008"/>
+            <w:tcW w:type="dxa" w:w="1152"/>
             <w:vAlign w:val="center"/>
             <w:tcMar>
               <w:top w:w="50" w:type="dxa"/>
@@ -4908,7 +5450,7 @@
         </w:tc>
         <w:tc>
           <w:tcPr>
-            <w:tcW w:type="dxa" w:w="1080"/>
+            <w:tcW w:type="dxa" w:w="936"/>
             <w:vAlign w:val="center"/>
             <w:tcMar>
               <w:top w:w="50" w:type="dxa"/>
@@ -4936,7 +5478,7 @@
         </w:tc>
         <w:tc>
           <w:tcPr>
-            <w:tcW w:type="dxa" w:w="1584"/>
+            <w:tcW w:type="dxa" w:w="1872"/>
             <w:vAlign w:val="center"/>
             <w:tcMar>
               <w:top w:w="50" w:type="dxa"/>
@@ -4958,7 +5500,7 @@
                 <w:color w:val="1E293B"/>
                 <w:sz w:val="17"/>
               </w:rPr>
-              <w:t xml:space="preserve">全套台語上下台禮儀 SOP </w:t>
+              <w:t>全真賽前模擬演練（活動中心校...</w:t>
             </w:r>
           </w:p>
         </w:tc>
@@ -4986,9 +5528,7 @@
                 <w:color w:val="1E293B"/>
                 <w:sz w:val="17"/>
               </w:rPr>
-              <w:t>【重點】台語上下台禮儀 SOP：1. 步履從容上台；2. 向評判老師鞠躬 45 度；3. 台語報題：「評判老師好，阮是四年丙班選手，今仔日我所欲朗讀的篇目是——阿公變魔術，作著：周世雄。」；4. 全篇朗讀；5. 朗讀完畢鞠躬：「多謝各位評判老師（To-siā kok-uī phîng-phuànn lāu-sir）！」</w:t>
-              <w:br/>
-              <w:t>【午休/檢驗】反覆演練台語報題目與台語致謝詞，音量宏亮、字正腔圓、滿懷熱情。</w:t>
+              <w:t>實地走位模擬：前往活動中心校史室（比賽場地）進行全真走位與發聲練習。感受比賽場地的回音、光線與講台高度，消除陌生感。</w:t>
             </w:r>
           </w:p>
         </w:tc>
@@ -5016,13 +5556,13 @@
                 <w:color w:val="1E293B"/>
                 <w:sz w:val="17"/>
               </w:rPr>
-              <w:t>台語報題目與致謝詞道地自然，上下台禮儀無可挑剔，風采過人。</w:t>
+              <w:t>適應比賽場地，聲音能清晰傳達到最後一排，颱風沈著穩健。</w:t>
             </w:r>
           </w:p>
         </w:tc>
         <w:tc>
           <w:tcPr>
-            <w:tcW w:type="dxa" w:w="936"/>
+            <w:tcW w:type="dxa" w:w="1008"/>
             <w:vAlign w:val="center"/>
             <w:tcMar>
               <w:top w:w="50" w:type="dxa"/>
@@ -5047,8 +5587,6 @@
               <w:t>［ ］優</w:t>
               <w:br/>
               <w:t>［ ］良</w:t>
-              <w:br/>
-              <w:t>［ ］可</w:t>
             </w:r>
           </w:p>
         </w:tc>
@@ -5056,7 +5594,7 @@
       <w:tr>
         <w:tc>
           <w:tcPr>
-            <w:tcW w:type="dxa" w:w="1008"/>
+            <w:tcW w:type="dxa" w:w="1152"/>
             <w:vAlign w:val="center"/>
             <w:tcMar>
               <w:top w:w="50" w:type="dxa"/>
@@ -5114,7 +5652,7 @@
         </w:tc>
         <w:tc>
           <w:tcPr>
-            <w:tcW w:type="dxa" w:w="1080"/>
+            <w:tcW w:type="dxa" w:w="936"/>
             <w:vAlign w:val="center"/>
             <w:tcMar>
               <w:top w:w="50" w:type="dxa"/>
@@ -5143,7 +5681,7 @@
         </w:tc>
         <w:tc>
           <w:tcPr>
-            <w:tcW w:type="dxa" w:w="1584"/>
+            <w:tcW w:type="dxa" w:w="1872"/>
             <w:vAlign w:val="center"/>
             <w:tcMar>
               <w:top w:w="50" w:type="dxa"/>
@@ -5166,7 +5704,7 @@
                 <w:color w:val="1E293B"/>
                 <w:sz w:val="17"/>
               </w:rPr>
-              <w:t>賽前全真模擬考與導師終極提點</w:t>
+              <w:t>終極驗收、信心建立與出征授旗...</w:t>
             </w:r>
           </w:p>
         </w:tc>
@@ -5195,9 +5733,7 @@
                 <w:color w:val="1E293B"/>
                 <w:sz w:val="17"/>
               </w:rPr>
-              <w:t>【重點】賽前全真模擬考：限時 4 分鐘正式計時，完全比照校內賽規模。導師全面針對語音50%、氣勢40%、儀態10%給予最終評審成績與勉勵！佈置賽前黃金週末任務！</w:t>
-              <w:br/>
-              <w:t>【午休/檢驗】傳授賽前安定心神秘訣（閉目深呼吸 3 次、溫水潤喉），頒發四年丙班出征幸運吊飾！</w:t>
+              <w:t>終極出征檢閱：四年丙班全班同學為選手加油打氣。進行最後一次完美朗讀。導師頒發「出征授旗榮譽卡」，給予百分之百信心賦能！</w:t>
             </w:r>
           </w:p>
         </w:tc>
@@ -5226,13 +5762,13 @@
                 <w:color w:val="1E293B"/>
                 <w:sz w:val="17"/>
               </w:rPr>
-              <w:t>全篇演繹登峰造極，聲情並茂，祖孫真情動人心魄，具備奪冠特優水準！</w:t>
+              <w:t>心態自信陽光，技藝純熟圓融，具備奪冠實力與大家風範。</w:t>
             </w:r>
           </w:p>
         </w:tc>
         <w:tc>
           <w:tcPr>
-            <w:tcW w:type="dxa" w:w="936"/>
+            <w:tcW w:type="dxa" w:w="1008"/>
             <w:vAlign w:val="center"/>
             <w:tcMar>
               <w:top w:w="50" w:type="dxa"/>
@@ -5258,8 +5794,6 @@
               <w:t>［ ］優</w:t>
               <w:br/>
               <w:t>［ ］良</w:t>
-              <w:br/>
-              <w:t>［ ］可</w:t>
             </w:r>
           </w:p>
         </w:tc>
@@ -5267,7 +5801,7 @@
       <w:tr>
         <w:tc>
           <w:tcPr>
-            <w:tcW w:type="dxa" w:w="1008"/>
+            <w:tcW w:type="dxa" w:w="1152"/>
             <w:vAlign w:val="center"/>
             <w:tcMar>
               <w:top w:w="50" w:type="dxa"/>
@@ -5323,7 +5857,7 @@
         </w:tc>
         <w:tc>
           <w:tcPr>
-            <w:tcW w:type="dxa" w:w="1080"/>
+            <w:tcW w:type="dxa" w:w="936"/>
             <w:vAlign w:val="center"/>
             <w:tcMar>
               <w:top w:w="50" w:type="dxa"/>
@@ -5351,7 +5885,7 @@
         </w:tc>
         <w:tc>
           <w:tcPr>
-            <w:tcW w:type="dxa" w:w="1584"/>
+            <w:tcW w:type="dxa" w:w="1872"/>
             <w:vAlign w:val="center"/>
             <w:tcMar>
               <w:top w:w="50" w:type="dxa"/>
@@ -5373,7 +5907,7 @@
                 <w:color w:val="1E293B"/>
                 <w:sz w:val="17"/>
               </w:rPr>
-              <w:t>【賽前黃金週末極限自學與朗讀</w:t>
+              <w:t>【假日自主自學與朗讀增量 D...</w:t>
             </w:r>
           </w:p>
         </w:tc>
@@ -5401,11 +5935,7 @@
                 <w:color w:val="1E293B"/>
                 <w:sz w:val="17"/>
               </w:rPr>
-              <w:t>【重點】【賽前黃金週末自學指引】比賽倒數 4 天！指示選手在家完全比照正式競賽，穿著整潔校服，進行上下台全流程禮儀彩排 5 次。</w:t>
-              <w:br/>
-              <w:t>【護嗓叮嚀】切忌過度喊叫！朗讀以中等音量溫和進行，多喝溫蜂蜜水，確保嗓音清澈甜美。</w:t>
-              <w:br/>
-              <w:t>【午休/檢驗】【週一賽前最後檢視】週一晨間聆聽選手試讀一小段，給予最後鼓勵，精神抖擻迎向週四正式比賽！</w:t>
+              <w:t>【週末自學指引】賽前最後週末：不宜過度過量耗費嗓子，轉為「潤讀與意念冥想」：全篇輕聲潤讀 5 遍，多喝溫水，充足睡眠。</w:t>
             </w:r>
           </w:p>
         </w:tc>
@@ -5433,13 +5963,13 @@
                 <w:color w:val="1E293B"/>
                 <w:sz w:val="17"/>
               </w:rPr>
-              <w:t>【特優】：上下台禮儀落落大方，台語報題目與致謝詞清晰洪亮，聲音飽滿潤澤，心理狀態極佳。</w:t>
+              <w:t>【特優】精神飽滿、嗓音明亮純淨、自信從容。</w:t>
             </w:r>
           </w:p>
         </w:tc>
         <w:tc>
           <w:tcPr>
-            <w:tcW w:type="dxa" w:w="936"/>
+            <w:tcW w:type="dxa" w:w="1008"/>
             <w:vAlign w:val="center"/>
             <w:tcMar>
               <w:top w:w="50" w:type="dxa"/>
@@ -5464,8 +5994,6 @@
               <w:t>［ ］優</w:t>
               <w:br/>
               <w:t>［ ］良</w:t>
-              <w:br/>
-              <w:t>［ ］可</w:t>
             </w:r>
           </w:p>
         </w:tc>

--- a/115校內語文競賽/四年丙班_各項目培訓資料庫/05_臺灣台語朗讀組/老師_指導指引與每日進度表(含評量標準).docx
+++ b/115校內語文競賽/四年丙班_各項目培訓資料庫/05_臺灣台語朗讀組/老師_指導指引與每日進度表(含評量標準).docx
@@ -9,11 +9,11 @@
       </w:pPr>
       <w:r>
         <w:rPr>
-          <w:rFonts w:ascii="微軟正黑體" w:hAnsi="微軟正黑體" w:eastAsia="微軟正黑體"/>
+          <w:rFonts w:ascii="標楷體" w:hAnsi="標楷體" w:eastAsia="標楷體"/>
           <w:b/>
           <w:i w:val="0"/>
           <w:color w:val="0F2C59"/>
-          <w:sz w:val="30"/>
+          <w:sz w:val="32"/>
         </w:rPr>
         <w:t>臺中市梧棲區中正國小 115 學年度校內語文競賽</w:t>
       </w:r>
@@ -25,11 +25,11 @@
       </w:pPr>
       <w:r>
         <w:rPr>
-          <w:rFonts w:ascii="微軟正黑體" w:hAnsi="微軟正黑體" w:eastAsia="微軟正黑體"/>
+          <w:rFonts w:ascii="標楷體" w:hAnsi="標楷體" w:eastAsia="標楷體"/>
           <w:b/>
           <w:i w:val="0"/>
           <w:color w:val="C2410C"/>
-          <w:sz w:val="22"/>
+          <w:sz w:val="32"/>
         </w:rPr>
         <w:t>【四年丙班・臺灣台語朗讀組】老師指導指引與進度表（周世雄〈04 阿公變魔術〉）</w:t>
       </w:r>
@@ -41,11 +41,11 @@
       </w:pPr>
       <w:r>
         <w:rPr>
-          <w:rFonts w:ascii="微軟正黑體" w:hAnsi="微軟正黑體" w:eastAsia="微軟正黑體"/>
+          <w:rFonts w:ascii="標楷體" w:hAnsi="標楷體" w:eastAsia="標楷體"/>
           <w:b/>
           <w:i w:val="0"/>
           <w:color w:val="0F2C59"/>
-          <w:sz w:val="26"/>
+          <w:sz w:val="32"/>
         </w:rPr>
         <w:t>壹、競賽核心規範與評判要旨</w:t>
       </w:r>
@@ -57,21 +57,21 @@
       </w:pPr>
       <w:r>
         <w:rPr>
-          <w:rFonts w:ascii="微軟正黑體" w:hAnsi="微軟正黑體" w:eastAsia="微軟正黑體"/>
+          <w:rFonts w:ascii="標楷體" w:hAnsi="標楷體" w:eastAsia="標楷體"/>
           <w:b/>
           <w:i w:val="0"/>
           <w:color w:val="1E293B"/>
-          <w:sz w:val="19"/>
+          <w:sz w:val="32"/>
         </w:rPr>
         <w:t>時間地點：</w:t>
       </w:r>
       <w:r>
         <w:rPr>
-          <w:rFonts w:ascii="微軟正黑體" w:hAnsi="微軟正黑體" w:eastAsia="微軟正黑體"/>
+          <w:rFonts w:ascii="標楷體" w:hAnsi="標楷體" w:eastAsia="標楷體"/>
           <w:b w:val="0"/>
           <w:i w:val="0"/>
           <w:color w:val="334155"/>
-          <w:sz w:val="19"/>
+          <w:sz w:val="32"/>
         </w:rPr>
         <w:t>115 年 11 月 12 日（四）08:10-09:20，活動中心校史室。</w:t>
       </w:r>
@@ -83,21 +83,21 @@
       </w:pPr>
       <w:r>
         <w:rPr>
-          <w:rFonts w:ascii="微軟正黑體" w:hAnsi="微軟正黑體" w:eastAsia="微軟正黑體"/>
+          <w:rFonts w:ascii="標楷體" w:hAnsi="標楷體" w:eastAsia="標楷體"/>
           <w:b/>
           <w:i w:val="0"/>
           <w:color w:val="1E293B"/>
-          <w:sz w:val="19"/>
+          <w:sz w:val="32"/>
         </w:rPr>
         <w:t>競賽時限：</w:t>
       </w:r>
       <w:r>
         <w:rPr>
-          <w:rFonts w:ascii="微軟正黑體" w:hAnsi="微軟正黑體" w:eastAsia="微軟正黑體"/>
+          <w:rFonts w:ascii="標楷體" w:hAnsi="標楷體" w:eastAsia="標楷體"/>
           <w:b w:val="0"/>
           <w:i w:val="0"/>
           <w:color w:val="334155"/>
-          <w:sz w:val="19"/>
+          <w:sz w:val="32"/>
         </w:rPr>
         <w:t>每人限時 2 分鐘（時間一到聞鈴聲一響立即下台，不得繼續朗讀）。</w:t>
       </w:r>
@@ -109,21 +109,21 @@
       </w:pPr>
       <w:r>
         <w:rPr>
-          <w:rFonts w:ascii="微軟正黑體" w:hAnsi="微軟正黑體" w:eastAsia="微軟正黑體"/>
+          <w:rFonts w:ascii="標楷體" w:hAnsi="標楷體" w:eastAsia="標楷體"/>
           <w:b/>
           <w:i w:val="0"/>
           <w:color w:val="1E293B"/>
-          <w:sz w:val="19"/>
+          <w:sz w:val="32"/>
         </w:rPr>
         <w:t>指定篇目：</w:t>
       </w:r>
       <w:r>
         <w:rPr>
-          <w:rFonts w:ascii="微軟正黑體" w:hAnsi="微軟正黑體" w:eastAsia="微軟正黑體"/>
+          <w:rFonts w:ascii="標楷體" w:hAnsi="標楷體" w:eastAsia="標楷體"/>
           <w:b w:val="0"/>
           <w:i w:val="0"/>
           <w:color w:val="334155"/>
-          <w:sz w:val="19"/>
+          <w:sz w:val="32"/>
         </w:rPr>
         <w:t>周世雄〈04 阿公變魔術〉（官方附件三四年級唯一指定篇目，全文約 380 字）。</w:t>
       </w:r>
@@ -135,21 +135,21 @@
       </w:pPr>
       <w:r>
         <w:rPr>
-          <w:rFonts w:ascii="微軟正黑體" w:hAnsi="微軟正黑體" w:eastAsia="微軟正黑體"/>
+          <w:rFonts w:ascii="標楷體" w:hAnsi="標楷體" w:eastAsia="標楷體"/>
           <w:b/>
           <w:i w:val="0"/>
           <w:color w:val="1E293B"/>
-          <w:sz w:val="19"/>
+          <w:sz w:val="32"/>
         </w:rPr>
         <w:t>評判標準：</w:t>
       </w:r>
       <w:r>
         <w:rPr>
-          <w:rFonts w:ascii="微軟正黑體" w:hAnsi="微軟正黑體" w:eastAsia="微軟正黑體"/>
+          <w:rFonts w:ascii="標楷體" w:hAnsi="標楷體" w:eastAsia="標楷體"/>
           <w:b w:val="0"/>
           <w:i w:val="0"/>
           <w:color w:val="334155"/>
-          <w:sz w:val="19"/>
+          <w:sz w:val="32"/>
         </w:rPr>
         <w:t>語音 45%、氣勢 45%、儀態 10%。配速目標 1分40秒 至 1分50秒 完篇。</w:t>
       </w:r>
@@ -161,21 +161,21 @@
       </w:pPr>
       <w:r>
         <w:rPr>
-          <w:rFonts w:ascii="微軟正黑體" w:hAnsi="微軟正黑體" w:eastAsia="微軟正黑體"/>
+          <w:rFonts w:ascii="標楷體" w:hAnsi="標楷體" w:eastAsia="標楷體"/>
           <w:b/>
           <w:i w:val="0"/>
           <w:color w:val="1E293B"/>
-          <w:sz w:val="19"/>
+          <w:sz w:val="32"/>
         </w:rPr>
         <w:t>官方音檔：</w:t>
       </w:r>
       <w:r>
         <w:rPr>
-          <w:rFonts w:ascii="微軟正黑體" w:hAnsi="微軟正黑體" w:eastAsia="微軟正黑體"/>
+          <w:rFonts w:ascii="標楷體" w:hAnsi="標楷體" w:eastAsia="標楷體"/>
           <w:b w:val="0"/>
           <w:i w:val="0"/>
           <w:color w:val="334155"/>
-          <w:sz w:val="19"/>
+          <w:sz w:val="32"/>
         </w:rPr>
         <w:t>2.校內語文競賽-臺灣台語朗讀文章與音檔/04_阿公變魔術.mp3（請配合進行影子跟讀）。</w:t>
       </w:r>
@@ -187,21 +187,21 @@
       </w:pPr>
       <w:r>
         <w:rPr>
-          <w:rFonts w:ascii="微軟正黑體" w:hAnsi="微軟正黑體" w:eastAsia="微軟正黑體"/>
+          <w:rFonts w:ascii="標楷體" w:hAnsi="標楷體" w:eastAsia="標楷體"/>
           <w:b/>
           <w:i w:val="0"/>
           <w:color w:val="1E293B"/>
-          <w:sz w:val="19"/>
+          <w:sz w:val="32"/>
         </w:rPr>
         <w:t>假日自學增量機制：</w:t>
       </w:r>
       <w:r>
         <w:rPr>
-          <w:rFonts w:ascii="微軟正黑體" w:hAnsi="微軟正黑體" w:eastAsia="微軟正黑體"/>
+          <w:rFonts w:ascii="標楷體" w:hAnsi="標楷體" w:eastAsia="標楷體"/>
           <w:b w:val="0"/>
           <w:i w:val="0"/>
           <w:color w:val="334155"/>
-          <w:sz w:val="19"/>
+          <w:sz w:val="32"/>
         </w:rPr>
         <w:t>遇到週末假日改為居家自學與朗讀增量（10~12遍計時精讀），週一晨間抽測檢驗。</w:t>
       </w:r>
@@ -213,11 +213,11 @@
       </w:pPr>
       <w:r>
         <w:rPr>
-          <w:rFonts w:ascii="微軟正黑體" w:hAnsi="微軟正黑體" w:eastAsia="微軟正黑體"/>
+          <w:rFonts w:ascii="標楷體" w:hAnsi="標楷體" w:eastAsia="標楷體"/>
           <w:b/>
           <w:i w:val="0"/>
           <w:color w:val="0F2C59"/>
-          <w:sz w:val="26"/>
+          <w:sz w:val="32"/>
         </w:rPr>
         <w:t>貳、全篇臺羅拼音對照與變調詳解稿（周世雄〈04 阿公變魔術〉）</w:t>
       </w:r>
@@ -225,11 +225,11 @@
     <w:p>
       <w:r>
         <w:rPr>
-          <w:rFonts w:ascii="微軟正黑體" w:hAnsi="微軟正黑體" w:eastAsia="微軟正黑體"/>
+          <w:rFonts w:ascii="標楷體" w:hAnsi="標楷體" w:eastAsia="標楷體"/>
           <w:b w:val="0"/>
           <w:i w:val="0"/>
           <w:color w:val="B45309"/>
-          <w:sz w:val="19"/>
+          <w:sz w:val="32"/>
         </w:rPr>
         <w:t>【篇名作者】</w:t>
       </w:r>
@@ -237,11 +237,11 @@
     <w:p>
       <w:r>
         <w:rPr>
-          <w:rFonts w:ascii="微軟正黑體" w:hAnsi="微軟正黑體" w:eastAsia="微軟正黑體"/>
+          <w:rFonts w:ascii="標楷體" w:hAnsi="標楷體" w:eastAsia="標楷體"/>
           <w:b w:val="0"/>
           <w:i w:val="0"/>
           <w:color w:val="0F172A"/>
-          <w:sz w:val="19"/>
+          <w:sz w:val="32"/>
         </w:rPr>
         <w:t>04 阿公變魔術（A-kong piàn môo-su̍t）</w:t>
       </w:r>
@@ -249,11 +249,11 @@
     <w:p>
       <w:r>
         <w:rPr>
-          <w:rFonts w:ascii="微軟正黑體" w:hAnsi="微軟正黑體" w:eastAsia="微軟正黑體"/>
+          <w:rFonts w:ascii="標楷體" w:hAnsi="標楷體" w:eastAsia="標楷體"/>
           <w:b w:val="0"/>
           <w:i w:val="0"/>
           <w:color w:val="0F172A"/>
-          <w:sz w:val="19"/>
+          <w:sz w:val="32"/>
         </w:rPr>
         <w:t>周世雄（Tsiu Sè-hiông）</w:t>
       </w:r>
@@ -261,11 +261,11 @@
     <w:p>
       <w:r>
         <w:rPr>
-          <w:rFonts w:ascii="微軟正黑體" w:hAnsi="微軟正黑體" w:eastAsia="微軟正黑體"/>
+          <w:rFonts w:ascii="標楷體" w:hAnsi="標楷體" w:eastAsia="標楷體"/>
           <w:b w:val="0"/>
           <w:i w:val="0"/>
           <w:color w:val="B45309"/>
-          <w:sz w:val="19"/>
+          <w:sz w:val="32"/>
         </w:rPr>
         <w:t>【第一段：幼年與阿公同住・早晨的豬仔聲】</w:t>
       </w:r>
@@ -273,11 +273,11 @@
     <w:p>
       <w:r>
         <w:rPr>
-          <w:rFonts w:ascii="微軟正黑體" w:hAnsi="微軟正黑體" w:eastAsia="微軟正黑體"/>
+          <w:rFonts w:ascii="標楷體" w:hAnsi="標楷體" w:eastAsia="標楷體"/>
           <w:b w:val="0"/>
           <w:i w:val="0"/>
           <w:color w:val="0F172A"/>
-          <w:sz w:val="19"/>
+          <w:sz w:val="32"/>
         </w:rPr>
         <w:t>佇我細漢猶未讀小學的時（Tī guá sè-hàn iáu-buē tha̍k sió-o̍h ê sî），</w:t>
       </w:r>
@@ -285,11 +285,11 @@
     <w:p>
       <w:r>
         <w:rPr>
-          <w:rFonts w:ascii="微軟正黑體" w:hAnsi="微軟正黑體" w:eastAsia="微軟正黑體"/>
+          <w:rFonts w:ascii="標楷體" w:hAnsi="標楷體" w:eastAsia="標楷體"/>
           <w:b w:val="0"/>
           <w:i w:val="0"/>
           <w:color w:val="0F172A"/>
-          <w:sz w:val="19"/>
+          <w:sz w:val="32"/>
         </w:rPr>
         <w:t>有一段時間搬轉去佮阿公蹛做伙（ū tsi̍t-tuānn sî-kan puann tńg-khì kah a-kong tuà tsò-hué）。</w:t>
       </w:r>
@@ -297,11 +297,11 @@
     <w:p>
       <w:r>
         <w:rPr>
-          <w:rFonts w:ascii="微軟正黑體" w:hAnsi="微軟正黑體" w:eastAsia="微軟正黑體"/>
+          <w:rFonts w:ascii="標楷體" w:hAnsi="標楷體" w:eastAsia="標楷體"/>
           <w:b w:val="0"/>
           <w:i w:val="0"/>
           <w:color w:val="0F172A"/>
-          <w:sz w:val="19"/>
+          <w:sz w:val="32"/>
         </w:rPr>
         <w:t>阿公逐工透早著愛飼豬（A-kong ta̍k-kang thàu-tsá tio̍h-ài tshī-ti），</w:t>
       </w:r>
@@ -309,11 +309,11 @@
     <w:p>
       <w:r>
         <w:rPr>
-          <w:rFonts w:ascii="微軟正黑體" w:hAnsi="微軟正黑體" w:eastAsia="微軟正黑體"/>
+          <w:rFonts w:ascii="標楷體" w:hAnsi="標楷體" w:eastAsia="標楷體"/>
           <w:b w:val="0"/>
           <w:i w:val="0"/>
           <w:color w:val="0F172A"/>
-          <w:sz w:val="19"/>
+          <w:sz w:val="32"/>
         </w:rPr>
         <w:t>所以我耳空邊若聽著一陣一陣豬仔鼾鼾叫的聲（sóo-í guá hīnn-khang-pinn nā thiann-tio̍h tsi̍t-tsūn-tsi̍t-tsūn ti-á huan-huan-kiò ê siann），</w:t>
       </w:r>
@@ -321,11 +321,11 @@
     <w:p>
       <w:r>
         <w:rPr>
-          <w:rFonts w:ascii="微軟正黑體" w:hAnsi="微軟正黑體" w:eastAsia="微軟正黑體"/>
+          <w:rFonts w:ascii="標楷體" w:hAnsi="標楷體" w:eastAsia="標楷體"/>
           <w:b w:val="0"/>
           <w:i w:val="0"/>
           <w:color w:val="0F172A"/>
-          <w:sz w:val="19"/>
+          <w:sz w:val="32"/>
         </w:rPr>
         <w:t>彼就是準時叫我起床的亂鐘仔聲（he tiō-sī tsún-sî kiò guá khí-tshn̂g ê luān-tsing-á-siann）。</w:t>
       </w:r>
@@ -333,11 +333,11 @@
     <w:p>
       <w:r>
         <w:rPr>
-          <w:rFonts w:ascii="微軟正黑體" w:hAnsi="微軟正黑體" w:eastAsia="微軟正黑體"/>
+          <w:rFonts w:ascii="標楷體" w:hAnsi="標楷體" w:eastAsia="標楷體"/>
           <w:b w:val="0"/>
           <w:i w:val="0"/>
           <w:color w:val="B45309"/>
-          <w:sz w:val="19"/>
+          <w:sz w:val="32"/>
         </w:rPr>
         <w:t>【第二段：豬牢邊的神奇果園・天然遊樂園】</w:t>
       </w:r>
@@ -345,11 +345,11 @@
     <w:p>
       <w:r>
         <w:rPr>
-          <w:rFonts w:ascii="微軟正黑體" w:hAnsi="微軟正黑體" w:eastAsia="微軟正黑體"/>
+          <w:rFonts w:ascii="標楷體" w:hAnsi="標楷體" w:eastAsia="標楷體"/>
           <w:b w:val="0"/>
           <w:i w:val="0"/>
           <w:color w:val="0F172A"/>
-          <w:sz w:val="19"/>
+          <w:sz w:val="32"/>
         </w:rPr>
         <w:t>猶會記得佇阿公的豬牢邊（Iáu ē-kì-tit tī a-kong ê ti-tiâu-pinn），</w:t>
       </w:r>
@@ -357,11 +357,11 @@
     <w:p>
       <w:r>
         <w:rPr>
-          <w:rFonts w:ascii="微軟正黑體" w:hAnsi="微軟正黑體" w:eastAsia="微軟正黑體"/>
+          <w:rFonts w:ascii="標楷體" w:hAnsi="標楷體" w:eastAsia="標楷體"/>
           <w:b w:val="0"/>
           <w:i w:val="0"/>
           <w:color w:val="0F172A"/>
-          <w:sz w:val="19"/>
+          <w:sz w:val="32"/>
         </w:rPr>
         <w:t>有一片園仔（ū tsi̍t-phìnn huînn-á），花草佮果子種甲滿滿是（hue-tsháu kah kué-tsí tsìng kah muá-muá-sī）。</w:t>
       </w:r>
@@ -369,11 +369,11 @@
     <w:p>
       <w:r>
         <w:rPr>
-          <w:rFonts w:ascii="微軟正黑體" w:hAnsi="微軟正黑體" w:eastAsia="微軟正黑體"/>
+          <w:rFonts w:ascii="標楷體" w:hAnsi="標楷體" w:eastAsia="標楷體"/>
           <w:b w:val="0"/>
           <w:i w:val="0"/>
           <w:color w:val="0F172A"/>
-          <w:sz w:val="19"/>
+          <w:sz w:val="32"/>
         </w:rPr>
         <w:t>彼時感覺阿公若親像魔術師仝款（Hit-sî kám-kak a-kong ná-tshin-tshiūnn môo-su̍t-su kāng-khuán），</w:t>
       </w:r>
@@ -381,11 +381,11 @@
     <w:p>
       <w:r>
         <w:rPr>
-          <w:rFonts w:ascii="微軟正黑體" w:hAnsi="微軟正黑體" w:eastAsia="微軟正黑體"/>
+          <w:rFonts w:ascii="標楷體" w:hAnsi="標楷體" w:eastAsia="標楷體"/>
           <w:b w:val="0"/>
           <w:i w:val="0"/>
           <w:color w:val="0F172A"/>
-          <w:sz w:val="19"/>
+          <w:sz w:val="32"/>
         </w:rPr>
         <w:t>毋管啥物樹欉佇伊的手內（m̄-kuán siánn-mih tshiū-tsâng tī i ê tshiú-lāi），</w:t>
       </w:r>
@@ -393,11 +393,11 @@
     <w:p>
       <w:r>
         <w:rPr>
-          <w:rFonts w:ascii="微軟正黑體" w:hAnsi="微軟正黑體" w:eastAsia="微軟正黑體"/>
+          <w:rFonts w:ascii="標楷體" w:hAnsi="標楷體" w:eastAsia="標楷體"/>
           <w:b w:val="0"/>
           <w:i w:val="0"/>
           <w:color w:val="0F172A"/>
-          <w:sz w:val="19"/>
+          <w:sz w:val="32"/>
         </w:rPr>
         <w:t>攏會開真媠的花蕊、生誠芳甜的果子（lóng ē khui tsin suí ê hue-luí, senn tsiânn phang-tinn ê kué-tsí）。</w:t>
       </w:r>
@@ -405,11 +405,11 @@
     <w:p>
       <w:r>
         <w:rPr>
-          <w:rFonts w:ascii="微軟正黑體" w:hAnsi="微軟正黑體" w:eastAsia="微軟正黑體"/>
+          <w:rFonts w:ascii="標楷體" w:hAnsi="標楷體" w:eastAsia="標楷體"/>
           <w:b w:val="0"/>
           <w:i w:val="0"/>
           <w:color w:val="0F172A"/>
-          <w:sz w:val="19"/>
+          <w:sz w:val="32"/>
         </w:rPr>
         <w:t>我見擺若綴阿公入去巡園仔的時（Guá kiàn-pái nā tuè a-kong ji̍p-khì sûn huînn-á ê sî），</w:t>
       </w:r>
@@ -417,11 +417,11 @@
     <w:p>
       <w:r>
         <w:rPr>
-          <w:rFonts w:ascii="微軟正黑體" w:hAnsi="微軟正黑體" w:eastAsia="微軟正黑體"/>
+          <w:rFonts w:ascii="標楷體" w:hAnsi="標楷體" w:eastAsia="標楷體"/>
           <w:b w:val="0"/>
           <w:i w:val="0"/>
           <w:color w:val="0F172A"/>
-          <w:sz w:val="19"/>
+          <w:sz w:val="32"/>
         </w:rPr>
         <w:t>足愛刁故意目睭瞌瞌（tsiok ài tiau-kòo-ì ba̍k-tsiu kheh-kheh），</w:t>
       </w:r>
@@ -429,11 +429,11 @@
     <w:p>
       <w:r>
         <w:rPr>
-          <w:rFonts w:ascii="微軟正黑體" w:hAnsi="微軟正黑體" w:eastAsia="微軟正黑體"/>
+          <w:rFonts w:ascii="標楷體" w:hAnsi="標楷體" w:eastAsia="標楷體"/>
           <w:b w:val="0"/>
           <w:i w:val="0"/>
           <w:color w:val="0F172A"/>
-          <w:sz w:val="19"/>
+          <w:sz w:val="32"/>
         </w:rPr>
         <w:t>那行那用鼻空去臆我這馬徛佇佗一欉樹仔跤（ná kiânn ná iōng phīnn-khang khì ioh guá tsit-má khiā tī tó tsi̍t-tsâng tshiū-á-kha），</w:t>
       </w:r>
@@ -441,11 +441,11 @@
     <w:p>
       <w:r>
         <w:rPr>
-          <w:rFonts w:ascii="微軟正黑體" w:hAnsi="微軟正黑體" w:eastAsia="微軟正黑體"/>
+          <w:rFonts w:ascii="標楷體" w:hAnsi="標楷體" w:eastAsia="標楷體"/>
           <w:b w:val="0"/>
           <w:i w:val="0"/>
           <w:color w:val="0F172A"/>
-          <w:sz w:val="19"/>
+          <w:sz w:val="32"/>
         </w:rPr>
         <w:t>因為滿園的芳味早就深深印佇我的頭殼內（in-uī muá-huînn ê phang-bī tsá tiō tshim-tshim ìn tī guá ê thâu-khak-lāi）。</w:t>
       </w:r>
@@ -453,11 +453,11 @@
     <w:p>
       <w:r>
         <w:rPr>
-          <w:rFonts w:ascii="微軟正黑體" w:hAnsi="微軟正黑體" w:eastAsia="微軟正黑體"/>
+          <w:rFonts w:ascii="標楷體" w:hAnsi="標楷體" w:eastAsia="標楷體"/>
           <w:b w:val="0"/>
           <w:i w:val="0"/>
           <w:color w:val="0F172A"/>
-          <w:sz w:val="19"/>
+          <w:sz w:val="32"/>
         </w:rPr>
         <w:t>若是拄著假日（Nā-sī tú-tio̍h kà-ji̍t），</w:t>
       </w:r>
@@ -465,11 +465,11 @@
     <w:p>
       <w:r>
         <w:rPr>
-          <w:rFonts w:ascii="微軟正黑體" w:hAnsi="微軟正黑體" w:eastAsia="微軟正黑體"/>
+          <w:rFonts w:ascii="標楷體" w:hAnsi="標楷體" w:eastAsia="標楷體"/>
           <w:b w:val="0"/>
           <w:i w:val="0"/>
           <w:color w:val="0F172A"/>
-          <w:sz w:val="19"/>
+          <w:sz w:val="32"/>
         </w:rPr>
         <w:t>規片園仔就變做阮這陣乖孫天然的遊樂園兼果子店（kui-phìnn huînn-á tiō piàn-tsò guán tsit-tīn kuai-sun thian-jiân ê iû-lo̍k-hn̂g kiam kué-tsí-tiàm）。</w:t>
       </w:r>
@@ -477,11 +477,11 @@
     <w:p>
       <w:r>
         <w:rPr>
-          <w:rFonts w:ascii="微軟正黑體" w:hAnsi="微軟正黑體" w:eastAsia="微軟正黑體"/>
+          <w:rFonts w:ascii="標楷體" w:hAnsi="標楷體" w:eastAsia="標楷體"/>
           <w:b w:val="0"/>
           <w:i w:val="0"/>
           <w:color w:val="0F172A"/>
-          <w:sz w:val="19"/>
+          <w:sz w:val="32"/>
         </w:rPr>
         <w:t>耍到佗位，挽到佗位（Sńg kàu tó-uī, bán kàu tó-uī），</w:t>
       </w:r>
@@ -489,11 +489,11 @@
     <w:p>
       <w:r>
         <w:rPr>
-          <w:rFonts w:ascii="微軟正黑體" w:hAnsi="微軟正黑體" w:eastAsia="微軟正黑體"/>
+          <w:rFonts w:ascii="標楷體" w:hAnsi="標楷體" w:eastAsia="標楷體"/>
           <w:b w:val="0"/>
           <w:i w:val="0"/>
           <w:color w:val="0F172A"/>
-          <w:sz w:val="19"/>
+          <w:sz w:val="32"/>
         </w:rPr>
         <w:t>挽甲雙手捧袂離（bán kah siang-tshiú phâng bē-lī），</w:t>
       </w:r>
@@ -501,11 +501,11 @@
     <w:p>
       <w:r>
         <w:rPr>
-          <w:rFonts w:ascii="微軟正黑體" w:hAnsi="微軟正黑體" w:eastAsia="微軟正黑體"/>
+          <w:rFonts w:ascii="標楷體" w:hAnsi="標楷體" w:eastAsia="標楷體"/>
           <w:b w:val="0"/>
           <w:i w:val="0"/>
           <w:color w:val="0F172A"/>
-          <w:sz w:val="19"/>
+          <w:sz w:val="32"/>
         </w:rPr>
         <w:t>閣食甲喙瀾㴙㴙滴（koh tsia̍h kah tshuì-nuā tsa̍p-tsa̍p-tih）。</w:t>
       </w:r>
@@ -513,11 +513,11 @@
     <w:p>
       <w:r>
         <w:rPr>
-          <w:rFonts w:ascii="微軟正黑體" w:hAnsi="微軟正黑體" w:eastAsia="微軟正黑體"/>
+          <w:rFonts w:ascii="標楷體" w:hAnsi="標楷體" w:eastAsia="標楷體"/>
           <w:b w:val="0"/>
           <w:i w:val="0"/>
           <w:color w:val="B45309"/>
-          <w:sz w:val="19"/>
+          <w:sz w:val="32"/>
         </w:rPr>
         <w:t>【第三段：米甕隱釋迦・阿公解說「啞口」趣味】</w:t>
       </w:r>
@@ -525,11 +525,11 @@
     <w:p>
       <w:r>
         <w:rPr>
-          <w:rFonts w:ascii="微軟正黑體" w:hAnsi="微軟正黑體" w:eastAsia="微軟正黑體"/>
+          <w:rFonts w:ascii="標楷體" w:hAnsi="標楷體" w:eastAsia="標楷體"/>
           <w:b w:val="0"/>
           <w:i w:val="0"/>
           <w:color w:val="0F172A"/>
-          <w:sz w:val="19"/>
+          <w:sz w:val="32"/>
         </w:rPr>
         <w:t>我印象上深的一擺（Guá ìn-siōng siōng tshim ê tsi̍t-pái），</w:t>
       </w:r>
@@ -537,11 +537,11 @@
     <w:p>
       <w:r>
         <w:rPr>
-          <w:rFonts w:ascii="微軟正黑體" w:hAnsi="微軟正黑體" w:eastAsia="微軟正黑體"/>
+          <w:rFonts w:ascii="標楷體" w:hAnsi="標楷體" w:eastAsia="標楷體"/>
           <w:b w:val="0"/>
           <w:i w:val="0"/>
           <w:color w:val="0F172A"/>
-          <w:sz w:val="19"/>
+          <w:sz w:val="32"/>
         </w:rPr>
         <w:t>就是看阿公共米甕掀開（tiō-sī khuànn a-kong kā bí-àng hian-khui），</w:t>
       </w:r>
@@ -549,11 +549,11 @@
     <w:p>
       <w:r>
         <w:rPr>
-          <w:rFonts w:ascii="微軟正黑體" w:hAnsi="微軟正黑體" w:eastAsia="微軟正黑體"/>
+          <w:rFonts w:ascii="標楷體" w:hAnsi="標楷體" w:eastAsia="標楷體"/>
           <w:b w:val="0"/>
           <w:i w:val="0"/>
           <w:color w:val="0F172A"/>
-          <w:sz w:val="19"/>
+          <w:sz w:val="32"/>
         </w:rPr>
         <w:t>沓沓仔對內底挈一粒釋迦出來欲予我食（ta̍uh-ta̍uh-á tuì lāi-té khe̍h tsi̍t-lia̍p sik-khia tshut-lâi beh hōo guá tsia̍h）。</w:t>
       </w:r>
@@ -561,11 +561,11 @@
     <w:p>
       <w:r>
         <w:rPr>
-          <w:rFonts w:ascii="微軟正黑體" w:hAnsi="微軟正黑體" w:eastAsia="微軟正黑體"/>
+          <w:rFonts w:ascii="標楷體" w:hAnsi="標楷體" w:eastAsia="標楷體"/>
           <w:b w:val="0"/>
           <w:i w:val="0"/>
           <w:color w:val="0F172A"/>
-          <w:sz w:val="19"/>
+          <w:sz w:val="32"/>
         </w:rPr>
         <w:t>彼時我看甲目睭攏無𥍉（Hit-sî guá khuànn kah ba̍k-tsiu lóng bô nih），</w:t>
       </w:r>
@@ -573,11 +573,11 @@
     <w:p>
       <w:r>
         <w:rPr>
-          <w:rFonts w:ascii="微軟正黑體" w:hAnsi="微軟正黑體" w:eastAsia="微軟正黑體"/>
+          <w:rFonts w:ascii="標楷體" w:hAnsi="標楷體" w:eastAsia="標楷體"/>
           <w:b w:val="0"/>
           <w:i w:val="0"/>
           <w:color w:val="0F172A"/>
-          <w:sz w:val="19"/>
+          <w:sz w:val="32"/>
         </w:rPr>
         <w:t>想講阿公底當時遐𠢕變魔術（siūnn-kóng a-kong tī-tang-sî hiah gâu piàn môo-su̍t）？</w:t>
       </w:r>
@@ -585,11 +585,11 @@
     <w:p>
       <w:r>
         <w:rPr>
-          <w:rFonts w:ascii="微軟正黑體" w:hAnsi="微軟正黑體" w:eastAsia="微軟正黑體"/>
+          <w:rFonts w:ascii="標楷體" w:hAnsi="標楷體" w:eastAsia="標楷體"/>
           <w:b w:val="0"/>
           <w:i w:val="0"/>
           <w:color w:val="0F172A"/>
-          <w:sz w:val="19"/>
+          <w:sz w:val="32"/>
         </w:rPr>
         <w:t>當當我行倚去看的時（Tng-tng guá kiânn uá-khì khuànn ê sî），</w:t>
       </w:r>
@@ -597,11 +597,11 @@
     <w:p>
       <w:r>
         <w:rPr>
-          <w:rFonts w:ascii="微軟正黑體" w:hAnsi="微軟正黑體" w:eastAsia="微軟正黑體"/>
+          <w:rFonts w:ascii="標楷體" w:hAnsi="標楷體" w:eastAsia="標楷體"/>
           <w:b w:val="0"/>
           <w:i w:val="0"/>
           <w:color w:val="0F172A"/>
-          <w:sz w:val="19"/>
+          <w:sz w:val="32"/>
         </w:rPr>
         <w:t>才發覺甕仔內有幾若粒釋迦予白米崁牢咧（tsiah huat-kak àng-á-lāi ū kuí-nā lia̍p sik-khia hōo pe̍h-bí khàm-tiâu--leh），</w:t>
       </w:r>
@@ -609,11 +609,11 @@
     <w:p>
       <w:r>
         <w:rPr>
-          <w:rFonts w:ascii="微軟正黑體" w:hAnsi="微軟正黑體" w:eastAsia="微軟正黑體"/>
+          <w:rFonts w:ascii="標楷體" w:hAnsi="標楷體" w:eastAsia="標楷體"/>
           <w:b w:val="0"/>
           <w:i w:val="0"/>
           <w:color w:val="0F172A"/>
-          <w:sz w:val="19"/>
+          <w:sz w:val="32"/>
         </w:rPr>
         <w:t>而且規个甕仔攏充滿釋迦的芳味（jî-tshiánn kui-ê àng-á lóng tshiong-buán sik-khia ê phang-bī）。</w:t>
       </w:r>
@@ -621,11 +621,11 @@
     <w:p>
       <w:r>
         <w:rPr>
-          <w:rFonts w:ascii="微軟正黑體" w:hAnsi="微軟正黑體" w:eastAsia="微軟正黑體"/>
+          <w:rFonts w:ascii="標楷體" w:hAnsi="標楷體" w:eastAsia="標楷體"/>
           <w:b w:val="0"/>
           <w:i w:val="0"/>
           <w:color w:val="0F172A"/>
-          <w:sz w:val="19"/>
+          <w:sz w:val="32"/>
         </w:rPr>
         <w:t>阿公共我講（A-kong kā guá kóng）：「猶未sik的釋迦著愛隱佇米甕內（Iáu-buē sik ê sik-khia tio̍h-ài ún tī bí-àng-lāi），按呢才袂啞口啦（án-ne tsiah bē é-káu--lah）！」</w:t>
       </w:r>
@@ -633,11 +633,11 @@
     <w:p>
       <w:r>
         <w:rPr>
-          <w:rFonts w:ascii="微軟正黑體" w:hAnsi="微軟正黑體" w:eastAsia="微軟正黑體"/>
+          <w:rFonts w:ascii="標楷體" w:hAnsi="標楷體" w:eastAsia="標楷體"/>
           <w:b w:val="0"/>
           <w:i w:val="0"/>
           <w:color w:val="0F172A"/>
-          <w:sz w:val="19"/>
+          <w:sz w:val="32"/>
         </w:rPr>
         <w:t>我聽了隨應講（Guá thiann liáu suî ìn kóng）：「釋迦生本就袂曉講話（Sik-khia senn-pún tiō bē-hiáu kóng-uē），啞口是正常的啦（é-káu sī tsìng-siông ê--lah）！」</w:t>
       </w:r>
@@ -645,11 +645,11 @@
     <w:p>
       <w:r>
         <w:rPr>
-          <w:rFonts w:ascii="微軟正黑體" w:hAnsi="微軟正黑體" w:eastAsia="微軟正黑體"/>
+          <w:rFonts w:ascii="標楷體" w:hAnsi="標楷體" w:eastAsia="標楷體"/>
           <w:b w:val="0"/>
           <w:i w:val="0"/>
           <w:color w:val="0F172A"/>
-          <w:sz w:val="19"/>
+          <w:sz w:val="32"/>
         </w:rPr>
         <w:t>後來阿公才笑咍咍共我解說（Āu--lâi a-kong tsiah tshiò-hai-hai kā guá kái-seh）：「啞口佇遮的意思是咧講果子隱無sik（É-káu tī tsia ê ì-sù sī teh kóng kué-tsí ún bô sik），袂食得啦（bē-tsia̍h-tit--lah）！」</w:t>
       </w:r>
@@ -657,11 +657,11 @@
     <w:p>
       <w:r>
         <w:rPr>
-          <w:rFonts w:ascii="微軟正黑體" w:hAnsi="微軟正黑體" w:eastAsia="微軟正黑體"/>
+          <w:rFonts w:ascii="標楷體" w:hAnsi="標楷體" w:eastAsia="標楷體"/>
           <w:b w:val="0"/>
           <w:i w:val="0"/>
           <w:color w:val="B45309"/>
-          <w:sz w:val="19"/>
+          <w:sz w:val="32"/>
         </w:rPr>
         <w:t>【第四段：暗時馬西馬西變魔術・聖誕老阿伯的銀角仔】</w:t>
       </w:r>
@@ -669,11 +669,11 @@
     <w:p>
       <w:r>
         <w:rPr>
-          <w:rFonts w:ascii="微軟正黑體" w:hAnsi="微軟正黑體" w:eastAsia="微軟正黑體"/>
+          <w:rFonts w:ascii="標楷體" w:hAnsi="標楷體" w:eastAsia="標楷體"/>
           <w:b w:val="0"/>
           <w:i w:val="0"/>
           <w:color w:val="0F172A"/>
-          <w:sz w:val="19"/>
+          <w:sz w:val="32"/>
         </w:rPr>
         <w:t>若到暗時（Nā kàu àm-sî），</w:t>
       </w:r>
@@ -681,11 +681,11 @@
     <w:p>
       <w:r>
         <w:rPr>
-          <w:rFonts w:ascii="微軟正黑體" w:hAnsi="微軟正黑體" w:eastAsia="微軟正黑體"/>
+          <w:rFonts w:ascii="標楷體" w:hAnsi="標楷體" w:eastAsia="標楷體"/>
           <w:b w:val="0"/>
           <w:i w:val="0"/>
           <w:color w:val="0F172A"/>
-          <w:sz w:val="19"/>
+          <w:sz w:val="32"/>
         </w:rPr>
         <w:t>阿公見擺啉酒啉甲馬西馬西的時（a-kong kiàn-pái lim-tsiú lim kah má-se-má-se ê sî），</w:t>
       </w:r>
@@ -693,11 +693,11 @@
     <w:p>
       <w:r>
         <w:rPr>
-          <w:rFonts w:ascii="微軟正黑體" w:hAnsi="微軟正黑體" w:eastAsia="微軟正黑體"/>
+          <w:rFonts w:ascii="標楷體" w:hAnsi="標楷體" w:eastAsia="標楷體"/>
           <w:b w:val="0"/>
           <w:i w:val="0"/>
           <w:color w:val="0F172A"/>
-          <w:sz w:val="19"/>
+          <w:sz w:val="32"/>
         </w:rPr>
         <w:t>伊就足愛變魔術予阮這陣乖孫的看（i tiō tsiok ài piàn môo-su̍t hōo guán tsit-tīn kuai-sun--ê khuànn）。</w:t>
       </w:r>
@@ -705,11 +705,11 @@
     <w:p>
       <w:r>
         <w:rPr>
-          <w:rFonts w:ascii="微軟正黑體" w:hAnsi="微軟正黑體" w:eastAsia="微軟正黑體"/>
+          <w:rFonts w:ascii="標楷體" w:hAnsi="標楷體" w:eastAsia="標楷體"/>
           <w:b w:val="0"/>
           <w:i w:val="0"/>
           <w:color w:val="0F172A"/>
-          <w:sz w:val="19"/>
+          <w:sz w:val="32"/>
         </w:rPr>
         <w:t>尤其阮上愛看的魔術是阿公會共手面倚佇耳空邊（Iû-kî guán siōng ài khuànn ê môo-su̍t sī a-kong ē kā tshiú-bīn uá tī hīnn-khang-pinn），</w:t>
       </w:r>
@@ -717,11 +717,11 @@
     <w:p>
       <w:r>
         <w:rPr>
-          <w:rFonts w:ascii="微軟正黑體" w:hAnsi="微軟正黑體" w:eastAsia="微軟正黑體"/>
+          <w:rFonts w:ascii="標楷體" w:hAnsi="標楷體" w:eastAsia="標楷體"/>
           <w:b w:val="0"/>
           <w:i w:val="0"/>
           <w:color w:val="0F172A"/>
-          <w:sz w:val="19"/>
+          <w:sz w:val="32"/>
         </w:rPr>
         <w:t>目睭放瞌瞌（ba̍k-tsiu pàng kheh-kheh），</w:t>
       </w:r>
@@ -729,11 +729,11 @@
     <w:p>
       <w:r>
         <w:rPr>
-          <w:rFonts w:ascii="微軟正黑體" w:hAnsi="微軟正黑體" w:eastAsia="微軟正黑體"/>
+          <w:rFonts w:ascii="標楷體" w:hAnsi="標楷體" w:eastAsia="標楷體"/>
           <w:b w:val="0"/>
           <w:i w:val="0"/>
           <w:color w:val="0F172A"/>
-          <w:sz w:val="19"/>
+          <w:sz w:val="32"/>
         </w:rPr>
         <w:t>喙裡唸阮毋捌聽過的咒語（tshuì-lí liām guán m̄-bat thiann--kuè ê tsiù-gí）。</w:t>
       </w:r>
@@ -741,11 +741,11 @@
     <w:p>
       <w:r>
         <w:rPr>
-          <w:rFonts w:ascii="微軟正黑體" w:hAnsi="微軟正黑體" w:eastAsia="微軟正黑體"/>
+          <w:rFonts w:ascii="標楷體" w:hAnsi="標楷體" w:eastAsia="標楷體"/>
           <w:b w:val="0"/>
           <w:i w:val="0"/>
           <w:color w:val="0F172A"/>
-          <w:sz w:val="19"/>
+          <w:sz w:val="32"/>
         </w:rPr>
         <w:t>最後共阮這陣目睭展甲大大蕊的乖孫講（Tsuè-āu kā guán tsit-tīn ba̍k-tsiu tián kah tuā-tuā-luí ê kuai-sun kóng），</w:t>
       </w:r>
@@ -753,11 +753,11 @@
     <w:p>
       <w:r>
         <w:rPr>
-          <w:rFonts w:ascii="微軟正黑體" w:hAnsi="微軟正黑體" w:eastAsia="微軟正黑體"/>
+          <w:rFonts w:ascii="標楷體" w:hAnsi="標楷體" w:eastAsia="標楷體"/>
           <w:b w:val="0"/>
           <w:i w:val="0"/>
           <w:color w:val="0F172A"/>
-          <w:sz w:val="19"/>
+          <w:sz w:val="32"/>
         </w:rPr>
         <w:t>拄才伊有請聖誕老阿伯揹一寡仔銀角仔來送予伊的乖孫（tú-tsiah i ū tshíng Sèng-tàn Lāu-a-peh phāinn tsi̍t-kuá-á gîn-kak-á lâi sàng hōo i ê kuai-sun）。</w:t>
       </w:r>
@@ -765,11 +765,11 @@
     <w:p>
       <w:r>
         <w:rPr>
-          <w:rFonts w:ascii="微軟正黑體" w:hAnsi="微軟正黑體" w:eastAsia="微軟正黑體"/>
+          <w:rFonts w:ascii="標楷體" w:hAnsi="標楷體" w:eastAsia="標楷體"/>
           <w:b w:val="0"/>
           <w:i w:val="0"/>
           <w:color w:val="0F172A"/>
-          <w:sz w:val="19"/>
+          <w:sz w:val="32"/>
         </w:rPr>
         <w:t>錢伊已經偷偷仔囥佇窗仔溝（Tsînn i í-king thau-thau-á khǹg tī thang-á-kau），叫阮緊去挈（kiò guán kín khì khe̍h）。</w:t>
       </w:r>
@@ -777,11 +777,11 @@
     <w:p>
       <w:r>
         <w:rPr>
-          <w:rFonts w:ascii="微軟正黑體" w:hAnsi="微軟正黑體" w:eastAsia="微軟正黑體"/>
+          <w:rFonts w:ascii="標楷體" w:hAnsi="標楷體" w:eastAsia="標楷體"/>
           <w:b w:val="0"/>
           <w:i w:val="0"/>
           <w:color w:val="0F172A"/>
-          <w:sz w:val="19"/>
+          <w:sz w:val="32"/>
         </w:rPr>
         <w:t>阮聽了（Guán thiann liáu），就欲信若毋信傱去窗仔邊（tiō beh sìn ná m̄ sìn tsông khì thang-á-pinn），</w:t>
       </w:r>
@@ -789,11 +789,11 @@
     <w:p>
       <w:r>
         <w:rPr>
-          <w:rFonts w:ascii="微軟正黑體" w:hAnsi="微軟正黑體" w:eastAsia="微軟正黑體"/>
+          <w:rFonts w:ascii="標楷體" w:hAnsi="標楷體" w:eastAsia="標楷體"/>
           <w:b w:val="0"/>
           <w:i w:val="0"/>
           <w:color w:val="0F172A"/>
-          <w:sz w:val="19"/>
+          <w:sz w:val="32"/>
         </w:rPr>
         <w:t>結果真正有一疊銀角仔囥佇遐（kiat-kó tsin-tsiànn ū tsi̍t-tha̍h gîn-kak-á khǹg tī hia），</w:t>
       </w:r>
@@ -801,11 +801,11 @@
     <w:p>
       <w:r>
         <w:rPr>
-          <w:rFonts w:ascii="微軟正黑體" w:hAnsi="微軟正黑體" w:eastAsia="微軟正黑體"/>
+          <w:rFonts w:ascii="標楷體" w:hAnsi="標楷體" w:eastAsia="標楷體"/>
           <w:b w:val="0"/>
           <w:i w:val="0"/>
           <w:color w:val="0F172A"/>
-          <w:sz w:val="19"/>
+          <w:sz w:val="32"/>
         </w:rPr>
         <w:t>逐家分甲笑微微（ta̍k-ke pun kah tshiò-bi-bi）。</w:t>
       </w:r>
@@ -813,11 +813,11 @@
     <w:p>
       <w:r>
         <w:rPr>
-          <w:rFonts w:ascii="微軟正黑體" w:hAnsi="微軟正黑體" w:eastAsia="微軟正黑體"/>
+          <w:rFonts w:ascii="標楷體" w:hAnsi="標楷體" w:eastAsia="標楷體"/>
           <w:b w:val="0"/>
           <w:i w:val="0"/>
           <w:color w:val="B45309"/>
-          <w:sz w:val="19"/>
+          <w:sz w:val="32"/>
         </w:rPr>
         <w:t>【第五段：大漢後的感悟・最有意義的魔術】</w:t>
       </w:r>
@@ -825,11 +825,11 @@
     <w:p>
       <w:r>
         <w:rPr>
-          <w:rFonts w:ascii="微軟正黑體" w:hAnsi="微軟正黑體" w:eastAsia="微軟正黑體"/>
+          <w:rFonts w:ascii="標楷體" w:hAnsi="標楷體" w:eastAsia="標楷體"/>
           <w:b w:val="0"/>
           <w:i w:val="0"/>
           <w:color w:val="0F172A"/>
-          <w:sz w:val="19"/>
+          <w:sz w:val="32"/>
         </w:rPr>
         <w:t>大漢了後（Tuā-hàn liáu-āu），</w:t>
       </w:r>
@@ -837,11 +837,11 @@
     <w:p>
       <w:r>
         <w:rPr>
-          <w:rFonts w:ascii="微軟正黑體" w:hAnsi="微軟正黑體" w:eastAsia="微軟正黑體"/>
+          <w:rFonts w:ascii="標楷體" w:hAnsi="標楷體" w:eastAsia="標楷體"/>
           <w:b w:val="0"/>
           <w:i w:val="0"/>
           <w:color w:val="0F172A"/>
-          <w:sz w:val="19"/>
+          <w:sz w:val="32"/>
         </w:rPr>
         <w:t>雖然知影阿公變的攏毋是真正的魔術（sui-jiân tsai-iánn a-kong piàn--ê lóng m̄-sī tsin-tsiànn ê môo-su̍t），</w:t>
       </w:r>
@@ -849,11 +849,11 @@
     <w:p>
       <w:r>
         <w:rPr>
-          <w:rFonts w:ascii="微軟正黑體" w:hAnsi="微軟正黑體" w:eastAsia="微軟正黑體"/>
+          <w:rFonts w:ascii="標楷體" w:hAnsi="標楷體" w:eastAsia="標楷體"/>
           <w:b w:val="0"/>
           <w:i w:val="0"/>
           <w:color w:val="0F172A"/>
-          <w:sz w:val="19"/>
+          <w:sz w:val="32"/>
         </w:rPr>
         <w:t>毋過伊雙手所變出來滿園的芳甜佮規厝間的笑聲（m̄-koh i siang-tshiú sóo piàn--tshut-lâi muá-huînn ê phang-tinn kah kui-tshù-king ê tshiò-siann），</w:t>
       </w:r>
@@ -861,11 +861,11 @@
     <w:p>
       <w:r>
         <w:rPr>
-          <w:rFonts w:ascii="微軟正黑體" w:hAnsi="微軟正黑體" w:eastAsia="微軟正黑體"/>
+          <w:rFonts w:ascii="標楷體" w:hAnsi="標楷體" w:eastAsia="標楷體"/>
           <w:b w:val="0"/>
           <w:i w:val="0"/>
           <w:color w:val="0F172A"/>
-          <w:sz w:val="19"/>
+          <w:sz w:val="32"/>
         </w:rPr>
         <w:t>是我心目中上有意義的魔術（sī guá sim-bo̍k-tiong siōng ū ì-gī ê môo-su̍t）。</w:t>
       </w:r>
@@ -877,11 +877,11 @@
       </w:pPr>
       <w:r>
         <w:rPr>
-          <w:rFonts w:ascii="微軟正黑體" w:hAnsi="微軟正黑體" w:eastAsia="微軟正黑體"/>
+          <w:rFonts w:ascii="標楷體" w:hAnsi="標楷體" w:eastAsia="標楷體"/>
           <w:b/>
           <w:i w:val="0"/>
           <w:color w:val="0F2C59"/>
-          <w:sz w:val="26"/>
+          <w:sz w:val="32"/>
         </w:rPr>
         <w:t>參、10/5~10/30 每日集訓與週末自學增量進度評量表</w:t>
       </w:r>
@@ -929,11 +929,11 @@
             </w:pPr>
             <w:r>
               <w:rPr>
-                <w:rFonts w:ascii="微軟正黑體" w:hAnsi="微軟正黑體" w:eastAsia="微軟正黑體"/>
+                <w:rFonts w:ascii="標楷體" w:hAnsi="標楷體" w:eastAsia="標楷體"/>
                 <w:b/>
                 <w:i w:val="0"/>
                 <w:color w:val="FFFFFF"/>
-                <w:sz w:val="18"/>
+                <w:sz w:val="32"/>
               </w:rPr>
               <w:t>天數/週末</w:t>
             </w:r>
@@ -958,11 +958,11 @@
             </w:pPr>
             <w:r>
               <w:rPr>
-                <w:rFonts w:ascii="微軟正黑體" w:hAnsi="微軟正黑體" w:eastAsia="微軟正黑體"/>
+                <w:rFonts w:ascii="標楷體" w:hAnsi="標楷體" w:eastAsia="標楷體"/>
                 <w:b/>
                 <w:i w:val="0"/>
                 <w:color w:val="FFFFFF"/>
-                <w:sz w:val="18"/>
+                <w:sz w:val="32"/>
               </w:rPr>
               <w:t>日期</w:t>
             </w:r>
@@ -987,11 +987,11 @@
             </w:pPr>
             <w:r>
               <w:rPr>
-                <w:rFonts w:ascii="微軟正黑體" w:hAnsi="微軟正黑體" w:eastAsia="微軟正黑體"/>
+                <w:rFonts w:ascii="標楷體" w:hAnsi="標楷體" w:eastAsia="標楷體"/>
                 <w:b/>
                 <w:i w:val="0"/>
                 <w:color w:val="FFFFFF"/>
-                <w:sz w:val="18"/>
+                <w:sz w:val="32"/>
               </w:rPr>
               <w:t>性質</w:t>
             </w:r>
@@ -1016,11 +1016,11 @@
             </w:pPr>
             <w:r>
               <w:rPr>
-                <w:rFonts w:ascii="微軟正黑體" w:hAnsi="微軟正黑體" w:eastAsia="微軟正黑體"/>
+                <w:rFonts w:ascii="標楷體" w:hAnsi="標楷體" w:eastAsia="標楷體"/>
                 <w:b/>
                 <w:i w:val="0"/>
                 <w:color w:val="FFFFFF"/>
-                <w:sz w:val="18"/>
+                <w:sz w:val="32"/>
               </w:rPr>
               <w:t>訓練焦點/任務</w:t>
             </w:r>
@@ -1045,11 +1045,11 @@
             </w:pPr>
             <w:r>
               <w:rPr>
-                <w:rFonts w:ascii="微軟正黑體" w:hAnsi="微軟正黑體" w:eastAsia="微軟正黑體"/>
+                <w:rFonts w:ascii="標楷體" w:hAnsi="標楷體" w:eastAsia="標楷體"/>
                 <w:b/>
                 <w:i w:val="0"/>
                 <w:color w:val="FFFFFF"/>
-                <w:sz w:val="18"/>
+                <w:sz w:val="32"/>
               </w:rPr>
               <w:t>在校教學重點／週末自學指引</w:t>
             </w:r>
@@ -1074,11 +1074,11 @@
             </w:pPr>
             <w:r>
               <w:rPr>
-                <w:rFonts w:ascii="微軟正黑體" w:hAnsi="微軟正黑體" w:eastAsia="微軟正黑體"/>
+                <w:rFonts w:ascii="標楷體" w:hAnsi="標楷體" w:eastAsia="標楷體"/>
                 <w:b/>
                 <w:i w:val="0"/>
                 <w:color w:val="FFFFFF"/>
-                <w:sz w:val="18"/>
+                <w:sz w:val="32"/>
               </w:rPr>
               <w:t>評量指標規準</w:t>
             </w:r>
@@ -1103,11 +1103,11 @@
             </w:pPr>
             <w:r>
               <w:rPr>
-                <w:rFonts w:ascii="微軟正黑體" w:hAnsi="微軟正黑體" w:eastAsia="微軟正黑體"/>
+                <w:rFonts w:ascii="標楷體" w:hAnsi="標楷體" w:eastAsia="標楷體"/>
                 <w:b/>
                 <w:i w:val="0"/>
                 <w:color w:val="FFFFFF"/>
-                <w:sz w:val="18"/>
+                <w:sz w:val="32"/>
               </w:rPr>
               <w:t>導師評核</w:t>
             </w:r>
@@ -1134,11 +1134,11 @@
             </w:pPr>
             <w:r>
               <w:rPr>
-                <w:rFonts w:ascii="微軟正黑體" w:hAnsi="微軟正黑體" w:eastAsia="微軟正黑體"/>
+                <w:rFonts w:ascii="標楷體" w:hAnsi="標楷體" w:eastAsia="標楷體"/>
                 <w:b/>
                 <w:i w:val="0"/>
                 <w:color w:val="1E293B"/>
-                <w:sz w:val="17"/>
+                <w:sz w:val="32"/>
               </w:rPr>
               <w:t>Day 01</w:t>
             </w:r>
@@ -1163,11 +1163,11 @@
             </w:pPr>
             <w:r>
               <w:rPr>
-                <w:rFonts w:ascii="微軟正黑體" w:hAnsi="微軟正黑體" w:eastAsia="微軟正黑體"/>
+                <w:rFonts w:ascii="標楷體" w:hAnsi="標楷體" w:eastAsia="標楷體"/>
                 <w:b w:val="0"/>
                 <w:i w:val="0"/>
                 <w:color w:val="1E293B"/>
-                <w:sz w:val="17"/>
+                <w:sz w:val="32"/>
               </w:rPr>
               <w:t>10/05 (一)</w:t>
             </w:r>
@@ -1192,11 +1192,11 @@
             </w:pPr>
             <w:r>
               <w:rPr>
-                <w:rFonts w:ascii="微軟正黑體" w:hAnsi="微軟正黑體" w:eastAsia="微軟正黑體"/>
+                <w:rFonts w:ascii="標楷體" w:hAnsi="標楷體" w:eastAsia="標楷體"/>
                 <w:b w:val="0"/>
                 <w:i w:val="0"/>
                 <w:color w:val="1E293B"/>
-                <w:sz w:val="17"/>
+                <w:sz w:val="32"/>
               </w:rPr>
               <w:t>在校集訓</w:t>
             </w:r>
@@ -1221,11 +1221,11 @@
             </w:pPr>
             <w:r>
               <w:rPr>
-                <w:rFonts w:ascii="微軟正黑體" w:hAnsi="微軟正黑體" w:eastAsia="微軟正黑體"/>
+                <w:rFonts w:ascii="標楷體" w:hAnsi="標楷體" w:eastAsia="標楷體"/>
                 <w:b w:val="0"/>
                 <w:i w:val="0"/>
                 <w:color w:val="1E293B"/>
-                <w:sz w:val="17"/>
+                <w:sz w:val="32"/>
               </w:rPr>
               <w:t>篇名作者與第一段正音：耳空邊...</w:t>
             </w:r>
@@ -1250,11 +1250,11 @@
             </w:pPr>
             <w:r>
               <w:rPr>
-                <w:rFonts w:ascii="微軟正黑體" w:hAnsi="微軟正黑體" w:eastAsia="微軟正黑體"/>
+                <w:rFonts w:ascii="標楷體" w:hAnsi="標楷體" w:eastAsia="標楷體"/>
                 <w:b w:val="0"/>
                 <w:i w:val="0"/>
                 <w:color w:val="1E293B"/>
-                <w:sz w:val="17"/>
+                <w:sz w:val="32"/>
               </w:rPr>
               <w:t>指導篇名〈阿公變魔術〉（A-kong piàn môo-su̍t）發音。注意「魔術 môo-su̍t」之第5聲轉變調；「變 piàn」第3聲。第一段逐字教讀，掌握台語腔調與「耳空邊 hīnn-khang-pinn」、「亂鐘仔聲 luān-tsing-á-siann」（鬧鐘）。聽官方音檔 04_阿公變魔術.mp3 前 30 秒。</w:t>
             </w:r>
@@ -1279,11 +1279,11 @@
             </w:pPr>
             <w:r>
               <w:rPr>
-                <w:rFonts w:ascii="微軟正黑體" w:hAnsi="微軟正黑體" w:eastAsia="微軟正黑體"/>
+                <w:rFonts w:ascii="標楷體" w:hAnsi="標楷體" w:eastAsia="標楷體"/>
                 <w:b w:val="0"/>
                 <w:i w:val="0"/>
                 <w:color w:val="1E293B"/>
-                <w:sz w:val="17"/>
+                <w:sz w:val="32"/>
               </w:rPr>
               <w:t>篇名與第一段發音精確，能分清本調與變調，聲調自然不生硬。</w:t>
             </w:r>
@@ -1308,11 +1308,11 @@
             </w:pPr>
             <w:r>
               <w:rPr>
-                <w:rFonts w:ascii="微軟正黑體" w:hAnsi="微軟正黑體" w:eastAsia="微軟正黑體"/>
+                <w:rFonts w:ascii="標楷體" w:hAnsi="標楷體" w:eastAsia="標楷體"/>
                 <w:b w:val="0"/>
                 <w:i w:val="0"/>
                 <w:color w:val="1E293B"/>
-                <w:sz w:val="17"/>
+                <w:sz w:val="32"/>
               </w:rPr>
               <w:t>［ ］優</w:t>
               <w:br/>
@@ -1340,11 +1340,11 @@
             </w:pPr>
             <w:r>
               <w:rPr>
-                <w:rFonts w:ascii="微軟正黑體" w:hAnsi="微軟正黑體" w:eastAsia="微軟正黑體"/>
+                <w:rFonts w:ascii="標楷體" w:hAnsi="標楷體" w:eastAsia="標楷體"/>
                 <w:b/>
                 <w:i w:val="0"/>
                 <w:color w:val="1E293B"/>
-                <w:sz w:val="17"/>
+                <w:sz w:val="32"/>
               </w:rPr>
               <w:t>Day 02</w:t>
             </w:r>
@@ -1368,11 +1368,11 @@
             </w:pPr>
             <w:r>
               <w:rPr>
-                <w:rFonts w:ascii="微軟正黑體" w:hAnsi="微軟正黑體" w:eastAsia="微軟正黑體"/>
+                <w:rFonts w:ascii="標楷體" w:hAnsi="標楷體" w:eastAsia="標楷體"/>
                 <w:b w:val="0"/>
                 <w:i w:val="0"/>
                 <w:color w:val="1E293B"/>
-                <w:sz w:val="17"/>
+                <w:sz w:val="32"/>
               </w:rPr>
               <w:t>10/06 (二)</w:t>
             </w:r>
@@ -1396,11 +1396,11 @@
             </w:pPr>
             <w:r>
               <w:rPr>
-                <w:rFonts w:ascii="微軟正黑體" w:hAnsi="微軟正黑體" w:eastAsia="微軟正黑體"/>
+                <w:rFonts w:ascii="標楷體" w:hAnsi="標楷體" w:eastAsia="標楷體"/>
                 <w:b w:val="0"/>
                 <w:i w:val="0"/>
                 <w:color w:val="1E293B"/>
-                <w:sz w:val="17"/>
+                <w:sz w:val="32"/>
               </w:rPr>
               <w:t>在校集訓</w:t>
             </w:r>
@@ -1424,11 +1424,11 @@
             </w:pPr>
             <w:r>
               <w:rPr>
-                <w:rFonts w:ascii="微軟正黑體" w:hAnsi="微軟正黑體" w:eastAsia="微軟正黑體"/>
+                <w:rFonts w:ascii="標楷體" w:hAnsi="標楷體" w:eastAsia="標楷體"/>
                 <w:b w:val="0"/>
                 <w:i w:val="0"/>
                 <w:color w:val="1E293B"/>
-                <w:sz w:val="17"/>
+                <w:sz w:val="32"/>
               </w:rPr>
               <w:t>第二段生字正音：豬牢邊、園仔...</w:t>
             </w:r>
@@ -1452,11 +1452,11 @@
             </w:pPr>
             <w:r>
               <w:rPr>
-                <w:rFonts w:ascii="微軟正黑體" w:hAnsi="微軟正黑體" w:eastAsia="微軟正黑體"/>
+                <w:rFonts w:ascii="標楷體" w:hAnsi="標楷體" w:eastAsia="標楷體"/>
                 <w:b w:val="0"/>
                 <w:i w:val="0"/>
                 <w:color w:val="1E293B"/>
-                <w:sz w:val="17"/>
+                <w:sz w:val="32"/>
               </w:rPr>
               <w:t>第二段前半正音：豬牢邊(ti-tiâu-pinn)、園仔(huînn-á)、樹欉(tshiū-tsâng)、花蕊(hue-luí)、果子(kué-tsí)。注意鼻化音「園仔 huînn-á」。聽官方音檔第 2 段前段。</w:t>
             </w:r>
@@ -1480,11 +1480,11 @@
             </w:pPr>
             <w:r>
               <w:rPr>
-                <w:rFonts w:ascii="微軟正黑體" w:hAnsi="微軟正黑體" w:eastAsia="微軟正黑體"/>
+                <w:rFonts w:ascii="標楷體" w:hAnsi="標楷體" w:eastAsia="標楷體"/>
                 <w:b w:val="0"/>
                 <w:i w:val="0"/>
                 <w:color w:val="1E293B"/>
-                <w:sz w:val="17"/>
+                <w:sz w:val="32"/>
               </w:rPr>
               <w:t>鼻化音 (-nn) 與入聲字準確清晰，語句自然流暢。</w:t>
             </w:r>
@@ -1508,11 +1508,11 @@
             </w:pPr>
             <w:r>
               <w:rPr>
-                <w:rFonts w:ascii="微軟正黑體" w:hAnsi="微軟正黑體" w:eastAsia="微軟正黑體"/>
+                <w:rFonts w:ascii="標楷體" w:hAnsi="標楷體" w:eastAsia="標楷體"/>
                 <w:b w:val="0"/>
                 <w:i w:val="0"/>
                 <w:color w:val="1E293B"/>
-                <w:sz w:val="17"/>
+                <w:sz w:val="32"/>
               </w:rPr>
               <w:t>［ ］優</w:t>
               <w:br/>
@@ -1541,11 +1541,11 @@
             </w:pPr>
             <w:r>
               <w:rPr>
-                <w:rFonts w:ascii="微軟正黑體" w:hAnsi="微軟正黑體" w:eastAsia="微軟正黑體"/>
+                <w:rFonts w:ascii="標楷體" w:hAnsi="標楷體" w:eastAsia="標楷體"/>
                 <w:b/>
                 <w:i w:val="0"/>
                 <w:color w:val="1E293B"/>
-                <w:sz w:val="17"/>
+                <w:sz w:val="32"/>
               </w:rPr>
               <w:t>Day 03</w:t>
             </w:r>
@@ -1570,11 +1570,11 @@
             </w:pPr>
             <w:r>
               <w:rPr>
-                <w:rFonts w:ascii="微軟正黑體" w:hAnsi="微軟正黑體" w:eastAsia="微軟正黑體"/>
+                <w:rFonts w:ascii="標楷體" w:hAnsi="標楷體" w:eastAsia="標楷體"/>
                 <w:b w:val="0"/>
                 <w:i w:val="0"/>
                 <w:color w:val="1E293B"/>
-                <w:sz w:val="17"/>
+                <w:sz w:val="32"/>
               </w:rPr>
               <w:t>10/07 (三)</w:t>
             </w:r>
@@ -1599,11 +1599,11 @@
             </w:pPr>
             <w:r>
               <w:rPr>
-                <w:rFonts w:ascii="微軟正黑體" w:hAnsi="微軟正黑體" w:eastAsia="微軟正黑體"/>
+                <w:rFonts w:ascii="標楷體" w:hAnsi="標楷體" w:eastAsia="標楷體"/>
                 <w:b w:val="0"/>
                 <w:i w:val="0"/>
                 <w:color w:val="1E293B"/>
-                <w:sz w:val="17"/>
+                <w:sz w:val="32"/>
               </w:rPr>
               <w:t>在校集訓</w:t>
             </w:r>
@@ -1628,11 +1628,11 @@
             </w:pPr>
             <w:r>
               <w:rPr>
-                <w:rFonts w:ascii="微軟正黑體" w:hAnsi="微軟正黑體" w:eastAsia="微軟正黑體"/>
+                <w:rFonts w:ascii="標楷體" w:hAnsi="標楷體" w:eastAsia="標楷體"/>
                 <w:b w:val="0"/>
                 <w:i w:val="0"/>
                 <w:color w:val="1E293B"/>
-                <w:sz w:val="17"/>
+                <w:sz w:val="32"/>
               </w:rPr>
               <w:t>第二段後半生字與疊字：目睭瞌...</w:t>
             </w:r>
@@ -1657,11 +1657,11 @@
             </w:pPr>
             <w:r>
               <w:rPr>
-                <w:rFonts w:ascii="微軟正黑體" w:hAnsi="微軟正黑體" w:eastAsia="微軟正黑體"/>
+                <w:rFonts w:ascii="標楷體" w:hAnsi="標楷體" w:eastAsia="標楷體"/>
                 <w:b w:val="0"/>
                 <w:i w:val="0"/>
                 <w:color w:val="1E293B"/>
-                <w:sz w:val="17"/>
+                <w:sz w:val="32"/>
               </w:rPr>
               <w:t>第二段生動詞彙與疊字正音：刁故意(tiau-kòo-ì，故意)、目睭瞌瞌(ba̍k-tsiu kheh-kheh，閉著眼)、用鼻空臆(iōng phīnn-khang khì ioh)、捧袂離(phâng bē-lī)、喙瀾㴙㴙滴(tshuì-nuā tsa̍p-tsa̍p-tih，口水直流)。聽音檔抓生動語感。</w:t>
             </w:r>
@@ -1686,11 +1686,11 @@
             </w:pPr>
             <w:r>
               <w:rPr>
-                <w:rFonts w:ascii="微軟正黑體" w:hAnsi="微軟正黑體" w:eastAsia="微軟正黑體"/>
+                <w:rFonts w:ascii="標楷體" w:hAnsi="標楷體" w:eastAsia="標楷體"/>
                 <w:b w:val="0"/>
                 <w:i w:val="0"/>
                 <w:color w:val="1E293B"/>
-                <w:sz w:val="17"/>
+                <w:sz w:val="32"/>
               </w:rPr>
               <w:t>疊字形容詞發音道地，促音短促有力，表情童趣生動。</w:t>
             </w:r>
@@ -1715,11 +1715,11 @@
             </w:pPr>
             <w:r>
               <w:rPr>
-                <w:rFonts w:ascii="微軟正黑體" w:hAnsi="微軟正黑體" w:eastAsia="微軟正黑體"/>
+                <w:rFonts w:ascii="標楷體" w:hAnsi="標楷體" w:eastAsia="標楷體"/>
                 <w:b w:val="0"/>
                 <w:i w:val="0"/>
                 <w:color w:val="1E293B"/>
-                <w:sz w:val="17"/>
+                <w:sz w:val="32"/>
               </w:rPr>
               <w:t>［ ］優</w:t>
               <w:br/>
@@ -1747,11 +1747,11 @@
             </w:pPr>
             <w:r>
               <w:rPr>
-                <w:rFonts w:ascii="微軟正黑體" w:hAnsi="微軟正黑體" w:eastAsia="微軟正黑體"/>
+                <w:rFonts w:ascii="標楷體" w:hAnsi="標楷體" w:eastAsia="標楷體"/>
                 <w:b/>
                 <w:i w:val="0"/>
                 <w:color w:val="1E293B"/>
-                <w:sz w:val="17"/>
+                <w:sz w:val="32"/>
               </w:rPr>
               <w:t>Day 04</w:t>
             </w:r>
@@ -1775,11 +1775,11 @@
             </w:pPr>
             <w:r>
               <w:rPr>
-                <w:rFonts w:ascii="微軟正黑體" w:hAnsi="微軟正黑體" w:eastAsia="微軟正黑體"/>
+                <w:rFonts w:ascii="標楷體" w:hAnsi="標楷體" w:eastAsia="標楷體"/>
                 <w:b w:val="0"/>
                 <w:i w:val="0"/>
                 <w:color w:val="1E293B"/>
-                <w:sz w:val="17"/>
+                <w:sz w:val="32"/>
               </w:rPr>
               <w:t>10/08 (四)</w:t>
             </w:r>
@@ -1803,11 +1803,11 @@
             </w:pPr>
             <w:r>
               <w:rPr>
-                <w:rFonts w:ascii="微軟正黑體" w:hAnsi="微軟正黑體" w:eastAsia="微軟正黑體"/>
+                <w:rFonts w:ascii="標楷體" w:hAnsi="標楷體" w:eastAsia="標楷體"/>
                 <w:b w:val="0"/>
                 <w:i w:val="0"/>
                 <w:color w:val="1E293B"/>
-                <w:sz w:val="17"/>
+                <w:sz w:val="32"/>
               </w:rPr>
               <w:t>在校集訓</w:t>
             </w:r>
@@ -1831,11 +1831,11 @@
             </w:pPr>
             <w:r>
               <w:rPr>
-                <w:rFonts w:ascii="微軟正黑體" w:hAnsi="微軟正黑體" w:eastAsia="微軟正黑體"/>
+                <w:rFonts w:ascii="標楷體" w:hAnsi="標楷體" w:eastAsia="標楷體"/>
                 <w:b w:val="0"/>
                 <w:i w:val="0"/>
                 <w:color w:val="1E293B"/>
-                <w:sz w:val="17"/>
+                <w:sz w:val="32"/>
               </w:rPr>
               <w:t>第 1、2 段連貫與呼吸換氣...</w:t>
             </w:r>
@@ -1859,11 +1859,11 @@
             </w:pPr>
             <w:r>
               <w:rPr>
-                <w:rFonts w:ascii="微軟正黑體" w:hAnsi="微軟正黑體" w:eastAsia="微軟正黑體"/>
+                <w:rFonts w:ascii="標楷體" w:hAnsi="標楷體" w:eastAsia="標楷體"/>
                 <w:b w:val="0"/>
                 <w:i w:val="0"/>
                 <w:color w:val="1E293B"/>
-                <w:sz w:val="17"/>
+                <w:sz w:val="32"/>
               </w:rPr>
               <w:t>指導第 1、2 段連貫朗讀。標記換氣點（∨），台語長句切忌隨意中斷詞組。如「規片園仔就變做阮這陣乖孫∨天然的遊樂園兼果子店」。</w:t>
             </w:r>
@@ -1887,11 +1887,11 @@
             </w:pPr>
             <w:r>
               <w:rPr>
-                <w:rFonts w:ascii="微軟正黑體" w:hAnsi="微軟正黑體" w:eastAsia="微軟正黑體"/>
+                <w:rFonts w:ascii="標楷體" w:hAnsi="標楷體" w:eastAsia="標楷體"/>
                 <w:b w:val="0"/>
                 <w:i w:val="0"/>
                 <w:color w:val="1E293B"/>
-                <w:sz w:val="17"/>
+                <w:sz w:val="32"/>
               </w:rPr>
               <w:t>換氣自然，氣口道地，前後兩段銜接天衣無縫。</w:t>
             </w:r>
@@ -1915,11 +1915,11 @@
             </w:pPr>
             <w:r>
               <w:rPr>
-                <w:rFonts w:ascii="微軟正黑體" w:hAnsi="微軟正黑體" w:eastAsia="微軟正黑體"/>
+                <w:rFonts w:ascii="標楷體" w:hAnsi="標楷體" w:eastAsia="標楷體"/>
                 <w:b w:val="0"/>
                 <w:i w:val="0"/>
                 <w:color w:val="1E293B"/>
-                <w:sz w:val="17"/>
+                <w:sz w:val="32"/>
               </w:rPr>
               <w:t>［ ］優</w:t>
               <w:br/>
@@ -1948,11 +1948,11 @@
             </w:pPr>
             <w:r>
               <w:rPr>
-                <w:rFonts w:ascii="微軟正黑體" w:hAnsi="微軟正黑體" w:eastAsia="微軟正黑體"/>
+                <w:rFonts w:ascii="標楷體" w:hAnsi="標楷體" w:eastAsia="標楷體"/>
                 <w:b/>
                 <w:i w:val="0"/>
                 <w:color w:val="1E293B"/>
-                <w:sz w:val="17"/>
+                <w:sz w:val="32"/>
               </w:rPr>
               <w:t>Day 05</w:t>
             </w:r>
@@ -1977,11 +1977,11 @@
             </w:pPr>
             <w:r>
               <w:rPr>
-                <w:rFonts w:ascii="微軟正黑體" w:hAnsi="微軟正黑體" w:eastAsia="微軟正黑體"/>
+                <w:rFonts w:ascii="標楷體" w:hAnsi="標楷體" w:eastAsia="標楷體"/>
                 <w:b w:val="0"/>
                 <w:i w:val="0"/>
                 <w:color w:val="1E293B"/>
-                <w:sz w:val="17"/>
+                <w:sz w:val="32"/>
               </w:rPr>
               <w:t>10/09 (五)</w:t>
             </w:r>
@@ -2006,11 +2006,11 @@
             </w:pPr>
             <w:r>
               <w:rPr>
-                <w:rFonts w:ascii="微軟正黑體" w:hAnsi="微軟正黑體" w:eastAsia="微軟正黑體"/>
+                <w:rFonts w:ascii="標楷體" w:hAnsi="標楷體" w:eastAsia="標楷體"/>
                 <w:b w:val="0"/>
                 <w:i w:val="0"/>
                 <w:color w:val="1E293B"/>
-                <w:sz w:val="17"/>
+                <w:sz w:val="32"/>
               </w:rPr>
               <w:t>在校集訓</w:t>
             </w:r>
@@ -2035,11 +2035,11 @@
             </w:pPr>
             <w:r>
               <w:rPr>
-                <w:rFonts w:ascii="微軟正黑體" w:hAnsi="微軟正黑體" w:eastAsia="微軟正黑體"/>
+                <w:rFonts w:ascii="標楷體" w:hAnsi="標楷體" w:eastAsia="標楷體"/>
                 <w:b w:val="0"/>
                 <w:i w:val="0"/>
                 <w:color w:val="1E293B"/>
-                <w:sz w:val="17"/>
+                <w:sz w:val="32"/>
               </w:rPr>
               <w:t>第 1、2 段整合朗讀與第 ...</w:t>
             </w:r>
@@ -2064,11 +2064,11 @@
             </w:pPr>
             <w:r>
               <w:rPr>
-                <w:rFonts w:ascii="微軟正黑體" w:hAnsi="微軟正黑體" w:eastAsia="微軟正黑體"/>
+                <w:rFonts w:ascii="標楷體" w:hAnsi="標楷體" w:eastAsia="標楷體"/>
                 <w:b w:val="0"/>
                 <w:i w:val="0"/>
                 <w:color w:val="1E293B"/>
-                <w:sz w:val="17"/>
+                <w:sz w:val="32"/>
               </w:rPr>
               <w:t>第 1 週總結驗收：站姿挺拔、台語語感自然、字音 0 錯誤。進行個別錄音與評審打分。</w:t>
             </w:r>
@@ -2093,11 +2093,11 @@
             </w:pPr>
             <w:r>
               <w:rPr>
-                <w:rFonts w:ascii="微軟正黑體" w:hAnsi="微軟正黑體" w:eastAsia="微軟正黑體"/>
+                <w:rFonts w:ascii="標楷體" w:hAnsi="標楷體" w:eastAsia="標楷體"/>
                 <w:b w:val="0"/>
                 <w:i w:val="0"/>
                 <w:color w:val="1E293B"/>
-                <w:sz w:val="17"/>
+                <w:sz w:val="32"/>
               </w:rPr>
               <w:t>第 1、2 段流暢熟練，語音達優等以上標準，能自然抬頭。</w:t>
             </w:r>
@@ -2122,11 +2122,11 @@
             </w:pPr>
             <w:r>
               <w:rPr>
-                <w:rFonts w:ascii="微軟正黑體" w:hAnsi="微軟正黑體" w:eastAsia="微軟正黑體"/>
+                <w:rFonts w:ascii="標楷體" w:hAnsi="標楷體" w:eastAsia="標楷體"/>
                 <w:b w:val="0"/>
                 <w:i w:val="0"/>
                 <w:color w:val="1E293B"/>
-                <w:sz w:val="17"/>
+                <w:sz w:val="32"/>
               </w:rPr>
               <w:t>［ ］優</w:t>
               <w:br/>
@@ -2154,11 +2154,11 @@
             </w:pPr>
             <w:r>
               <w:rPr>
-                <w:rFonts w:ascii="微軟正黑體" w:hAnsi="微軟正黑體" w:eastAsia="微軟正黑體"/>
+                <w:rFonts w:ascii="標楷體" w:hAnsi="標楷體" w:eastAsia="標楷體"/>
                 <w:b/>
                 <w:i w:val="0"/>
                 <w:color w:val="1E293B"/>
-                <w:sz w:val="17"/>
+                <w:sz w:val="32"/>
               </w:rPr>
               <w:t>週末假日一</w:t>
             </w:r>
@@ -2182,11 +2182,11 @@
             </w:pPr>
             <w:r>
               <w:rPr>
-                <w:rFonts w:ascii="微軟正黑體" w:hAnsi="微軟正黑體" w:eastAsia="微軟正黑體"/>
+                <w:rFonts w:ascii="標楷體" w:hAnsi="標楷體" w:eastAsia="標楷體"/>
                 <w:b w:val="0"/>
                 <w:i w:val="0"/>
                 <w:color w:val="1E293B"/>
-                <w:sz w:val="17"/>
+                <w:sz w:val="32"/>
               </w:rPr>
               <w:t>10/10 (六) ~ 10/11 (日)</w:t>
             </w:r>
@@ -2210,11 +2210,11 @@
             </w:pPr>
             <w:r>
               <w:rPr>
-                <w:rFonts w:ascii="微軟正黑體" w:hAnsi="微軟正黑體" w:eastAsia="微軟正黑體"/>
+                <w:rFonts w:ascii="標楷體" w:hAnsi="標楷體" w:eastAsia="標楷體"/>
                 <w:b w:val="0"/>
                 <w:i w:val="0"/>
                 <w:color w:val="1E293B"/>
-                <w:sz w:val="17"/>
+                <w:sz w:val="32"/>
               </w:rPr>
               <w:t>假日自學增量</w:t>
             </w:r>
@@ -2238,11 +2238,11 @@
             </w:pPr>
             <w:r>
               <w:rPr>
-                <w:rFonts w:ascii="微軟正黑體" w:hAnsi="微軟正黑體" w:eastAsia="微軟正黑體"/>
+                <w:rFonts w:ascii="標楷體" w:hAnsi="標楷體" w:eastAsia="標楷體"/>
                 <w:b w:val="0"/>
                 <w:i w:val="0"/>
                 <w:color w:val="1E293B"/>
-                <w:sz w:val="17"/>
+                <w:sz w:val="32"/>
               </w:rPr>
               <w:t>【假日自主自學與朗讀增量 A...</w:t>
             </w:r>
@@ -2266,11 +2266,11 @@
             </w:pPr>
             <w:r>
               <w:rPr>
-                <w:rFonts w:ascii="微軟正黑體" w:hAnsi="微軟正黑體" w:eastAsia="微軟正黑體"/>
+                <w:rFonts w:ascii="標楷體" w:hAnsi="標楷體" w:eastAsia="標楷體"/>
                 <w:b w:val="0"/>
                 <w:i w:val="0"/>
                 <w:color w:val="1E293B"/>
-                <w:sz w:val="17"/>
+                <w:sz w:val="32"/>
               </w:rPr>
               <w:t>【週末自學指引】開啟 mp3 音檔 `04_阿公變魔術.mp3`：1. 影子跟讀法（慢半拍同步跟讀）全篇 5 遍；2. 第 1、2 段獨立計時熟讀 10 遍；3. 長輩台語聽讀會。</w:t>
             </w:r>
@@ -2294,11 +2294,11 @@
             </w:pPr>
             <w:r>
               <w:rPr>
-                <w:rFonts w:ascii="微軟正黑體" w:hAnsi="微軟正黑體" w:eastAsia="微軟正黑體"/>
+                <w:rFonts w:ascii="標楷體" w:hAnsi="標楷體" w:eastAsia="標楷體"/>
                 <w:b w:val="0"/>
                 <w:i w:val="0"/>
                 <w:color w:val="1E293B"/>
-                <w:sz w:val="17"/>
+                <w:sz w:val="32"/>
               </w:rPr>
               <w:t>【特優】台語氣口極佳，聲調自然；【優等】字音正確但少許生硬；【尚可】有字詞停頓。</w:t>
             </w:r>
@@ -2322,11 +2322,11 @@
             </w:pPr>
             <w:r>
               <w:rPr>
-                <w:rFonts w:ascii="微軟正黑體" w:hAnsi="微軟正黑體" w:eastAsia="微軟正黑體"/>
+                <w:rFonts w:ascii="標楷體" w:hAnsi="標楷體" w:eastAsia="標楷體"/>
                 <w:b w:val="0"/>
                 <w:i w:val="0"/>
                 <w:color w:val="1E293B"/>
-                <w:sz w:val="17"/>
+                <w:sz w:val="32"/>
               </w:rPr>
               <w:t>［ ］優</w:t>
               <w:br/>
@@ -2355,11 +2355,11 @@
             </w:pPr>
             <w:r>
               <w:rPr>
-                <w:rFonts w:ascii="微軟正黑體" w:hAnsi="微軟正黑體" w:eastAsia="微軟正黑體"/>
+                <w:rFonts w:ascii="標楷體" w:hAnsi="標楷體" w:eastAsia="標楷體"/>
                 <w:b/>
                 <w:i w:val="0"/>
                 <w:color w:val="1E293B"/>
-                <w:sz w:val="17"/>
+                <w:sz w:val="32"/>
               </w:rPr>
               <w:t>Day 06</w:t>
             </w:r>
@@ -2384,11 +2384,11 @@
             </w:pPr>
             <w:r>
               <w:rPr>
-                <w:rFonts w:ascii="微軟正黑體" w:hAnsi="微軟正黑體" w:eastAsia="微軟正黑體"/>
+                <w:rFonts w:ascii="標楷體" w:hAnsi="標楷體" w:eastAsia="標楷體"/>
                 <w:b w:val="0"/>
                 <w:i w:val="0"/>
                 <w:color w:val="1E293B"/>
-                <w:sz w:val="17"/>
+                <w:sz w:val="32"/>
               </w:rPr>
               <w:t>10/12 (一)</w:t>
             </w:r>
@@ -2413,11 +2413,11 @@
             </w:pPr>
             <w:r>
               <w:rPr>
-                <w:rFonts w:ascii="微軟正黑體" w:hAnsi="微軟正黑體" w:eastAsia="微軟正黑體"/>
+                <w:rFonts w:ascii="標楷體" w:hAnsi="標楷體" w:eastAsia="標楷體"/>
                 <w:b w:val="0"/>
                 <w:i w:val="0"/>
                 <w:color w:val="1E293B"/>
-                <w:sz w:val="17"/>
+                <w:sz w:val="32"/>
               </w:rPr>
               <w:t>在校集訓</w:t>
             </w:r>
@@ -2442,11 +2442,11 @@
             </w:pPr>
             <w:r>
               <w:rPr>
-                <w:rFonts w:ascii="微軟正黑體" w:hAnsi="微軟正黑體" w:eastAsia="微軟正黑體"/>
+                <w:rFonts w:ascii="標楷體" w:hAnsi="標楷體" w:eastAsia="標楷體"/>
                 <w:b w:val="0"/>
                 <w:i w:val="0"/>
                 <w:color w:val="1E293B"/>
-                <w:sz w:val="17"/>
+                <w:sz w:val="32"/>
               </w:rPr>
               <w:t>第三段生字正音：米甕、沓沓仔...</w:t>
             </w:r>
@@ -2471,11 +2471,11 @@
             </w:pPr>
             <w:r>
               <w:rPr>
-                <w:rFonts w:ascii="微軟正黑體" w:hAnsi="微軟正黑體" w:eastAsia="微軟正黑體"/>
+                <w:rFonts w:ascii="標楷體" w:hAnsi="標楷體" w:eastAsia="標楷體"/>
                 <w:b w:val="0"/>
                 <w:i w:val="0"/>
                 <w:color w:val="1E293B"/>
-                <w:sz w:val="17"/>
+                <w:sz w:val="32"/>
               </w:rPr>
               <w:t>第三段生字重點：米甕(bí-àng)、沓沓仔(ta̍uh-ta̍uh-á，慢慢地)、挈(khe̍h，拿)、釋迦(sik-khia)、目睭攏無𥍉(ba̍k-tsiu lóng bô nih，眨眼)、崁牢咧(khàm-tiâu--leh，覆蓋住)。聽音檔第 3 段。</w:t>
             </w:r>
@@ -2500,11 +2500,11 @@
             </w:pPr>
             <w:r>
               <w:rPr>
-                <w:rFonts w:ascii="微軟正黑體" w:hAnsi="微軟正黑體" w:eastAsia="微軟正黑體"/>
+                <w:rFonts w:ascii="標楷體" w:hAnsi="標楷體" w:eastAsia="標楷體"/>
                 <w:b w:val="0"/>
                 <w:i w:val="0"/>
                 <w:color w:val="1E293B"/>
-                <w:sz w:val="17"/>
+                <w:sz w:val="32"/>
               </w:rPr>
               <w:t>詞彙注音 100% 正確，入聲與輕聲掌握良好。</w:t>
             </w:r>
@@ -2529,11 +2529,11 @@
             </w:pPr>
             <w:r>
               <w:rPr>
-                <w:rFonts w:ascii="微軟正黑體" w:hAnsi="微軟正黑體" w:eastAsia="微軟正黑體"/>
+                <w:rFonts w:ascii="標楷體" w:hAnsi="標楷體" w:eastAsia="標楷體"/>
                 <w:b w:val="0"/>
                 <w:i w:val="0"/>
                 <w:color w:val="1E293B"/>
-                <w:sz w:val="17"/>
+                <w:sz w:val="32"/>
               </w:rPr>
               <w:t>［ ］優</w:t>
               <w:br/>
@@ -2561,11 +2561,11 @@
             </w:pPr>
             <w:r>
               <w:rPr>
-                <w:rFonts w:ascii="微軟正黑體" w:hAnsi="微軟正黑體" w:eastAsia="微軟正黑體"/>
+                <w:rFonts w:ascii="標楷體" w:hAnsi="標楷體" w:eastAsia="標楷體"/>
                 <w:b/>
                 <w:i w:val="0"/>
                 <w:color w:val="1E293B"/>
-                <w:sz w:val="17"/>
+                <w:sz w:val="32"/>
               </w:rPr>
               <w:t>Day 07</w:t>
             </w:r>
@@ -2589,11 +2589,11 @@
             </w:pPr>
             <w:r>
               <w:rPr>
-                <w:rFonts w:ascii="微軟正黑體" w:hAnsi="微軟正黑體" w:eastAsia="微軟正黑體"/>
+                <w:rFonts w:ascii="標楷體" w:hAnsi="標楷體" w:eastAsia="標楷體"/>
                 <w:b w:val="0"/>
                 <w:i w:val="0"/>
                 <w:color w:val="1E293B"/>
-                <w:sz w:val="17"/>
+                <w:sz w:val="32"/>
               </w:rPr>
               <w:t>10/06 (二)</w:t>
             </w:r>
@@ -2617,11 +2617,11 @@
             </w:pPr>
             <w:r>
               <w:rPr>
-                <w:rFonts w:ascii="微軟正黑體" w:hAnsi="微軟正黑體" w:eastAsia="微軟正黑體"/>
+                <w:rFonts w:ascii="標楷體" w:hAnsi="標楷體" w:eastAsia="標楷體"/>
                 <w:b w:val="0"/>
                 <w:i w:val="0"/>
                 <w:color w:val="1E293B"/>
-                <w:sz w:val="17"/>
+                <w:sz w:val="32"/>
               </w:rPr>
               <w:t>在校集訓</w:t>
             </w:r>
@@ -2645,11 +2645,11 @@
             </w:pPr>
             <w:r>
               <w:rPr>
-                <w:rFonts w:ascii="微軟正黑體" w:hAnsi="微軟正黑體" w:eastAsia="微軟正黑體"/>
+                <w:rFonts w:ascii="標楷體" w:hAnsi="標楷體" w:eastAsia="標楷體"/>
                 <w:b w:val="0"/>
                 <w:i w:val="0"/>
                 <w:color w:val="1E293B"/>
-                <w:sz w:val="17"/>
+                <w:sz w:val="32"/>
               </w:rPr>
               <w:t>第三段對話趣旨：猶未sik、...</w:t>
             </w:r>
@@ -2673,11 +2673,11 @@
             </w:pPr>
             <w:r>
               <w:rPr>
-                <w:rFonts w:ascii="微軟正黑體" w:hAnsi="微軟正黑體" w:eastAsia="微軟正黑體"/>
+                <w:rFonts w:ascii="標楷體" w:hAnsi="標楷體" w:eastAsia="標楷體"/>
                 <w:b w:val="0"/>
                 <w:i w:val="0"/>
                 <w:color w:val="1E293B"/>
-                <w:sz w:val="17"/>
+                <w:sz w:val="32"/>
               </w:rPr>
               <w:t>第三段對話生趣：阿公講「猶未sik 的釋迦著愛隱佇米甕內，按呢才袂啞口啦！」我應「釋迦生本就袂曉講話，啞口是正常的啦！」阿公「笑咍咍 tshiò-hai-hai」解說果子隱無熟(sik)。祖孫對話的純真幽默！</w:t>
             </w:r>
@@ -2701,11 +2701,11 @@
             </w:pPr>
             <w:r>
               <w:rPr>
-                <w:rFonts w:ascii="微軟正黑體" w:hAnsi="微軟正黑體" w:eastAsia="微軟正黑體"/>
+                <w:rFonts w:ascii="標楷體" w:hAnsi="標楷體" w:eastAsia="標楷體"/>
                 <w:b w:val="0"/>
                 <w:i w:val="0"/>
                 <w:color w:val="1E293B"/>
-                <w:sz w:val="17"/>
+                <w:sz w:val="32"/>
               </w:rPr>
               <w:t>角色聲情轉換分明，能讀出祖孫之間的歡樂互動。</w:t>
             </w:r>
@@ -2729,11 +2729,11 @@
             </w:pPr>
             <w:r>
               <w:rPr>
-                <w:rFonts w:ascii="微軟正黑體" w:hAnsi="微軟正黑體" w:eastAsia="微軟正黑體"/>
+                <w:rFonts w:ascii="標楷體" w:hAnsi="標楷體" w:eastAsia="標楷體"/>
                 <w:b w:val="0"/>
                 <w:i w:val="0"/>
                 <w:color w:val="1E293B"/>
-                <w:sz w:val="17"/>
+                <w:sz w:val="32"/>
               </w:rPr>
               <w:t>［ ］優</w:t>
               <w:br/>
@@ -2762,11 +2762,11 @@
             </w:pPr>
             <w:r>
               <w:rPr>
-                <w:rFonts w:ascii="微軟正黑體" w:hAnsi="微軟正黑體" w:eastAsia="微軟正黑體"/>
+                <w:rFonts w:ascii="標楷體" w:hAnsi="標楷體" w:eastAsia="標楷體"/>
                 <w:b/>
                 <w:i w:val="0"/>
                 <w:color w:val="1E293B"/>
-                <w:sz w:val="17"/>
+                <w:sz w:val="32"/>
               </w:rPr>
               <w:t>Day 08</w:t>
             </w:r>
@@ -2791,11 +2791,11 @@
             </w:pPr>
             <w:r>
               <w:rPr>
-                <w:rFonts w:ascii="微軟正黑體" w:hAnsi="微軟正黑體" w:eastAsia="微軟正黑體"/>
+                <w:rFonts w:ascii="標楷體" w:hAnsi="標楷體" w:eastAsia="標楷體"/>
                 <w:b w:val="0"/>
                 <w:i w:val="0"/>
                 <w:color w:val="1E293B"/>
-                <w:sz w:val="17"/>
+                <w:sz w:val="32"/>
               </w:rPr>
               <w:t>10/14 (三)</w:t>
             </w:r>
@@ -2820,11 +2820,11 @@
             </w:pPr>
             <w:r>
               <w:rPr>
-                <w:rFonts w:ascii="微軟正黑體" w:hAnsi="微軟正黑體" w:eastAsia="微軟正黑體"/>
+                <w:rFonts w:ascii="標楷體" w:hAnsi="標楷體" w:eastAsia="標楷體"/>
                 <w:b w:val="0"/>
                 <w:i w:val="0"/>
                 <w:color w:val="1E293B"/>
-                <w:sz w:val="17"/>
+                <w:sz w:val="32"/>
               </w:rPr>
               <w:t>在校集訓</w:t>
             </w:r>
@@ -2849,11 +2849,11 @@
             </w:pPr>
             <w:r>
               <w:rPr>
-                <w:rFonts w:ascii="微軟正黑體" w:hAnsi="微軟正黑體" w:eastAsia="微軟正黑體"/>
+                <w:rFonts w:ascii="標楷體" w:hAnsi="標楷體" w:eastAsia="標楷體"/>
                 <w:b w:val="0"/>
                 <w:i w:val="0"/>
                 <w:color w:val="1E293B"/>
-                <w:sz w:val="17"/>
+                <w:sz w:val="32"/>
               </w:rPr>
               <w:t>第四段前半生字：啉酒啉甲馬西...</w:t>
             </w:r>
@@ -2878,11 +2878,11 @@
             </w:pPr>
             <w:r>
               <w:rPr>
-                <w:rFonts w:ascii="微軟正黑體" w:hAnsi="微軟正黑體" w:eastAsia="微軟正黑體"/>
+                <w:rFonts w:ascii="標楷體" w:hAnsi="標楷體" w:eastAsia="標楷體"/>
                 <w:b w:val="0"/>
                 <w:i w:val="0"/>
                 <w:color w:val="1E293B"/>
-                <w:sz w:val="17"/>
+                <w:sz w:val="32"/>
               </w:rPr>
               <w:t>第四段生動詞彙：啉酒(lim-tsiú，喝酒)、馬西馬西(má-se-má-se，微醺醉意)、手面倚佇耳空邊(tshiú-bīn uá tī hīnn-khang-pinn)、目睭放瞌瞌(ba̍k-tsiu pàng kheh-kheh)、唸咒語(liām tsiù-gí)。聽音檔第 4 段。</w:t>
             </w:r>
@@ -2907,11 +2907,11 @@
             </w:pPr>
             <w:r>
               <w:rPr>
-                <w:rFonts w:ascii="微軟正黑體" w:hAnsi="微軟正黑體" w:eastAsia="微軟正黑體"/>
+                <w:rFonts w:ascii="標楷體" w:hAnsi="標楷體" w:eastAsia="標楷體"/>
                 <w:b w:val="0"/>
                 <w:i w:val="0"/>
                 <w:color w:val="1E293B"/>
-                <w:sz w:val="17"/>
+                <w:sz w:val="32"/>
               </w:rPr>
               <w:t>語調生動傳神，能惟妙惟肖表現阿公變魔術時的可愛模樣。</w:t>
             </w:r>
@@ -2936,11 +2936,11 @@
             </w:pPr>
             <w:r>
               <w:rPr>
-                <w:rFonts w:ascii="微軟正黑體" w:hAnsi="微軟正黑體" w:eastAsia="微軟正黑體"/>
+                <w:rFonts w:ascii="標楷體" w:hAnsi="標楷體" w:eastAsia="標楷體"/>
                 <w:b w:val="0"/>
                 <w:i w:val="0"/>
                 <w:color w:val="1E293B"/>
-                <w:sz w:val="17"/>
+                <w:sz w:val="32"/>
               </w:rPr>
               <w:t>［ ］優</w:t>
               <w:br/>
@@ -2968,11 +2968,11 @@
             </w:pPr>
             <w:r>
               <w:rPr>
-                <w:rFonts w:ascii="微軟正黑體" w:hAnsi="微軟正黑體" w:eastAsia="微軟正黑體"/>
+                <w:rFonts w:ascii="標楷體" w:hAnsi="標楷體" w:eastAsia="標楷體"/>
                 <w:b/>
                 <w:i w:val="0"/>
                 <w:color w:val="1E293B"/>
-                <w:sz w:val="17"/>
+                <w:sz w:val="32"/>
               </w:rPr>
               <w:t>Day 09</w:t>
             </w:r>
@@ -2996,11 +2996,11 @@
             </w:pPr>
             <w:r>
               <w:rPr>
-                <w:rFonts w:ascii="微軟正黑體" w:hAnsi="微軟正黑體" w:eastAsia="微軟正黑體"/>
+                <w:rFonts w:ascii="標楷體" w:hAnsi="標楷體" w:eastAsia="標楷體"/>
                 <w:b w:val="0"/>
                 <w:i w:val="0"/>
                 <w:color w:val="1E293B"/>
-                <w:sz w:val="17"/>
+                <w:sz w:val="32"/>
               </w:rPr>
               <w:t>10/15 (四)</w:t>
             </w:r>
@@ -3024,11 +3024,11 @@
             </w:pPr>
             <w:r>
               <w:rPr>
-                <w:rFonts w:ascii="微軟正黑體" w:hAnsi="微軟正黑體" w:eastAsia="微軟正黑體"/>
+                <w:rFonts w:ascii="標楷體" w:hAnsi="標楷體" w:eastAsia="標楷體"/>
                 <w:b w:val="0"/>
                 <w:i w:val="0"/>
                 <w:color w:val="1E293B"/>
-                <w:sz w:val="17"/>
+                <w:sz w:val="32"/>
               </w:rPr>
               <w:t>在校集訓</w:t>
             </w:r>
@@ -3052,11 +3052,11 @@
             </w:pPr>
             <w:r>
               <w:rPr>
-                <w:rFonts w:ascii="微軟正黑體" w:hAnsi="微軟正黑體" w:eastAsia="微軟正黑體"/>
+                <w:rFonts w:ascii="標楷體" w:hAnsi="標楷體" w:eastAsia="標楷體"/>
                 <w:b w:val="0"/>
                 <w:i w:val="0"/>
                 <w:color w:val="1E293B"/>
-                <w:sz w:val="17"/>
+                <w:sz w:val="32"/>
               </w:rPr>
               <w:t>第四段後半高潮：聖誕老阿伯、...</w:t>
             </w:r>
@@ -3080,11 +3080,11 @@
             </w:pPr>
             <w:r>
               <w:rPr>
-                <w:rFonts w:ascii="微軟正黑體" w:hAnsi="微軟正黑體" w:eastAsia="微軟正黑體"/>
+                <w:rFonts w:ascii="標楷體" w:hAnsi="標楷體" w:eastAsia="標楷體"/>
                 <w:b w:val="0"/>
                 <w:i w:val="0"/>
                 <w:color w:val="1E293B"/>
-                <w:sz w:val="17"/>
+                <w:sz w:val="32"/>
               </w:rPr>
               <w:t>第四段結尾趣味：聖誕老阿伯(Sèng-tàn Lāu-a-peh)、銀角仔(gîn-kak-á，零錢硬幣)、窗仔溝(thang-á-kau)、傱去(tsông--khì，飛奔跑去)、笑微微(tshiò-bi-bi)。乖孫爭搶銀角的興奮雀躍！</w:t>
             </w:r>
@@ -3108,11 +3108,11 @@
             </w:pPr>
             <w:r>
               <w:rPr>
-                <w:rFonts w:ascii="微軟正黑體" w:hAnsi="微軟正黑體" w:eastAsia="微軟正黑體"/>
+                <w:rFonts w:ascii="標楷體" w:hAnsi="標楷體" w:eastAsia="標楷體"/>
                 <w:b w:val="0"/>
                 <w:i w:val="0"/>
                 <w:color w:val="1E293B"/>
-                <w:sz w:val="17"/>
+                <w:sz w:val="32"/>
               </w:rPr>
               <w:t>情緒由懸疑神秘推向歡喜高潮，節奏掌控明快。</w:t>
             </w:r>
@@ -3136,11 +3136,11 @@
             </w:pPr>
             <w:r>
               <w:rPr>
-                <w:rFonts w:ascii="微軟正黑體" w:hAnsi="微軟正黑體" w:eastAsia="微軟正黑體"/>
+                <w:rFonts w:ascii="標楷體" w:hAnsi="標楷體" w:eastAsia="標楷體"/>
                 <w:b w:val="0"/>
                 <w:i w:val="0"/>
                 <w:color w:val="1E293B"/>
-                <w:sz w:val="17"/>
+                <w:sz w:val="32"/>
               </w:rPr>
               <w:t>［ ］優</w:t>
               <w:br/>
@@ -3169,11 +3169,11 @@
             </w:pPr>
             <w:r>
               <w:rPr>
-                <w:rFonts w:ascii="微軟正黑體" w:hAnsi="微軟正黑體" w:eastAsia="微軟正黑體"/>
+                <w:rFonts w:ascii="標楷體" w:hAnsi="標楷體" w:eastAsia="標楷體"/>
                 <w:b/>
                 <w:i w:val="0"/>
                 <w:color w:val="1E293B"/>
-                <w:sz w:val="17"/>
+                <w:sz w:val="32"/>
               </w:rPr>
               <w:t>Day 10</w:t>
             </w:r>
@@ -3198,11 +3198,11 @@
             </w:pPr>
             <w:r>
               <w:rPr>
-                <w:rFonts w:ascii="微軟正黑體" w:hAnsi="微軟正黑體" w:eastAsia="微軟正黑體"/>
+                <w:rFonts w:ascii="標楷體" w:hAnsi="標楷體" w:eastAsia="標楷體"/>
                 <w:b w:val="0"/>
                 <w:i w:val="0"/>
                 <w:color w:val="1E293B"/>
-                <w:sz w:val="17"/>
+                <w:sz w:val="32"/>
               </w:rPr>
               <w:t>10/16 (五)</w:t>
             </w:r>
@@ -3227,11 +3227,11 @@
             </w:pPr>
             <w:r>
               <w:rPr>
-                <w:rFonts w:ascii="微軟正黑體" w:hAnsi="微軟正黑體" w:eastAsia="微軟正黑體"/>
+                <w:rFonts w:ascii="標楷體" w:hAnsi="標楷體" w:eastAsia="標楷體"/>
                 <w:b w:val="0"/>
                 <w:i w:val="0"/>
                 <w:color w:val="1E293B"/>
-                <w:sz w:val="17"/>
+                <w:sz w:val="32"/>
               </w:rPr>
               <w:t>在校集訓</w:t>
             </w:r>
@@ -3256,11 +3256,11 @@
             </w:pPr>
             <w:r>
               <w:rPr>
-                <w:rFonts w:ascii="微軟正黑體" w:hAnsi="微軟正黑體" w:eastAsia="微軟正黑體"/>
+                <w:rFonts w:ascii="標楷體" w:hAnsi="標楷體" w:eastAsia="標楷體"/>
                 <w:b w:val="0"/>
                 <w:i w:val="0"/>
                 <w:color w:val="1E293B"/>
-                <w:sz w:val="17"/>
+                <w:sz w:val="32"/>
               </w:rPr>
               <w:t>第 1 至 4 段連貫與第 ...</w:t>
             </w:r>
@@ -3285,11 +3285,11 @@
             </w:pPr>
             <w:r>
               <w:rPr>
-                <w:rFonts w:ascii="微軟正黑體" w:hAnsi="微軟正黑體" w:eastAsia="微軟正黑體"/>
+                <w:rFonts w:ascii="標楷體" w:hAnsi="標楷體" w:eastAsia="標楷體"/>
                 <w:b w:val="0"/>
                 <w:i w:val="0"/>
                 <w:color w:val="1E293B"/>
-                <w:sz w:val="17"/>
+                <w:sz w:val="32"/>
               </w:rPr>
               <w:t>第 2 週綜合驗收：第 1 至 4 段一氣呵成。計時約 1 分 25 秒，檢查台語變調是否自然，生字有無走音。執行第 2 週驗收評分。</w:t>
             </w:r>
@@ -3314,11 +3314,11 @@
             </w:pPr>
             <w:r>
               <w:rPr>
-                <w:rFonts w:ascii="微軟正黑體" w:hAnsi="微軟正黑體" w:eastAsia="微軟正黑體"/>
+                <w:rFonts w:ascii="標楷體" w:hAnsi="標楷體" w:eastAsia="標楷體"/>
                 <w:b w:val="0"/>
                 <w:i w:val="0"/>
                 <w:color w:val="1E293B"/>
-                <w:sz w:val="17"/>
+                <w:sz w:val="32"/>
               </w:rPr>
               <w:t>第 1 至 4 段在 1分20秒~1分30秒 內流暢完篇，台語聲調純正自然。</w:t>
             </w:r>
@@ -3343,11 +3343,11 @@
             </w:pPr>
             <w:r>
               <w:rPr>
-                <w:rFonts w:ascii="微軟正黑體" w:hAnsi="微軟正黑體" w:eastAsia="微軟正黑體"/>
+                <w:rFonts w:ascii="標楷體" w:hAnsi="標楷體" w:eastAsia="標楷體"/>
                 <w:b w:val="0"/>
                 <w:i w:val="0"/>
                 <w:color w:val="1E293B"/>
-                <w:sz w:val="17"/>
+                <w:sz w:val="32"/>
               </w:rPr>
               <w:t>［ ］優</w:t>
               <w:br/>
@@ -3375,11 +3375,11 @@
             </w:pPr>
             <w:r>
               <w:rPr>
-                <w:rFonts w:ascii="微軟正黑體" w:hAnsi="微軟正黑體" w:eastAsia="微軟正黑體"/>
+                <w:rFonts w:ascii="標楷體" w:hAnsi="標楷體" w:eastAsia="標楷體"/>
                 <w:b/>
                 <w:i w:val="0"/>
                 <w:color w:val="1E293B"/>
-                <w:sz w:val="17"/>
+                <w:sz w:val="32"/>
               </w:rPr>
               <w:t>週末假日二</w:t>
             </w:r>
@@ -3403,11 +3403,11 @@
             </w:pPr>
             <w:r>
               <w:rPr>
-                <w:rFonts w:ascii="微軟正黑體" w:hAnsi="微軟正黑體" w:eastAsia="微軟正黑體"/>
+                <w:rFonts w:ascii="標楷體" w:hAnsi="標楷體" w:eastAsia="標楷體"/>
                 <w:b w:val="0"/>
                 <w:i w:val="0"/>
                 <w:color w:val="1E293B"/>
-                <w:sz w:val="17"/>
+                <w:sz w:val="32"/>
               </w:rPr>
               <w:t>10/17 (六) ~ 10/18 (日)</w:t>
             </w:r>
@@ -3431,11 +3431,11 @@
             </w:pPr>
             <w:r>
               <w:rPr>
-                <w:rFonts w:ascii="微軟正黑體" w:hAnsi="微軟正黑體" w:eastAsia="微軟正黑體"/>
+                <w:rFonts w:ascii="標楷體" w:hAnsi="標楷體" w:eastAsia="標楷體"/>
                 <w:b w:val="0"/>
                 <w:i w:val="0"/>
                 <w:color w:val="1E293B"/>
-                <w:sz w:val="17"/>
+                <w:sz w:val="32"/>
               </w:rPr>
               <w:t>假日自學增量</w:t>
             </w:r>
@@ -3459,11 +3459,11 @@
             </w:pPr>
             <w:r>
               <w:rPr>
-                <w:rFonts w:ascii="微軟正黑體" w:hAnsi="微軟正黑體" w:eastAsia="微軟正黑體"/>
+                <w:rFonts w:ascii="標楷體" w:hAnsi="標楷體" w:eastAsia="標楷體"/>
                 <w:b w:val="0"/>
                 <w:i w:val="0"/>
                 <w:color w:val="1E293B"/>
-                <w:sz w:val="17"/>
+                <w:sz w:val="32"/>
               </w:rPr>
               <w:t>【假日自主自學與朗讀增量 B...</w:t>
             </w:r>
@@ -3487,11 +3487,11 @@
             </w:pPr>
             <w:r>
               <w:rPr>
-                <w:rFonts w:ascii="微軟正黑體" w:hAnsi="微軟正黑體" w:eastAsia="微軟正黑體"/>
+                <w:rFonts w:ascii="標楷體" w:hAnsi="標楷體" w:eastAsia="標楷體"/>
                 <w:b w:val="0"/>
                 <w:i w:val="0"/>
                 <w:color w:val="1E293B"/>
-                <w:sz w:val="17"/>
+                <w:sz w:val="32"/>
               </w:rPr>
               <w:t>【週末自學指引】1. 第 1 至 4 段計時朗讀 10 遍；2. 鏡前抬頭訓練（每段至少抬頭 2 次，雙眼平視鏡中自己）；3. 聽官方音檔校正第 5 段結尾。</w:t>
             </w:r>
@@ -3515,11 +3515,11 @@
             </w:pPr>
             <w:r>
               <w:rPr>
-                <w:rFonts w:ascii="微軟正黑體" w:hAnsi="微軟正黑體" w:eastAsia="微軟正黑體"/>
+                <w:rFonts w:ascii="標楷體" w:hAnsi="標楷體" w:eastAsia="標楷體"/>
                 <w:b w:val="0"/>
                 <w:i w:val="0"/>
                 <w:color w:val="1E293B"/>
-                <w:sz w:val="17"/>
+                <w:sz w:val="32"/>
               </w:rPr>
               <w:t>【特優】時間精準，抬頭率 30% 以上；【優等】時間合格但低頭偏多；【尚可】有字詞停頓。</w:t>
             </w:r>
@@ -3543,11 +3543,11 @@
             </w:pPr>
             <w:r>
               <w:rPr>
-                <w:rFonts w:ascii="微軟正黑體" w:hAnsi="微軟正黑體" w:eastAsia="微軟正黑體"/>
+                <w:rFonts w:ascii="標楷體" w:hAnsi="標楷體" w:eastAsia="標楷體"/>
                 <w:b w:val="0"/>
                 <w:i w:val="0"/>
                 <w:color w:val="1E293B"/>
-                <w:sz w:val="17"/>
+                <w:sz w:val="32"/>
               </w:rPr>
               <w:t>［ ］優</w:t>
               <w:br/>
@@ -3576,11 +3576,11 @@
             </w:pPr>
             <w:r>
               <w:rPr>
-                <w:rFonts w:ascii="微軟正黑體" w:hAnsi="微軟正黑體" w:eastAsia="微軟正黑體"/>
+                <w:rFonts w:ascii="標楷體" w:hAnsi="標楷體" w:eastAsia="標楷體"/>
                 <w:b/>
                 <w:i w:val="0"/>
                 <w:color w:val="1E293B"/>
-                <w:sz w:val="17"/>
+                <w:sz w:val="32"/>
               </w:rPr>
               <w:t>Day 11</w:t>
             </w:r>
@@ -3605,11 +3605,11 @@
             </w:pPr>
             <w:r>
               <w:rPr>
-                <w:rFonts w:ascii="微軟正黑體" w:hAnsi="微軟正黑體" w:eastAsia="微軟正黑體"/>
+                <w:rFonts w:ascii="標楷體" w:hAnsi="標楷體" w:eastAsia="標楷體"/>
                 <w:b w:val="0"/>
                 <w:i w:val="0"/>
                 <w:color w:val="1E293B"/>
-                <w:sz w:val="17"/>
+                <w:sz w:val="32"/>
               </w:rPr>
               <w:t>10/19 (一)</w:t>
             </w:r>
@@ -3634,11 +3634,11 @@
             </w:pPr>
             <w:r>
               <w:rPr>
-                <w:rFonts w:ascii="微軟正黑體" w:hAnsi="微軟正黑體" w:eastAsia="微軟正黑體"/>
+                <w:rFonts w:ascii="標楷體" w:hAnsi="標楷體" w:eastAsia="標楷體"/>
                 <w:b w:val="0"/>
                 <w:i w:val="0"/>
                 <w:color w:val="1E293B"/>
-                <w:sz w:val="17"/>
+                <w:sz w:val="32"/>
               </w:rPr>
               <w:t>在校集訓</w:t>
             </w:r>
@@ -3663,11 +3663,11 @@
             </w:pPr>
             <w:r>
               <w:rPr>
-                <w:rFonts w:ascii="微軟正黑體" w:hAnsi="微軟正黑體" w:eastAsia="微軟正黑體"/>
+                <w:rFonts w:ascii="標楷體" w:hAnsi="標楷體" w:eastAsia="標楷體"/>
                 <w:b w:val="0"/>
                 <w:i w:val="0"/>
                 <w:color w:val="1E293B"/>
-                <w:sz w:val="17"/>
+                <w:sz w:val="32"/>
               </w:rPr>
               <w:t>第五段感悟昇華：滿園的芳甜佮...</w:t>
             </w:r>
@@ -3692,11 +3692,11 @@
             </w:pPr>
             <w:r>
               <w:rPr>
-                <w:rFonts w:ascii="微軟正黑體" w:hAnsi="微軟正黑體" w:eastAsia="微軟正黑體"/>
+                <w:rFonts w:ascii="標楷體" w:hAnsi="標楷體" w:eastAsia="標楷體"/>
                 <w:b w:val="0"/>
                 <w:i w:val="0"/>
                 <w:color w:val="1E293B"/>
-                <w:sz w:val="17"/>
+                <w:sz w:val="32"/>
               </w:rPr>
               <w:t>第五段結尾深情演繹：大漢了後(Tuā-hàn liáu-āu)，雖然知影阿公變的攏毋是真正的魔術，毋過伊雙手所變出來「滿園的芳甜佮規厝間的笑聲」，是我心目中「上有意義的魔術」。語速放緩，語氣充滿深情懷念與感恩。</w:t>
             </w:r>
@@ -3721,11 +3721,11 @@
             </w:pPr>
             <w:r>
               <w:rPr>
-                <w:rFonts w:ascii="微軟正黑體" w:hAnsi="微軟正黑體" w:eastAsia="微軟正黑體"/>
+                <w:rFonts w:ascii="標楷體" w:hAnsi="標楷體" w:eastAsia="標楷體"/>
                 <w:b w:val="0"/>
                 <w:i w:val="0"/>
                 <w:color w:val="1E293B"/>
-                <w:sz w:val="17"/>
+                <w:sz w:val="32"/>
               </w:rPr>
               <w:t>結尾語調深情悠揚，餘音繞樑，情感真摯動人。</w:t>
             </w:r>
@@ -3750,11 +3750,11 @@
             </w:pPr>
             <w:r>
               <w:rPr>
-                <w:rFonts w:ascii="微軟正黑體" w:hAnsi="微軟正黑體" w:eastAsia="微軟正黑體"/>
+                <w:rFonts w:ascii="標楷體" w:hAnsi="標楷體" w:eastAsia="標楷體"/>
                 <w:b w:val="0"/>
                 <w:i w:val="0"/>
                 <w:color w:val="1E293B"/>
-                <w:sz w:val="17"/>
+                <w:sz w:val="32"/>
               </w:rPr>
               <w:t>［ ］優</w:t>
               <w:br/>
@@ -3782,11 +3782,11 @@
             </w:pPr>
             <w:r>
               <w:rPr>
-                <w:rFonts w:ascii="微軟正黑體" w:hAnsi="微軟正黑體" w:eastAsia="微軟正黑體"/>
+                <w:rFonts w:ascii="標楷體" w:hAnsi="標楷體" w:eastAsia="標楷體"/>
                 <w:b/>
                 <w:i w:val="0"/>
                 <w:color w:val="1E293B"/>
-                <w:sz w:val="17"/>
+                <w:sz w:val="32"/>
               </w:rPr>
               <w:t>Day 12</w:t>
             </w:r>
@@ -3810,11 +3810,11 @@
             </w:pPr>
             <w:r>
               <w:rPr>
-                <w:rFonts w:ascii="微軟正黑體" w:hAnsi="微軟正黑體" w:eastAsia="微軟正黑體"/>
+                <w:rFonts w:ascii="標楷體" w:hAnsi="標楷體" w:eastAsia="標楷體"/>
                 <w:b w:val="0"/>
                 <w:i w:val="0"/>
                 <w:color w:val="1E293B"/>
-                <w:sz w:val="17"/>
+                <w:sz w:val="32"/>
               </w:rPr>
               <w:t>10/20 (二)</w:t>
             </w:r>
@@ -3838,11 +3838,11 @@
             </w:pPr>
             <w:r>
               <w:rPr>
-                <w:rFonts w:ascii="微軟正黑體" w:hAnsi="微軟正黑體" w:eastAsia="微軟正黑體"/>
+                <w:rFonts w:ascii="標楷體" w:hAnsi="標楷體" w:eastAsia="標楷體"/>
                 <w:b w:val="0"/>
                 <w:i w:val="0"/>
                 <w:color w:val="1E293B"/>
-                <w:sz w:val="17"/>
+                <w:sz w:val="32"/>
               </w:rPr>
               <w:t>在校集訓</w:t>
             </w:r>
@@ -3866,11 +3866,11 @@
             </w:pPr>
             <w:r>
               <w:rPr>
-                <w:rFonts w:ascii="微軟正黑體" w:hAnsi="微軟正黑體" w:eastAsia="微軟正黑體"/>
+                <w:rFonts w:ascii="標楷體" w:hAnsi="標楷體" w:eastAsia="標楷體"/>
                 <w:b w:val="0"/>
                 <w:i w:val="0"/>
                 <w:color w:val="1E293B"/>
-                <w:sz w:val="17"/>
+                <w:sz w:val="32"/>
               </w:rPr>
               <w:t>全篇五段無縫銜接與全真時間控...</w:t>
             </w:r>
@@ -3894,11 +3894,11 @@
             </w:pPr>
             <w:r>
               <w:rPr>
-                <w:rFonts w:ascii="微軟正黑體" w:hAnsi="微軟正黑體" w:eastAsia="微軟正黑體"/>
+                <w:rFonts w:ascii="標楷體" w:hAnsi="標楷體" w:eastAsia="標楷體"/>
                 <w:b w:val="0"/>
                 <w:i w:val="0"/>
                 <w:color w:val="1E293B"/>
-                <w:sz w:val="17"/>
+                <w:sz w:val="32"/>
               </w:rPr>
               <w:t>全篇 380 字時間精準控制：校內賽限時 2 分鐘。目標朗讀完篇時間為 1 分 40 秒 至 1 分 50 秒，平均每分鐘 210~220 字。對照官方音檔配速。</w:t>
             </w:r>
@@ -3922,11 +3922,11 @@
             </w:pPr>
             <w:r>
               <w:rPr>
-                <w:rFonts w:ascii="微軟正黑體" w:hAnsi="微軟正黑體" w:eastAsia="微軟正黑體"/>
+                <w:rFonts w:ascii="標楷體" w:hAnsi="標楷體" w:eastAsia="標楷體"/>
                 <w:b w:val="0"/>
                 <w:i w:val="0"/>
                 <w:color w:val="1E293B"/>
-                <w:sz w:val="17"/>
+                <w:sz w:val="32"/>
               </w:rPr>
               <w:t>全篇朗讀時間精確落在 1分40秒 至 1分50秒 區間內，從容自然。</w:t>
             </w:r>
@@ -3950,11 +3950,11 @@
             </w:pPr>
             <w:r>
               <w:rPr>
-                <w:rFonts w:ascii="微軟正黑體" w:hAnsi="微軟正黑體" w:eastAsia="微軟正黑體"/>
+                <w:rFonts w:ascii="標楷體" w:hAnsi="標楷體" w:eastAsia="標楷體"/>
                 <w:b w:val="0"/>
                 <w:i w:val="0"/>
                 <w:color w:val="1E293B"/>
-                <w:sz w:val="17"/>
+                <w:sz w:val="32"/>
               </w:rPr>
               <w:t>［ ］優</w:t>
               <w:br/>
@@ -3983,11 +3983,11 @@
             </w:pPr>
             <w:r>
               <w:rPr>
-                <w:rFonts w:ascii="微軟正黑體" w:hAnsi="微軟正黑體" w:eastAsia="微軟正黑體"/>
+                <w:rFonts w:ascii="標楷體" w:hAnsi="標楷體" w:eastAsia="標楷體"/>
                 <w:b/>
                 <w:i w:val="0"/>
                 <w:color w:val="1E293B"/>
-                <w:sz w:val="17"/>
+                <w:sz w:val="32"/>
               </w:rPr>
               <w:t>Day 13</w:t>
             </w:r>
@@ -4012,11 +4012,11 @@
             </w:pPr>
             <w:r>
               <w:rPr>
-                <w:rFonts w:ascii="微軟正黑體" w:hAnsi="微軟正黑體" w:eastAsia="微軟正黑體"/>
+                <w:rFonts w:ascii="標楷體" w:hAnsi="標楷體" w:eastAsia="標楷體"/>
                 <w:b w:val="0"/>
                 <w:i w:val="0"/>
                 <w:color w:val="1E293B"/>
-                <w:sz w:val="17"/>
+                <w:sz w:val="32"/>
               </w:rPr>
               <w:t>10/21 (三)</w:t>
             </w:r>
@@ -4041,11 +4041,11 @@
             </w:pPr>
             <w:r>
               <w:rPr>
-                <w:rFonts w:ascii="微軟正黑體" w:hAnsi="微軟正黑體" w:eastAsia="微軟正黑體"/>
+                <w:rFonts w:ascii="標楷體" w:hAnsi="標楷體" w:eastAsia="標楷體"/>
                 <w:b w:val="0"/>
                 <w:i w:val="0"/>
                 <w:color w:val="1E293B"/>
-                <w:sz w:val="17"/>
+                <w:sz w:val="32"/>
               </w:rPr>
               <w:t>在校集訓</w:t>
             </w:r>
@@ -4070,11 +4070,11 @@
             </w:pPr>
             <w:r>
               <w:rPr>
-                <w:rFonts w:ascii="微軟正黑體" w:hAnsi="微軟正黑體" w:eastAsia="微軟正黑體"/>
+                <w:rFonts w:ascii="標楷體" w:hAnsi="標楷體" w:eastAsia="標楷體"/>
                 <w:b w:val="0"/>
                 <w:i w:val="0"/>
                 <w:color w:val="1E293B"/>
-                <w:sz w:val="17"/>
+                <w:sz w:val="32"/>
               </w:rPr>
               <w:t>眼神抬頭交流與舞台肢體大方展...</w:t>
             </w:r>
@@ -4099,11 +4099,11 @@
             </w:pPr>
             <w:r>
               <w:rPr>
-                <w:rFonts w:ascii="微軟正黑體" w:hAnsi="微軟正黑體" w:eastAsia="微軟正黑體"/>
+                <w:rFonts w:ascii="標楷體" w:hAnsi="標楷體" w:eastAsia="標楷體"/>
                 <w:b w:val="0"/>
                 <w:i w:val="0"/>
                 <w:color w:val="1E293B"/>
-                <w:sz w:val="17"/>
+                <w:sz w:val="32"/>
               </w:rPr>
               <w:t>全篇「抬頭率」突破：在稿件上劃定 8 處必抬頭標記（★）。雙手持稿端正，目光平視評審席，以自信微笑傳遞台語故事的魅力。</w:t>
             </w:r>
@@ -4128,11 +4128,11 @@
             </w:pPr>
             <w:r>
               <w:rPr>
-                <w:rFonts w:ascii="微軟正黑體" w:hAnsi="微軟正黑體" w:eastAsia="微軟正黑體"/>
+                <w:rFonts w:ascii="標楷體" w:hAnsi="標楷體" w:eastAsia="標楷體"/>
                 <w:b w:val="0"/>
                 <w:i w:val="0"/>
                 <w:color w:val="1E293B"/>
-                <w:sz w:val="17"/>
+                <w:sz w:val="32"/>
               </w:rPr>
               <w:t>全篇抬頭次數達 8 次以上，眼神自然親切，颱風落落大方。</w:t>
             </w:r>
@@ -4157,11 +4157,11 @@
             </w:pPr>
             <w:r>
               <w:rPr>
-                <w:rFonts w:ascii="微軟正黑體" w:hAnsi="微軟正黑體" w:eastAsia="微軟正黑體"/>
+                <w:rFonts w:ascii="標楷體" w:hAnsi="標楷體" w:eastAsia="標楷體"/>
                 <w:b w:val="0"/>
                 <w:i w:val="0"/>
                 <w:color w:val="1E293B"/>
-                <w:sz w:val="17"/>
+                <w:sz w:val="32"/>
               </w:rPr>
               <w:t>［ ］優</w:t>
               <w:br/>
@@ -4189,11 +4189,11 @@
             </w:pPr>
             <w:r>
               <w:rPr>
-                <w:rFonts w:ascii="微軟正黑體" w:hAnsi="微軟正黑體" w:eastAsia="微軟正黑體"/>
+                <w:rFonts w:ascii="標楷體" w:hAnsi="標楷體" w:eastAsia="標楷體"/>
                 <w:b/>
                 <w:i w:val="0"/>
                 <w:color w:val="1E293B"/>
-                <w:sz w:val="17"/>
+                <w:sz w:val="32"/>
               </w:rPr>
               <w:t>Day 14</w:t>
             </w:r>
@@ -4217,11 +4217,11 @@
             </w:pPr>
             <w:r>
               <w:rPr>
-                <w:rFonts w:ascii="微軟正黑體" w:hAnsi="微軟正黑體" w:eastAsia="微軟正黑體"/>
+                <w:rFonts w:ascii="標楷體" w:hAnsi="標楷體" w:eastAsia="標楷體"/>
                 <w:b w:val="0"/>
                 <w:i w:val="0"/>
                 <w:color w:val="1E293B"/>
-                <w:sz w:val="17"/>
+                <w:sz w:val="32"/>
               </w:rPr>
               <w:t>10/22 (四)</w:t>
             </w:r>
@@ -4245,11 +4245,11 @@
             </w:pPr>
             <w:r>
               <w:rPr>
-                <w:rFonts w:ascii="微軟正黑體" w:hAnsi="微軟正黑體" w:eastAsia="微軟正黑體"/>
+                <w:rFonts w:ascii="標楷體" w:hAnsi="標楷體" w:eastAsia="標楷體"/>
                 <w:b w:val="0"/>
                 <w:i w:val="0"/>
                 <w:color w:val="1E293B"/>
-                <w:sz w:val="17"/>
+                <w:sz w:val="32"/>
               </w:rPr>
               <w:t>在校集訓</w:t>
             </w:r>
@@ -4273,11 +4273,11 @@
             </w:pPr>
             <w:r>
               <w:rPr>
-                <w:rFonts w:ascii="微軟正黑體" w:hAnsi="微軟正黑體" w:eastAsia="微軟正黑體"/>
+                <w:rFonts w:ascii="標楷體" w:hAnsi="標楷體" w:eastAsia="標楷體"/>
                 <w:b w:val="0"/>
                 <w:i w:val="0"/>
                 <w:color w:val="1E293B"/>
-                <w:sz w:val="17"/>
+                <w:sz w:val="32"/>
               </w:rPr>
               <w:t>台語聲情感染力：抑揚頓挫與輕...</w:t>
             </w:r>
@@ -4301,11 +4301,11 @@
             </w:pPr>
             <w:r>
               <w:rPr>
-                <w:rFonts w:ascii="微軟正黑體" w:hAnsi="微軟正黑體" w:eastAsia="微軟正黑體"/>
+                <w:rFonts w:ascii="標楷體" w:hAnsi="標楷體" w:eastAsia="標楷體"/>
                 <w:b w:val="0"/>
                 <w:i w:val="0"/>
                 <w:color w:val="1E293B"/>
-                <w:sz w:val="17"/>
+                <w:sz w:val="32"/>
               </w:rPr>
               <w:t>精雕聲情細節：豬叫聲的歡快、果園的豐饒、米甕掀開的期待、阿公變魔術的神秘、搶硬幣的喧鬧、長大後的思念。讓聽眾如歷其境。</w:t>
             </w:r>
@@ -4329,11 +4329,11 @@
             </w:pPr>
             <w:r>
               <w:rPr>
-                <w:rFonts w:ascii="微軟正黑體" w:hAnsi="微軟正黑體" w:eastAsia="微軟正黑體"/>
+                <w:rFonts w:ascii="標楷體" w:hAnsi="標楷體" w:eastAsia="標楷體"/>
                 <w:b w:val="0"/>
                 <w:i w:val="0"/>
                 <w:color w:val="1E293B"/>
-                <w:sz w:val="17"/>
+                <w:sz w:val="32"/>
               </w:rPr>
               <w:t>聲情層次分明，情感飽滿，具有強大的舞台感染力。</w:t>
             </w:r>
@@ -4357,11 +4357,11 @@
             </w:pPr>
             <w:r>
               <w:rPr>
-                <w:rFonts w:ascii="微軟正黑體" w:hAnsi="微軟正黑體" w:eastAsia="微軟正黑體"/>
+                <w:rFonts w:ascii="標楷體" w:hAnsi="標楷體" w:eastAsia="標楷體"/>
                 <w:b w:val="0"/>
                 <w:i w:val="0"/>
                 <w:color w:val="1E293B"/>
-                <w:sz w:val="17"/>
+                <w:sz w:val="32"/>
               </w:rPr>
               <w:t>［ ］優</w:t>
               <w:br/>
@@ -4390,11 +4390,11 @@
             </w:pPr>
             <w:r>
               <w:rPr>
-                <w:rFonts w:ascii="微軟正黑體" w:hAnsi="微軟正黑體" w:eastAsia="微軟正黑體"/>
+                <w:rFonts w:ascii="標楷體" w:hAnsi="標楷體" w:eastAsia="標楷體"/>
                 <w:b/>
                 <w:i w:val="0"/>
                 <w:color w:val="1E293B"/>
-                <w:sz w:val="17"/>
+                <w:sz w:val="32"/>
               </w:rPr>
               <w:t>Day 15</w:t>
             </w:r>
@@ -4419,11 +4419,11 @@
             </w:pPr>
             <w:r>
               <w:rPr>
-                <w:rFonts w:ascii="微軟正黑體" w:hAnsi="微軟正黑體" w:eastAsia="微軟正黑體"/>
+                <w:rFonts w:ascii="標楷體" w:hAnsi="標楷體" w:eastAsia="標楷體"/>
                 <w:b w:val="0"/>
                 <w:i w:val="0"/>
                 <w:color w:val="1E293B"/>
-                <w:sz w:val="17"/>
+                <w:sz w:val="32"/>
               </w:rPr>
               <w:t>10/23 (五)</w:t>
             </w:r>
@@ -4448,11 +4448,11 @@
             </w:pPr>
             <w:r>
               <w:rPr>
-                <w:rFonts w:ascii="微軟正黑體" w:hAnsi="微軟正黑體" w:eastAsia="微軟正黑體"/>
+                <w:rFonts w:ascii="標楷體" w:hAnsi="標楷體" w:eastAsia="標楷體"/>
                 <w:b w:val="0"/>
                 <w:i w:val="0"/>
                 <w:color w:val="1E293B"/>
-                <w:sz w:val="17"/>
+                <w:sz w:val="32"/>
               </w:rPr>
               <w:t>在校集訓</w:t>
             </w:r>
@@ -4477,11 +4477,11 @@
             </w:pPr>
             <w:r>
               <w:rPr>
-                <w:rFonts w:ascii="微軟正黑體" w:hAnsi="微軟正黑體" w:eastAsia="微軟正黑體"/>
+                <w:rFonts w:ascii="標楷體" w:hAnsi="標楷體" w:eastAsia="標楷體"/>
                 <w:b w:val="0"/>
                 <w:i w:val="0"/>
                 <w:color w:val="1E293B"/>
-                <w:sz w:val="17"/>
+                <w:sz w:val="32"/>
               </w:rPr>
               <w:t>全篇整合朗讀與第 3 週總結...</w:t>
             </w:r>
@@ -4506,11 +4506,11 @@
             </w:pPr>
             <w:r>
               <w:rPr>
-                <w:rFonts w:ascii="微軟正黑體" w:hAnsi="微軟正黑體" w:eastAsia="微軟正黑體"/>
+                <w:rFonts w:ascii="標楷體" w:hAnsi="標楷體" w:eastAsia="標楷體"/>
                 <w:b w:val="0"/>
                 <w:i w:val="0"/>
                 <w:color w:val="1E293B"/>
-                <w:sz w:val="17"/>
+                <w:sz w:val="32"/>
               </w:rPr>
               <w:t>第 3 週綜合大驗收：完整模擬比賽規格。報號、報題、持稿、全篇朗讀、致謝。評定特優、優等、尚可三個等第。</w:t>
             </w:r>
@@ -4535,11 +4535,11 @@
             </w:pPr>
             <w:r>
               <w:rPr>
-                <w:rFonts w:ascii="微軟正黑體" w:hAnsi="微軟正黑體" w:eastAsia="微軟正黑體"/>
+                <w:rFonts w:ascii="標楷體" w:hAnsi="標楷體" w:eastAsia="標楷體"/>
                 <w:b w:val="0"/>
                 <w:i w:val="0"/>
                 <w:color w:val="1E293B"/>
-                <w:sz w:val="17"/>
+                <w:sz w:val="32"/>
               </w:rPr>
               <w:t>達到校內競賽特優水準：字音 0 瑕疵、台語氣口道地、眼神交流自然、時間精準。</w:t>
             </w:r>
@@ -4564,11 +4564,11 @@
             </w:pPr>
             <w:r>
               <w:rPr>
-                <w:rFonts w:ascii="微軟正黑體" w:hAnsi="微軟正黑體" w:eastAsia="微軟正黑體"/>
+                <w:rFonts w:ascii="標楷體" w:hAnsi="標楷體" w:eastAsia="標楷體"/>
                 <w:b w:val="0"/>
                 <w:i w:val="0"/>
                 <w:color w:val="1E293B"/>
-                <w:sz w:val="17"/>
+                <w:sz w:val="32"/>
               </w:rPr>
               <w:t>［ ］優</w:t>
               <w:br/>
@@ -4596,11 +4596,11 @@
             </w:pPr>
             <w:r>
               <w:rPr>
-                <w:rFonts w:ascii="微軟正黑體" w:hAnsi="微軟正黑體" w:eastAsia="微軟正黑體"/>
+                <w:rFonts w:ascii="標楷體" w:hAnsi="標楷體" w:eastAsia="標楷體"/>
                 <w:b/>
                 <w:i w:val="0"/>
                 <w:color w:val="1E293B"/>
-                <w:sz w:val="17"/>
+                <w:sz w:val="32"/>
               </w:rPr>
               <w:t>週末假日三</w:t>
             </w:r>
@@ -4624,11 +4624,11 @@
             </w:pPr>
             <w:r>
               <w:rPr>
-                <w:rFonts w:ascii="微軟正黑體" w:hAnsi="微軟正黑體" w:eastAsia="微軟正黑體"/>
+                <w:rFonts w:ascii="標楷體" w:hAnsi="標楷體" w:eastAsia="標楷體"/>
                 <w:b w:val="0"/>
                 <w:i w:val="0"/>
                 <w:color w:val="1E293B"/>
-                <w:sz w:val="17"/>
+                <w:sz w:val="32"/>
               </w:rPr>
               <w:t>10/24 (六) ~ 10/25 (日)</w:t>
             </w:r>
@@ -4652,11 +4652,11 @@
             </w:pPr>
             <w:r>
               <w:rPr>
-                <w:rFonts w:ascii="微軟正黑體" w:hAnsi="微軟正黑體" w:eastAsia="微軟正黑體"/>
+                <w:rFonts w:ascii="標楷體" w:hAnsi="標楷體" w:eastAsia="標楷體"/>
                 <w:b w:val="0"/>
                 <w:i w:val="0"/>
                 <w:color w:val="1E293B"/>
-                <w:sz w:val="17"/>
+                <w:sz w:val="32"/>
               </w:rPr>
               <w:t>假日自學增量</w:t>
             </w:r>
@@ -4680,11 +4680,11 @@
             </w:pPr>
             <w:r>
               <w:rPr>
-                <w:rFonts w:ascii="微軟正黑體" w:hAnsi="微軟正黑體" w:eastAsia="微軟正黑體"/>
+                <w:rFonts w:ascii="標楷體" w:hAnsi="標楷體" w:eastAsia="標楷體"/>
                 <w:b w:val="0"/>
                 <w:i w:val="0"/>
                 <w:color w:val="1E293B"/>
-                <w:sz w:val="17"/>
+                <w:sz w:val="32"/>
               </w:rPr>
               <w:t>【假日自主自學與朗讀增量 C...</w:t>
             </w:r>
@@ -4708,11 +4708,11 @@
             </w:pPr>
             <w:r>
               <w:rPr>
-                <w:rFonts w:ascii="微軟正黑體" w:hAnsi="微軟正黑體" w:eastAsia="微軟正黑體"/>
+                <w:rFonts w:ascii="標楷體" w:hAnsi="標楷體" w:eastAsia="標楷體"/>
                 <w:b w:val="0"/>
                 <w:i w:val="0"/>
                 <w:color w:val="1E293B"/>
-                <w:sz w:val="17"/>
+                <w:sz w:val="32"/>
               </w:rPr>
               <w:t>【週末自學指引】週末高強度增量：1. 完整全篇計時朗讀 12 遍；2. 舉辦「家庭台語朗讀成果會」，邀請長輩擔任評審評分；3. 錄製全篇錄影檔。</w:t>
             </w:r>
@@ -4736,11 +4736,11 @@
             </w:pPr>
             <w:r>
               <w:rPr>
-                <w:rFonts w:ascii="微軟正黑體" w:hAnsi="微軟正黑體" w:eastAsia="微軟正黑體"/>
+                <w:rFonts w:ascii="標楷體" w:hAnsi="標楷體" w:eastAsia="標楷體"/>
                 <w:b w:val="0"/>
                 <w:i w:val="0"/>
                 <w:color w:val="1E293B"/>
-                <w:sz w:val="17"/>
+                <w:sz w:val="32"/>
               </w:rPr>
               <w:t>【特優】如講故事般生動動人，台語純正自然；【優等】流暢但缺乏起伏；【尚可】仍有字音猶豫。</w:t>
             </w:r>
@@ -4764,11 +4764,11 @@
             </w:pPr>
             <w:r>
               <w:rPr>
-                <w:rFonts w:ascii="微軟正黑體" w:hAnsi="微軟正黑體" w:eastAsia="微軟正黑體"/>
+                <w:rFonts w:ascii="標楷體" w:hAnsi="標楷體" w:eastAsia="標楷體"/>
                 <w:b w:val="0"/>
                 <w:i w:val="0"/>
                 <w:color w:val="1E293B"/>
-                <w:sz w:val="17"/>
+                <w:sz w:val="32"/>
               </w:rPr>
               <w:t>［ ］優</w:t>
               <w:br/>
@@ -4797,11 +4797,11 @@
             </w:pPr>
             <w:r>
               <w:rPr>
-                <w:rFonts w:ascii="微軟正黑體" w:hAnsi="微軟正黑體" w:eastAsia="微軟正黑體"/>
+                <w:rFonts w:ascii="標楷體" w:hAnsi="標楷體" w:eastAsia="標楷體"/>
                 <w:b/>
                 <w:i w:val="0"/>
                 <w:color w:val="1E293B"/>
-                <w:sz w:val="17"/>
+                <w:sz w:val="32"/>
               </w:rPr>
               <w:t>Day 16</w:t>
             </w:r>
@@ -4826,11 +4826,11 @@
             </w:pPr>
             <w:r>
               <w:rPr>
-                <w:rFonts w:ascii="微軟正黑體" w:hAnsi="微軟正黑體" w:eastAsia="微軟正黑體"/>
+                <w:rFonts w:ascii="標楷體" w:hAnsi="標楷體" w:eastAsia="標楷體"/>
                 <w:b w:val="0"/>
                 <w:i w:val="0"/>
                 <w:color w:val="1E293B"/>
-                <w:sz w:val="17"/>
+                <w:sz w:val="32"/>
               </w:rPr>
               <w:t>10/26 (一)</w:t>
             </w:r>
@@ -4855,11 +4855,11 @@
             </w:pPr>
             <w:r>
               <w:rPr>
-                <w:rFonts w:ascii="微軟正黑體" w:hAnsi="微軟正黑體" w:eastAsia="微軟正黑體"/>
+                <w:rFonts w:ascii="標楷體" w:hAnsi="標楷體" w:eastAsia="標楷體"/>
                 <w:b w:val="0"/>
                 <w:i w:val="0"/>
                 <w:color w:val="1E293B"/>
-                <w:sz w:val="17"/>
+                <w:sz w:val="32"/>
               </w:rPr>
               <w:t>在校集訓</w:t>
             </w:r>
@@ -4884,11 +4884,11 @@
             </w:pPr>
             <w:r>
               <w:rPr>
-                <w:rFonts w:ascii="微軟正黑體" w:hAnsi="微軟正黑體" w:eastAsia="微軟正黑體"/>
+                <w:rFonts w:ascii="標楷體" w:hAnsi="標楷體" w:eastAsia="標楷體"/>
                 <w:b w:val="0"/>
                 <w:i w:val="0"/>
                 <w:color w:val="1E293B"/>
-                <w:sz w:val="17"/>
+                <w:sz w:val="32"/>
               </w:rPr>
               <w:t>競賽台規與上台禮儀：台語報號...</w:t>
             </w:r>
@@ -4913,11 +4913,11 @@
             </w:pPr>
             <w:r>
               <w:rPr>
-                <w:rFonts w:ascii="微軟正黑體" w:hAnsi="微軟正黑體" w:eastAsia="微軟正黑體"/>
+                <w:rFonts w:ascii="標楷體" w:hAnsi="標楷體" w:eastAsia="標楷體"/>
                 <w:b w:val="0"/>
                 <w:i w:val="0"/>
                 <w:color w:val="1E293B"/>
-                <w:sz w:val="17"/>
+                <w:sz w:val="32"/>
               </w:rPr>
               <w:t>台語競賽禮儀：步伐從容登台、向評判鞠躬 30 度問好、用流利台語報號與題目：「評判老師好，我是四年丙班第○號選手，今仔日我所欲朗讀的題目是——阿公變魔術」、朗讀完畢從容致謝「多謝評判老師」。</w:t>
             </w:r>
@@ -4942,11 +4942,11 @@
             </w:pPr>
             <w:r>
               <w:rPr>
-                <w:rFonts w:ascii="微軟正黑體" w:hAnsi="微軟正黑體" w:eastAsia="微軟正黑體"/>
+                <w:rFonts w:ascii="標楷體" w:hAnsi="標楷體" w:eastAsia="標楷體"/>
                 <w:b w:val="0"/>
                 <w:i w:val="0"/>
                 <w:color w:val="1E293B"/>
-                <w:sz w:val="17"/>
+                <w:sz w:val="32"/>
               </w:rPr>
               <w:t>儀態落落大方，步態穩健，台語報題聲音洪亮，禮貌周全。</w:t>
             </w:r>
@@ -4971,11 +4971,11 @@
             </w:pPr>
             <w:r>
               <w:rPr>
-                <w:rFonts w:ascii="微軟正黑體" w:hAnsi="微軟正黑體" w:eastAsia="微軟正黑體"/>
+                <w:rFonts w:ascii="標楷體" w:hAnsi="標楷體" w:eastAsia="標楷體"/>
                 <w:b w:val="0"/>
                 <w:i w:val="0"/>
                 <w:color w:val="1E293B"/>
-                <w:sz w:val="17"/>
+                <w:sz w:val="32"/>
               </w:rPr>
               <w:t>［ ］優</w:t>
               <w:br/>
@@ -5003,11 +5003,11 @@
             </w:pPr>
             <w:r>
               <w:rPr>
-                <w:rFonts w:ascii="微軟正黑體" w:hAnsi="微軟正黑體" w:eastAsia="微軟正黑體"/>
+                <w:rFonts w:ascii="標楷體" w:hAnsi="標楷體" w:eastAsia="標楷體"/>
                 <w:b/>
                 <w:i w:val="0"/>
                 <w:color w:val="1E293B"/>
-                <w:sz w:val="17"/>
+                <w:sz w:val="32"/>
               </w:rPr>
               <w:t>Day 17</w:t>
             </w:r>
@@ -5031,11 +5031,11 @@
             </w:pPr>
             <w:r>
               <w:rPr>
-                <w:rFonts w:ascii="微軟正黑體" w:hAnsi="微軟正黑體" w:eastAsia="微軟正黑體"/>
+                <w:rFonts w:ascii="標楷體" w:hAnsi="標楷體" w:eastAsia="標楷體"/>
                 <w:b w:val="0"/>
                 <w:i w:val="0"/>
                 <w:color w:val="1E293B"/>
-                <w:sz w:val="17"/>
+                <w:sz w:val="32"/>
               </w:rPr>
               <w:t>10/27 (二)</w:t>
             </w:r>
@@ -5059,11 +5059,11 @@
             </w:pPr>
             <w:r>
               <w:rPr>
-                <w:rFonts w:ascii="微軟正黑體" w:hAnsi="微軟正黑體" w:eastAsia="微軟正黑體"/>
+                <w:rFonts w:ascii="標楷體" w:hAnsi="標楷體" w:eastAsia="標楷體"/>
                 <w:b w:val="0"/>
                 <w:i w:val="0"/>
                 <w:color w:val="1E293B"/>
-                <w:sz w:val="17"/>
+                <w:sz w:val="32"/>
               </w:rPr>
               <w:t>在校集訓</w:t>
             </w:r>
@@ -5087,11 +5087,11 @@
             </w:pPr>
             <w:r>
               <w:rPr>
-                <w:rFonts w:ascii="微軟正黑體" w:hAnsi="微軟正黑體" w:eastAsia="微軟正黑體"/>
+                <w:rFonts w:ascii="標楷體" w:hAnsi="標楷體" w:eastAsia="標楷體"/>
                 <w:b w:val="0"/>
                 <w:i w:val="0"/>
                 <w:color w:val="1E293B"/>
-                <w:sz w:val="17"/>
+                <w:sz w:val="32"/>
               </w:rPr>
               <w:t>抗壓與干擾訓練：噪音適應與心...</w:t>
             </w:r>
@@ -5115,11 +5115,11 @@
             </w:pPr>
             <w:r>
               <w:rPr>
-                <w:rFonts w:ascii="微軟正黑體" w:hAnsi="微軟正黑體" w:eastAsia="微軟正黑體"/>
+                <w:rFonts w:ascii="標楷體" w:hAnsi="標楷體" w:eastAsia="標楷體"/>
                 <w:b w:val="0"/>
                 <w:i w:val="0"/>
                 <w:color w:val="1E293B"/>
-                <w:sz w:val="17"/>
+                <w:sz w:val="32"/>
               </w:rPr>
               <w:t>抗壓訓練：在朗讀過程中模擬突發狀況（如窗外噪音、評審翻卷聲、鈴聲干擾），訓練專注力與定力。不因外界干擾而分心或斷詞。</w:t>
             </w:r>
@@ -5143,11 +5143,11 @@
             </w:pPr>
             <w:r>
               <w:rPr>
-                <w:rFonts w:ascii="微軟正黑體" w:hAnsi="微軟正黑體" w:eastAsia="微軟正黑體"/>
+                <w:rFonts w:ascii="標楷體" w:hAnsi="標楷體" w:eastAsia="標楷體"/>
                 <w:b w:val="0"/>
                 <w:i w:val="0"/>
                 <w:color w:val="1E293B"/>
-                <w:sz w:val="17"/>
+                <w:sz w:val="32"/>
               </w:rPr>
               <w:t>抗干擾能力強，專注度百分之百，節奏沉穩不慌亂。</w:t>
             </w:r>
@@ -5171,11 +5171,11 @@
             </w:pPr>
             <w:r>
               <w:rPr>
-                <w:rFonts w:ascii="微軟正黑體" w:hAnsi="微軟正黑體" w:eastAsia="微軟正黑體"/>
+                <w:rFonts w:ascii="標楷體" w:hAnsi="標楷體" w:eastAsia="標楷體"/>
                 <w:b w:val="0"/>
                 <w:i w:val="0"/>
                 <w:color w:val="1E293B"/>
-                <w:sz w:val="17"/>
+                <w:sz w:val="32"/>
               </w:rPr>
               <w:t>［ ］優</w:t>
               <w:br/>
@@ -5204,11 +5204,11 @@
             </w:pPr>
             <w:r>
               <w:rPr>
-                <w:rFonts w:ascii="微軟正黑體" w:hAnsi="微軟正黑體" w:eastAsia="微軟正黑體"/>
+                <w:rFonts w:ascii="標楷體" w:hAnsi="標楷體" w:eastAsia="標楷體"/>
                 <w:b/>
                 <w:i w:val="0"/>
                 <w:color w:val="1E293B"/>
-                <w:sz w:val="17"/>
+                <w:sz w:val="32"/>
               </w:rPr>
               <w:t>Day 18</w:t>
             </w:r>
@@ -5233,11 +5233,11 @@
             </w:pPr>
             <w:r>
               <w:rPr>
-                <w:rFonts w:ascii="微軟正黑體" w:hAnsi="微軟正黑體" w:eastAsia="微軟正黑體"/>
+                <w:rFonts w:ascii="標楷體" w:hAnsi="標楷體" w:eastAsia="標楷體"/>
                 <w:b w:val="0"/>
                 <w:i w:val="0"/>
                 <w:color w:val="1E293B"/>
-                <w:sz w:val="17"/>
+                <w:sz w:val="32"/>
               </w:rPr>
               <w:t>10/28 (三)</w:t>
             </w:r>
@@ -5262,11 +5262,11 @@
             </w:pPr>
             <w:r>
               <w:rPr>
-                <w:rFonts w:ascii="微軟正黑體" w:hAnsi="微軟正黑體" w:eastAsia="微軟正黑體"/>
+                <w:rFonts w:ascii="標楷體" w:hAnsi="標楷體" w:eastAsia="標楷體"/>
                 <w:b w:val="0"/>
                 <w:i w:val="0"/>
                 <w:color w:val="1E293B"/>
-                <w:sz w:val="17"/>
+                <w:sz w:val="32"/>
               </w:rPr>
               <w:t>在校集訓</w:t>
             </w:r>
@@ -5291,11 +5291,11 @@
             </w:pPr>
             <w:r>
               <w:rPr>
-                <w:rFonts w:ascii="微軟正黑體" w:hAnsi="微軟正黑體" w:eastAsia="微軟正黑體"/>
+                <w:rFonts w:ascii="標楷體" w:hAnsi="標楷體" w:eastAsia="標楷體"/>
                 <w:b w:val="0"/>
                 <w:i w:val="0"/>
                 <w:color w:val="1E293B"/>
-                <w:sz w:val="17"/>
+                <w:sz w:val="32"/>
               </w:rPr>
               <w:t>2 分鐘鈴聲掌控特訓：從容完...</w:t>
             </w:r>
@@ -5320,11 +5320,11 @@
             </w:pPr>
             <w:r>
               <w:rPr>
-                <w:rFonts w:ascii="微軟正黑體" w:hAnsi="微軟正黑體" w:eastAsia="微軟正黑體"/>
+                <w:rFonts w:ascii="標楷體" w:hAnsi="標楷體" w:eastAsia="標楷體"/>
                 <w:b w:val="0"/>
                 <w:i w:val="0"/>
                 <w:color w:val="1E293B"/>
-                <w:sz w:val="17"/>
+                <w:sz w:val="32"/>
               </w:rPr>
               <w:t>比賽時間掌控：按簡章規定，限時 2 分鐘（一響鈴即立即下台）。學生全篇朗讀須在 1分40秒 至 1分48秒 內自然讀完，聞鈴前即已完美收尾致謝！</w:t>
             </w:r>
@@ -5349,11 +5349,11 @@
             </w:pPr>
             <w:r>
               <w:rPr>
-                <w:rFonts w:ascii="微軟正黑體" w:hAnsi="微軟正黑體" w:eastAsia="微軟正黑體"/>
+                <w:rFonts w:ascii="標楷體" w:hAnsi="標楷體" w:eastAsia="標楷體"/>
                 <w:b w:val="0"/>
                 <w:i w:val="0"/>
                 <w:color w:val="1E293B"/>
-                <w:sz w:val="17"/>
+                <w:sz w:val="32"/>
               </w:rPr>
               <w:t>時間控制完美（1分40秒~1分48秒），從容完篇，給評審極佳的專業印象。</w:t>
             </w:r>
@@ -5378,11 +5378,11 @@
             </w:pPr>
             <w:r>
               <w:rPr>
-                <w:rFonts w:ascii="微軟正黑體" w:hAnsi="微軟正黑體" w:eastAsia="微軟正黑體"/>
+                <w:rFonts w:ascii="標楷體" w:hAnsi="標楷體" w:eastAsia="標楷體"/>
                 <w:b w:val="0"/>
                 <w:i w:val="0"/>
                 <w:color w:val="1E293B"/>
-                <w:sz w:val="17"/>
+                <w:sz w:val="32"/>
               </w:rPr>
               <w:t>［ ］優</w:t>
               <w:br/>
@@ -5410,11 +5410,11 @@
             </w:pPr>
             <w:r>
               <w:rPr>
-                <w:rFonts w:ascii="微軟正黑體" w:hAnsi="微軟正黑體" w:eastAsia="微軟正黑體"/>
+                <w:rFonts w:ascii="標楷體" w:hAnsi="標楷體" w:eastAsia="標楷體"/>
                 <w:b/>
                 <w:i w:val="0"/>
                 <w:color w:val="1E293B"/>
-                <w:sz w:val="17"/>
+                <w:sz w:val="32"/>
               </w:rPr>
               <w:t>Day 19</w:t>
             </w:r>
@@ -5438,11 +5438,11 @@
             </w:pPr>
             <w:r>
               <w:rPr>
-                <w:rFonts w:ascii="微軟正黑體" w:hAnsi="微軟正黑體" w:eastAsia="微軟正黑體"/>
+                <w:rFonts w:ascii="標楷體" w:hAnsi="標楷體" w:eastAsia="標楷體"/>
                 <w:b w:val="0"/>
                 <w:i w:val="0"/>
                 <w:color w:val="1E293B"/>
-                <w:sz w:val="17"/>
+                <w:sz w:val="32"/>
               </w:rPr>
               <w:t>10/29 (四)</w:t>
             </w:r>
@@ -5466,11 +5466,11 @@
             </w:pPr>
             <w:r>
               <w:rPr>
-                <w:rFonts w:ascii="微軟正黑體" w:hAnsi="微軟正黑體" w:eastAsia="微軟正黑體"/>
+                <w:rFonts w:ascii="標楷體" w:hAnsi="標楷體" w:eastAsia="標楷體"/>
                 <w:b w:val="0"/>
                 <w:i w:val="0"/>
                 <w:color w:val="1E293B"/>
-                <w:sz w:val="17"/>
+                <w:sz w:val="32"/>
               </w:rPr>
               <w:t>在校集訓</w:t>
             </w:r>
@@ -5494,11 +5494,11 @@
             </w:pPr>
             <w:r>
               <w:rPr>
-                <w:rFonts w:ascii="微軟正黑體" w:hAnsi="微軟正黑體" w:eastAsia="微軟正黑體"/>
+                <w:rFonts w:ascii="標楷體" w:hAnsi="標楷體" w:eastAsia="標楷體"/>
                 <w:b w:val="0"/>
                 <w:i w:val="0"/>
                 <w:color w:val="1E293B"/>
-                <w:sz w:val="17"/>
+                <w:sz w:val="32"/>
               </w:rPr>
               <w:t>全真賽前模擬演練（活動中心校...</w:t>
             </w:r>
@@ -5522,11 +5522,11 @@
             </w:pPr>
             <w:r>
               <w:rPr>
-                <w:rFonts w:ascii="微軟正黑體" w:hAnsi="微軟正黑體" w:eastAsia="微軟正黑體"/>
+                <w:rFonts w:ascii="標楷體" w:hAnsi="標楷體" w:eastAsia="標楷體"/>
                 <w:b w:val="0"/>
                 <w:i w:val="0"/>
                 <w:color w:val="1E293B"/>
-                <w:sz w:val="17"/>
+                <w:sz w:val="32"/>
               </w:rPr>
               <w:t>實地走位模擬：前往活動中心校史室（比賽場地）進行全真走位與發聲練習。感受比賽場地的回音、光線與講台高度，消除陌生感。</w:t>
             </w:r>
@@ -5550,11 +5550,11 @@
             </w:pPr>
             <w:r>
               <w:rPr>
-                <w:rFonts w:ascii="微軟正黑體" w:hAnsi="微軟正黑體" w:eastAsia="微軟正黑體"/>
+                <w:rFonts w:ascii="標楷體" w:hAnsi="標楷體" w:eastAsia="標楷體"/>
                 <w:b w:val="0"/>
                 <w:i w:val="0"/>
                 <w:color w:val="1E293B"/>
-                <w:sz w:val="17"/>
+                <w:sz w:val="32"/>
               </w:rPr>
               <w:t>適應比賽場地，聲音能清晰傳達到最後一排，颱風沈著穩健。</w:t>
             </w:r>
@@ -5578,11 +5578,11 @@
             </w:pPr>
             <w:r>
               <w:rPr>
-                <w:rFonts w:ascii="微軟正黑體" w:hAnsi="微軟正黑體" w:eastAsia="微軟正黑體"/>
+                <w:rFonts w:ascii="標楷體" w:hAnsi="標楷體" w:eastAsia="標楷體"/>
                 <w:b w:val="0"/>
                 <w:i w:val="0"/>
                 <w:color w:val="1E293B"/>
-                <w:sz w:val="17"/>
+                <w:sz w:val="32"/>
               </w:rPr>
               <w:t>［ ］優</w:t>
               <w:br/>
@@ -5611,11 +5611,11 @@
             </w:pPr>
             <w:r>
               <w:rPr>
-                <w:rFonts w:ascii="微軟正黑體" w:hAnsi="微軟正黑體" w:eastAsia="微軟正黑體"/>
+                <w:rFonts w:ascii="標楷體" w:hAnsi="標楷體" w:eastAsia="標楷體"/>
                 <w:b/>
                 <w:i w:val="0"/>
                 <w:color w:val="1E293B"/>
-                <w:sz w:val="17"/>
+                <w:sz w:val="32"/>
               </w:rPr>
               <w:t>Day 20</w:t>
             </w:r>
@@ -5640,11 +5640,11 @@
             </w:pPr>
             <w:r>
               <w:rPr>
-                <w:rFonts w:ascii="微軟正黑體" w:hAnsi="微軟正黑體" w:eastAsia="微軟正黑體"/>
+                <w:rFonts w:ascii="標楷體" w:hAnsi="標楷體" w:eastAsia="標楷體"/>
                 <w:b w:val="0"/>
                 <w:i w:val="0"/>
                 <w:color w:val="1E293B"/>
-                <w:sz w:val="17"/>
+                <w:sz w:val="32"/>
               </w:rPr>
               <w:t>10/30 (五)</w:t>
             </w:r>
@@ -5669,11 +5669,11 @@
             </w:pPr>
             <w:r>
               <w:rPr>
-                <w:rFonts w:ascii="微軟正黑體" w:hAnsi="微軟正黑體" w:eastAsia="微軟正黑體"/>
+                <w:rFonts w:ascii="標楷體" w:hAnsi="標楷體" w:eastAsia="標楷體"/>
                 <w:b w:val="0"/>
                 <w:i w:val="0"/>
                 <w:color w:val="1E293B"/>
-                <w:sz w:val="17"/>
+                <w:sz w:val="32"/>
               </w:rPr>
               <w:t>在校集訓</w:t>
             </w:r>
@@ -5698,11 +5698,11 @@
             </w:pPr>
             <w:r>
               <w:rPr>
-                <w:rFonts w:ascii="微軟正黑體" w:hAnsi="微軟正黑體" w:eastAsia="微軟正黑體"/>
+                <w:rFonts w:ascii="標楷體" w:hAnsi="標楷體" w:eastAsia="標楷體"/>
                 <w:b w:val="0"/>
                 <w:i w:val="0"/>
                 <w:color w:val="1E293B"/>
-                <w:sz w:val="17"/>
+                <w:sz w:val="32"/>
               </w:rPr>
               <w:t>終極驗收、信心建立與出征授旗...</w:t>
             </w:r>
@@ -5727,11 +5727,11 @@
             </w:pPr>
             <w:r>
               <w:rPr>
-                <w:rFonts w:ascii="微軟正黑體" w:hAnsi="微軟正黑體" w:eastAsia="微軟正黑體"/>
+                <w:rFonts w:ascii="標楷體" w:hAnsi="標楷體" w:eastAsia="標楷體"/>
                 <w:b w:val="0"/>
                 <w:i w:val="0"/>
                 <w:color w:val="1E293B"/>
-                <w:sz w:val="17"/>
+                <w:sz w:val="32"/>
               </w:rPr>
               <w:t>終極出征檢閱：四年丙班全班同學為選手加油打氣。進行最後一次完美朗讀。導師頒發「出征授旗榮譽卡」，給予百分之百信心賦能！</w:t>
             </w:r>
@@ -5756,11 +5756,11 @@
             </w:pPr>
             <w:r>
               <w:rPr>
-                <w:rFonts w:ascii="微軟正黑體" w:hAnsi="微軟正黑體" w:eastAsia="微軟正黑體"/>
+                <w:rFonts w:ascii="標楷體" w:hAnsi="標楷體" w:eastAsia="標楷體"/>
                 <w:b w:val="0"/>
                 <w:i w:val="0"/>
                 <w:color w:val="1E293B"/>
-                <w:sz w:val="17"/>
+                <w:sz w:val="32"/>
               </w:rPr>
               <w:t>心態自信陽光，技藝純熟圓融，具備奪冠實力與大家風範。</w:t>
             </w:r>
@@ -5785,11 +5785,11 @@
             </w:pPr>
             <w:r>
               <w:rPr>
-                <w:rFonts w:ascii="微軟正黑體" w:hAnsi="微軟正黑體" w:eastAsia="微軟正黑體"/>
+                <w:rFonts w:ascii="標楷體" w:hAnsi="標楷體" w:eastAsia="標楷體"/>
                 <w:b w:val="0"/>
                 <w:i w:val="0"/>
                 <w:color w:val="1E293B"/>
-                <w:sz w:val="17"/>
+                <w:sz w:val="32"/>
               </w:rPr>
               <w:t>［ ］優</w:t>
               <w:br/>
@@ -5817,11 +5817,11 @@
             </w:pPr>
             <w:r>
               <w:rPr>
-                <w:rFonts w:ascii="微軟正黑體" w:hAnsi="微軟正黑體" w:eastAsia="微軟正黑體"/>
+                <w:rFonts w:ascii="標楷體" w:hAnsi="標楷體" w:eastAsia="標楷體"/>
                 <w:b/>
                 <w:i w:val="0"/>
                 <w:color w:val="1E293B"/>
-                <w:sz w:val="17"/>
+                <w:sz w:val="32"/>
               </w:rPr>
               <w:t>週末假日四</w:t>
             </w:r>
@@ -5845,11 +5845,11 @@
             </w:pPr>
             <w:r>
               <w:rPr>
-                <w:rFonts w:ascii="微軟正黑體" w:hAnsi="微軟正黑體" w:eastAsia="微軟正黑體"/>
+                <w:rFonts w:ascii="標楷體" w:hAnsi="標楷體" w:eastAsia="標楷體"/>
                 <w:b w:val="0"/>
                 <w:i w:val="0"/>
                 <w:color w:val="1E293B"/>
-                <w:sz w:val="17"/>
+                <w:sz w:val="32"/>
               </w:rPr>
               <w:t>10/31 (六) ~ 11/01 (日)</w:t>
             </w:r>
@@ -5873,11 +5873,11 @@
             </w:pPr>
             <w:r>
               <w:rPr>
-                <w:rFonts w:ascii="微軟正黑體" w:hAnsi="微軟正黑體" w:eastAsia="微軟正黑體"/>
+                <w:rFonts w:ascii="標楷體" w:hAnsi="標楷體" w:eastAsia="標楷體"/>
                 <w:b w:val="0"/>
                 <w:i w:val="0"/>
                 <w:color w:val="1E293B"/>
-                <w:sz w:val="17"/>
+                <w:sz w:val="32"/>
               </w:rPr>
               <w:t>假日自學增量</w:t>
             </w:r>
@@ -5901,11 +5901,11 @@
             </w:pPr>
             <w:r>
               <w:rPr>
-                <w:rFonts w:ascii="微軟正黑體" w:hAnsi="微軟正黑體" w:eastAsia="微軟正黑體"/>
+                <w:rFonts w:ascii="標楷體" w:hAnsi="標楷體" w:eastAsia="標楷體"/>
                 <w:b w:val="0"/>
                 <w:i w:val="0"/>
                 <w:color w:val="1E293B"/>
-                <w:sz w:val="17"/>
+                <w:sz w:val="32"/>
               </w:rPr>
               <w:t>【假日自主自學與朗讀增量 D...</w:t>
             </w:r>
@@ -5929,11 +5929,11 @@
             </w:pPr>
             <w:r>
               <w:rPr>
-                <w:rFonts w:ascii="微軟正黑體" w:hAnsi="微軟正黑體" w:eastAsia="微軟正黑體"/>
+                <w:rFonts w:ascii="標楷體" w:hAnsi="標楷體" w:eastAsia="標楷體"/>
                 <w:b w:val="0"/>
                 <w:i w:val="0"/>
                 <w:color w:val="1E293B"/>
-                <w:sz w:val="17"/>
+                <w:sz w:val="32"/>
               </w:rPr>
               <w:t>【週末自學指引】賽前最後週末：不宜過度過量耗費嗓子，轉為「潤讀與意念冥想」：全篇輕聲潤讀 5 遍，多喝溫水，充足睡眠。</w:t>
             </w:r>
@@ -5957,11 +5957,11 @@
             </w:pPr>
             <w:r>
               <w:rPr>
-                <w:rFonts w:ascii="微軟正黑體" w:hAnsi="微軟正黑體" w:eastAsia="微軟正黑體"/>
+                <w:rFonts w:ascii="標楷體" w:hAnsi="標楷體" w:eastAsia="標楷體"/>
                 <w:b w:val="0"/>
                 <w:i w:val="0"/>
                 <w:color w:val="1E293B"/>
-                <w:sz w:val="17"/>
+                <w:sz w:val="32"/>
               </w:rPr>
               <w:t>【特優】精神飽滿、嗓音明亮純淨、自信從容。</w:t>
             </w:r>
@@ -5985,11 +5985,11 @@
             </w:pPr>
             <w:r>
               <w:rPr>
-                <w:rFonts w:ascii="微軟正黑體" w:hAnsi="微軟正黑體" w:eastAsia="微軟正黑體"/>
+                <w:rFonts w:ascii="標楷體" w:hAnsi="標楷體" w:eastAsia="標楷體"/>
                 <w:b w:val="0"/>
                 <w:i w:val="0"/>
                 <w:color w:val="1E293B"/>
-                <w:sz w:val="17"/>
+                <w:sz w:val="32"/>
               </w:rPr>
               <w:t>［ ］優</w:t>
               <w:br/>
@@ -6377,6 +6377,10 @@
     <w:name w:val="Normal"/>
     <w:qFormat/>
     <w:rsid w:val="00FC693F"/>
+    <w:rPr>
+      <w:rFonts w:ascii="標楷體" w:hAnsi="標楷體" w:eastAsia="標楷體"/>
+      <w:sz w:val="32"/>
+    </w:rPr>
   </w:style>
   <w:style w:type="paragraph" w:styleId="Header">
     <w:name w:val="header"/>
